--- a/industry/pm-reference/physician-product-training.docx
+++ b/industry/pm-reference/physician-product-training.docx
@@ -13,113 +13,58 @@
       <w:r/>
     </w:p>
     <w:p>
+      <w:r/>
       <w:r>
         <w:rPr>
-          <w:rFonts w:ascii="Calibri" w:hAnsi="Calibri"/>
-          <w:sz w:val="22"/>
-        </w:rPr>
-      </w:r>
-      <w:r>
-        <w:rPr>
-          <w:rFonts w:ascii="Calibri" w:hAnsi="Calibri"/>
           <w:b/>
-          <w:sz w:val="22"/>
         </w:rPr>
         <w:t>Status:</w:t>
       </w:r>
       <w:r>
-        <w:rPr>
-          <w:rFonts w:ascii="Calibri" w:hAnsi="Calibri"/>
-          <w:sz w:val="22"/>
-        </w:rPr>
         <w:t xml:space="preserve"> DRAFT pending local Medical / Regulatory / Compliance clearance. Not for field use until approved.</w:t>
         <w:br/>
       </w:r>
+      <w:r/>
       <w:r>
         <w:rPr>
-          <w:rFonts w:ascii="Calibri" w:hAnsi="Calibri"/>
-          <w:sz w:val="22"/>
-        </w:rPr>
-      </w:r>
-      <w:r>
-        <w:rPr>
-          <w:rFonts w:ascii="Calibri" w:hAnsi="Calibri"/>
           <w:b/>
-          <w:sz w:val="22"/>
         </w:rPr>
         <w:t>Audience:</w:t>
       </w:r>
       <w:r>
-        <w:rPr>
-          <w:rFonts w:ascii="Calibri" w:hAnsi="Calibri"/>
-          <w:sz w:val="22"/>
-        </w:rPr>
         <w:t xml:space="preserve"> Internal field, MSL, and PM certification to detail Hong Kong hematologists.</w:t>
         <w:br/>
       </w:r>
+      <w:r/>
       <w:r>
         <w:rPr>
-          <w:rFonts w:ascii="Calibri" w:hAnsi="Calibri"/>
-          <w:sz w:val="22"/>
-        </w:rPr>
-      </w:r>
-      <w:r>
-        <w:rPr>
-          <w:rFonts w:ascii="Calibri" w:hAnsi="Calibri"/>
           <w:b/>
-          <w:sz w:val="22"/>
         </w:rPr>
         <w:t>Sensitivity:</w:t>
       </w:r>
       <w:r>
-        <w:rPr>
-          <w:rFonts w:ascii="Calibri" w:hAnsi="Calibri"/>
-          <w:sz w:val="22"/>
-        </w:rPr>
         <w:t xml:space="preserve"> Mid — approved-piece localization + published evidence + HK PI. No patient-level data.</w:t>
         <w:br/>
       </w:r>
+      <w:r/>
       <w:r>
         <w:rPr>
-          <w:rFonts w:ascii="Calibri" w:hAnsi="Calibri"/>
-          <w:sz w:val="22"/>
-        </w:rPr>
-      </w:r>
-      <w:r>
-        <w:rPr>
-          <w:rFonts w:ascii="Calibri" w:hAnsi="Calibri"/>
           <w:b/>
-          <w:sz w:val="22"/>
         </w:rPr>
         <w:t>Revision date:</w:t>
       </w:r>
       <w:r>
-        <w:rPr>
-          <w:rFonts w:ascii="Calibri" w:hAnsi="Calibri"/>
-          <w:sz w:val="22"/>
-        </w:rPr>
         <w:t xml:space="preserve"> 2026-08-25 (v2)</w:t>
         <w:br/>
       </w:r>
+      <w:r/>
       <w:r>
         <w:rPr>
-          <w:rFonts w:ascii="Calibri" w:hAnsi="Calibri"/>
-          <w:sz w:val="22"/>
-        </w:rPr>
-      </w:r>
-      <w:r>
-        <w:rPr>
-          <w:rFonts w:ascii="Calibri" w:hAnsi="Calibri"/>
           <w:b/>
-          <w:sz w:val="22"/>
         </w:rPr>
         <w:t>Meeting:</w:t>
       </w:r>
       <w:r>
-        <w:rPr>
-          <w:rFonts w:ascii="Calibri" w:hAnsi="Calibri"/>
-          <w:sz w:val="22"/>
-        </w:rPr>
         <w:t xml:space="preserve"> Wednesday 26 Aug 2026 — use </w:t>
       </w:r>
       <w:hyperlink r:id="rId11">
@@ -132,46 +77,50 @@
         </w:r>
       </w:hyperlink>
       <w:r>
-        <w:rPr>
-          <w:rFonts w:ascii="Calibri" w:hAnsi="Calibri"/>
-          <w:sz w:val="22"/>
-        </w:rPr>
         <w:t xml:space="preserve"> as the run-of-show.</w:t>
         <w:br/>
       </w:r>
+      <w:r/>
       <w:r>
         <w:rPr>
-          <w:rFonts w:ascii="Calibri" w:hAnsi="Calibri"/>
-          <w:sz w:val="22"/>
-        </w:rPr>
-      </w:r>
-      <w:r>
-        <w:rPr>
-          <w:rFonts w:ascii="Calibri" w:hAnsi="Calibri"/>
           <w:b/>
-          <w:sz w:val="22"/>
         </w:rPr>
         <w:t>What changed in v2:</w:t>
       </w:r>
       <w:r>
+        <w:t xml:space="preserve"> Closed library gaps — year-1 PROUD-PV honesty, trial safety, EFS ≠ OS, AMWG overlay, gated Low-PV, HIDAT/do-not-use certification. Still no ET/MF/pregnancy promo.</w:t>
+        <w:br/>
+      </w:r>
+      <w:r/>
+      <w:r>
         <w:rPr>
-          <w:rFonts w:ascii="Calibri" w:hAnsi="Calibri"/>
-          <w:sz w:val="22"/>
+          <w:b/>
         </w:rPr>
-        <w:t xml:space="preserve"> Closed library gaps — year-1 PROUD-PV honesty, trial safety, EFS ≠ OS, AMWG overlay, gated Low-PV, HIDAT/do-not-use certification. Still no ET/MF/pregnancy promo.</w:t>
+        <w:t>What changed after the full brochure:</w:t>
+      </w:r>
+      <w:r>
+        <w:t xml:space="preserve"> Training now maps the leave-behind’s 5-year CHR graph, </w:t>
       </w:r>
       <w:r>
         <w:rPr>
-          <w:rFonts w:ascii="Calibri" w:hAnsi="Calibri"/>
-          <w:sz w:val="22"/>
+          <w:b/>
         </w:rPr>
+        <w:t>84.3% ever-CHR</w:t>
+      </w:r>
+      <w:r>
+        <w:t xml:space="preserve">, JAK2 </w:t>
       </w:r>
       <w:r>
         <w:rPr>
-          <w:rFonts w:ascii="Calibri" w:hAnsi="Calibri"/>
-          <w:sz w:val="22"/>
+          <w:b/>
         </w:rPr>
-      </w:r>
+        <w:t>8% vs 44%</w:t>
+      </w:r>
+      <w:r>
+        <w:t>, 36-month AE table, and PI page so field does not contradict the handout.</w:t>
+      </w:r>
+      <w:r/>
+      <w:r/>
     </w:p>
     <w:p>
       <w:pPr>
@@ -408,41 +357,68 @@
           </w:tcPr>
           <w:p>
             <w:r>
-              <w:t>Named RCT numbers for comparative claims vs HU / best available therapy (BAT)</w:t>
+              <w:t>Named RCT numbers for comparative claims vs HU / BAT</w:t>
+            </w:r>
+          </w:p>
+        </w:tc>
+      </w:tr>
+      <w:tr>
+        <w:tc>
+          <w:tcPr>
+            <w:tcW w:type="dxa" w:w="3216"/>
+          </w:tcPr>
+          <w:p>
+            <w:r>
+              <w:rPr>
+                <w:b/>
+              </w:rPr>
+              <w:t>E — Physician brochure (this leave-behind)</w:t>
+            </w:r>
+          </w:p>
+        </w:tc>
+        <w:tc>
+          <w:tcPr>
+            <w:tcW w:type="dxa" w:w="3216"/>
+          </w:tcPr>
+          <w:p>
+            <w:r>
+              <w:t>EFFICACY / SAFETY / OTHER INFO tabbed piece (CHR 5-year graph, JAK2 VAF, EFS KM, 36-month AE table, PI)</w:t>
+            </w:r>
+          </w:p>
+        </w:tc>
+        <w:tc>
+          <w:tcPr>
+            <w:tcW w:type="dxa" w:w="3216"/>
+          </w:tcPr>
+          <w:p>
+            <w:r>
+              <w:t xml:space="preserve">HCP handout — training is the </w:t>
+            </w:r>
+            <w:r>
+              <w:rPr>
+                <w:b/>
+              </w:rPr>
+              <w:t>translation layer</w:t>
+            </w:r>
+            <w:r>
+              <w:t xml:space="preserve"> ; see brochure map</w:t>
             </w:r>
           </w:p>
         </w:tc>
       </w:tr>
     </w:tbl>
     <w:p>
-      <w:r>
-        <w:rPr>
-          <w:rFonts w:ascii="Calibri" w:hAnsi="Calibri"/>
-          <w:sz w:val="22"/>
-        </w:rPr>
-      </w:r>
+      <w:r/>
     </w:p>
     <w:p>
+      <w:r/>
       <w:r>
         <w:rPr>
-          <w:rFonts w:ascii="Calibri" w:hAnsi="Calibri"/>
-          <w:sz w:val="22"/>
-        </w:rPr>
-      </w:r>
-      <w:r>
-        <w:rPr>
-          <w:rFonts w:ascii="Calibri" w:hAnsi="Calibri"/>
           <w:b/>
-          <w:sz w:val="22"/>
         </w:rPr>
         <w:t>Deliverables in this revision</w:t>
       </w:r>
-      <w:r>
-        <w:rPr>
-          <w:rFonts w:ascii="Calibri" w:hAnsi="Calibri"/>
-          <w:sz w:val="22"/>
-        </w:rPr>
-      </w:r>
+      <w:r/>
     </w:p>
     <w:tbl>
       <w:tblPr>
@@ -532,7 +508,7 @@
               <w:rPr>
                 <w:b/>
               </w:rPr>
-              <w:t>Tomorrow’s 1-pager</w:t>
+              <w:t>Today’s 1-pager</w:t>
             </w:r>
           </w:p>
         </w:tc>
@@ -616,7 +592,10 @@
           </w:tcPr>
           <w:p>
             <w:r>
-              <w:t>Library gaps (why v2 exists)</w:t>
+              <w:rPr>
+                <w:b/>
+              </w:rPr>
+              <w:t>Brochure vs training map</w:t>
             </w:r>
           </w:p>
         </w:tc>
@@ -626,6 +605,37 @@
           </w:tcPr>
           <w:p>
             <w:hyperlink r:id="rId16">
+              <w:r>
+                <w:rPr>
+                  <w:color w:val="0000EE"/>
+                  <w:u w:val="single"/>
+                </w:rPr>
+                <w:t>physician-product-training-brochure-map.md</w:t>
+              </w:r>
+            </w:hyperlink>
+            <w:r>
+              <w:t xml:space="preserve"> — why 84.3% / the 5-year graph / JAK2 8% vs 44% are not the same as PI 43.1% and 54.5%</w:t>
+            </w:r>
+          </w:p>
+        </w:tc>
+      </w:tr>
+      <w:tr>
+        <w:tc>
+          <w:tcPr>
+            <w:tcW w:type="dxa" w:w="4824"/>
+          </w:tcPr>
+          <w:p>
+            <w:r>
+              <w:t>Library gaps (why v2 exists)</w:t>
+            </w:r>
+          </w:p>
+        </w:tc>
+        <w:tc>
+          <w:tcPr>
+            <w:tcW w:type="dxa" w:w="4824"/>
+          </w:tcPr>
+          <w:p>
+            <w:hyperlink r:id="rId17">
               <w:r>
                 <w:rPr>
                   <w:color w:val="0000EE"/>
@@ -653,7 +663,7 @@
             <w:tcW w:type="dxa" w:w="4824"/>
           </w:tcPr>
           <w:p>
-            <w:hyperlink r:id="rId17">
+            <w:hyperlink r:id="rId18">
               <w:r>
                 <w:rPr>
                   <w:color w:val="0000EE"/>
@@ -679,56 +689,29 @@
       </w:tr>
     </w:tbl>
     <w:p>
-      <w:r>
-        <w:rPr>
-          <w:rFonts w:ascii="Calibri" w:hAnsi="Calibri"/>
-          <w:sz w:val="22"/>
-        </w:rPr>
-      </w:r>
+      <w:r/>
     </w:p>
     <w:p>
+      <w:r/>
       <w:r>
         <w:rPr>
-          <w:rFonts w:ascii="Calibri" w:hAnsi="Calibri"/>
-          <w:sz w:val="22"/>
-        </w:rPr>
-      </w:r>
-      <w:r>
-        <w:rPr>
-          <w:rFonts w:ascii="Calibri" w:hAnsi="Calibri"/>
           <w:b/>
-          <w:sz w:val="22"/>
         </w:rPr>
         <w:t>Do not</w:t>
       </w:r>
       <w:r>
+        <w:t xml:space="preserve"> treat Piece A/B/E as a substitute for HK PI. NCCN is a </w:t>
+      </w:r>
+      <w:r>
         <w:rPr>
-          <w:rFonts w:ascii="Calibri" w:hAnsi="Calibri"/>
-          <w:sz w:val="22"/>
-        </w:rPr>
-        <w:t xml:space="preserve"> treat Piece A/B as a substitute for HK PI. NCCN is a </w:t>
-      </w:r>
-      <w:r>
-        <w:rPr>
-          <w:rFonts w:ascii="Calibri" w:hAnsi="Calibri"/>
           <w:b/>
-          <w:sz w:val="22"/>
         </w:rPr>
         <w:t>US</w:t>
       </w:r>
       <w:r>
-        <w:rPr>
-          <w:rFonts w:ascii="Calibri" w:hAnsi="Calibri"/>
-          <w:sz w:val="22"/>
-        </w:rPr>
         <w:t xml:space="preserve"> guideline. Hong Kong prescribing follows the local indication, not NCCN category ranking.</w:t>
       </w:r>
-      <w:r>
-        <w:rPr>
-          <w:rFonts w:ascii="Calibri" w:hAnsi="Calibri"/>
-          <w:sz w:val="22"/>
-        </w:rPr>
-      </w:r>
+      <w:r/>
     </w:p>
     <w:p>
       <w:pPr>
@@ -736,12 +719,7 @@
           <w:bottom w:val="single" w:sz="6" w:space="1" w:color="auto"/>
         </w:pBdr>
       </w:pPr>
-      <w:r>
-        <w:rPr>
-          <w:rFonts w:ascii="Calibri" w:hAnsi="Calibri"/>
-          <w:sz w:val="22"/>
-        </w:rPr>
-      </w:r>
+      <w:r/>
     </w:p>
     <w:p>
       <w:pPr>
@@ -753,143 +731,165 @@
       <w:r/>
     </w:p>
     <w:p>
+      <w:r/>
       <w:r>
         <w:rPr>
-          <w:rFonts w:ascii="Calibri" w:hAnsi="Calibri"/>
-          <w:sz w:val="22"/>
-        </w:rPr>
-      </w:r>
-      <w:r>
-        <w:rPr>
-          <w:rFonts w:ascii="Calibri" w:hAnsi="Calibri"/>
           <w:b/>
-          <w:sz w:val="22"/>
         </w:rPr>
         <w:t>Do</w:t>
       </w:r>
       <w:r>
+        <w:t xml:space="preserve"> run disease-first, then </w:t>
+      </w:r>
+      <w:r>
         <w:rPr>
-          <w:rFonts w:ascii="Calibri" w:hAnsi="Calibri"/>
-          <w:sz w:val="22"/>
-        </w:rPr>
-        <w:t xml:space="preserve"> run disease-first, then </w:t>
-      </w:r>
-      <w:r>
-        <w:rPr>
-          <w:rFonts w:ascii="Calibri" w:hAnsi="Calibri"/>
           <w:b/>
-          <w:sz w:val="22"/>
         </w:rPr>
         <w:t>say the year-1 miss before the 6-year win</w:t>
       </w:r>
       <w:r>
+        <w:t xml:space="preserve">, then safety, then HK PI. If you are </w:t>
+      </w:r>
+      <w:r>
         <w:rPr>
-          <w:rFonts w:ascii="Calibri" w:hAnsi="Calibri"/>
-          <w:sz w:val="22"/>
+          <w:b/>
         </w:rPr>
-        <w:t xml:space="preserve">, then safety, then HK PI. </w:t>
+        <w:t>handing the full physician brochure</w:t>
+      </w:r>
+      <w:r>
+        <w:t xml:space="preserve"> (EFFICACY / SAFETY / OTHER INFO tabs), walk those pages and use </w:t>
+      </w:r>
+      <w:hyperlink r:id="rId16">
+        <w:r>
+          <w:rPr>
+            <w:color w:val="0000EE"/>
+            <w:u w:val="single"/>
+          </w:rPr>
+          <w:t>physician-product-training-brochure-map.md</w:t>
+        </w:r>
+      </w:hyperlink>
+      <w:r>
+        <w:t xml:space="preserve"> as the translation layer. </w:t>
       </w:r>
       <w:r>
         <w:rPr>
-          <w:rFonts w:ascii="Calibri" w:hAnsi="Calibri"/>
           <w:b/>
-          <w:sz w:val="22"/>
         </w:rPr>
         <w:t>Do not</w:t>
       </w:r>
       <w:r>
-        <w:rPr>
-          <w:rFonts w:ascii="Calibri" w:hAnsi="Calibri"/>
-          <w:sz w:val="22"/>
-        </w:rPr>
         <w:t xml:space="preserve"> import HIDAT, Pegasys superiority, ET/MF, pregnancy, or the Novartis early-MF PDF (</w:t>
       </w:r>
       <w:r>
         <w:rPr>
           <w:rFonts w:ascii="Courier" w:hAnsi="Courier"/>
-          <w:sz w:val="22"/>
         </w:rPr>
         <w:t>20230508162013_1_slideshow.pdf</w:t>
       </w:r>
       <w:r>
-        <w:rPr>
-          <w:rFonts w:ascii="Calibri" w:hAnsi="Calibri"/>
-          <w:sz w:val="22"/>
-        </w:rPr>
         <w:t>).</w:t>
       </w:r>
-      <w:r>
-        <w:rPr>
-          <w:rFonts w:ascii="Calibri" w:hAnsi="Calibri"/>
-          <w:sz w:val="22"/>
-        </w:rPr>
-      </w:r>
+      <w:r/>
     </w:p>
     <w:p>
+      <w:r/>
       <w:r>
         <w:rPr>
-          <w:rFonts w:ascii="Calibri" w:hAnsi="Calibri"/>
-          <w:sz w:val="22"/>
+          <w:b/>
         </w:rPr>
+        <w:t>The brochure and this training are the same trials, different analyses.</w:t>
+      </w:r>
+      <w:r>
+        <w:t xml:space="preserve"> The leave-behind graph (~62% vs ~75% at month 12; ~73% at month 60) and </w:t>
       </w:r>
       <w:r>
         <w:rPr>
-          <w:rFonts w:ascii="Calibri" w:hAnsi="Calibri"/>
           <w:b/>
-          <w:sz w:val="22"/>
+        </w:rPr>
+        <w:t>84.3% (107/127) ever-CHR</w:t>
+      </w:r>
+      <w:r>
+        <w:t xml:space="preserve"> will contradict the PI primary (</w:t>
+      </w:r>
+      <w:r>
+        <w:rPr>
+          <w:b/>
+        </w:rPr>
+        <w:t>43.1% vs 46%</w:t>
+      </w:r>
+      <w:r>
+        <w:t xml:space="preserve"> at 12 months; </w:t>
+      </w:r>
+      <w:r>
+        <w:rPr>
+          <w:b/>
+        </w:rPr>
+        <w:t>54.5% vs 34.9%</w:t>
+      </w:r>
+      <w:r>
+        <w:t xml:space="preserve"> at 72 months) unless you </w:t>
+      </w:r>
+      <w:r>
+        <w:rPr>
+          <w:b/>
+        </w:rPr>
+        <w:t>name the analysis out loud</w:t>
+      </w:r>
+      <w:r>
+        <w:t>.</w:t>
+      </w:r>
+      <w:r/>
+    </w:p>
+    <w:p>
+      <w:r/>
+      <w:r>
+        <w:rPr>
+          <w:b/>
         </w:rPr>
         <w:t>Session length:</w:t>
       </w:r>
       <w:r>
+        <w:t xml:space="preserve"> Facilitator section times below are for </w:t>
+      </w:r>
+      <w:r>
         <w:rPr>
-          <w:rFonts w:ascii="Calibri" w:hAnsi="Calibri"/>
-          <w:sz w:val="22"/>
+          <w:b/>
         </w:rPr>
-        <w:t xml:space="preserve"> 60 minutes (see meeting brief). Low-PV is </w:t>
+        <w:t>full certification</w:t>
+      </w:r>
+      <w:r>
+        <w:t xml:space="preserve">. Today compresses to </w:t>
       </w:r>
       <w:r>
         <w:rPr>
-          <w:rFonts w:ascii="Calibri" w:hAnsi="Calibri"/>
           <w:b/>
-          <w:sz w:val="22"/>
+        </w:rPr>
+        <w:t>60 minutes</w:t>
+      </w:r>
+      <w:r>
+        <w:t xml:space="preserve"> — use the meeting brief, not every minute mark in this file. Low-PV is </w:t>
+      </w:r>
+      <w:r>
+        <w:rPr>
+          <w:b/>
         </w:rPr>
         <w:t>gated</w:t>
       </w:r>
       <w:r>
-        <w:rPr>
-          <w:rFonts w:ascii="Calibri" w:hAnsi="Calibri"/>
-          <w:sz w:val="22"/>
-        </w:rPr>
         <w:t xml:space="preserve"> — core slide only if Medical says yes in the room.</w:t>
         <w:br/>
       </w:r>
+      <w:r/>
       <w:r>
         <w:rPr>
-          <w:rFonts w:ascii="Calibri" w:hAnsi="Calibri"/>
-          <w:sz w:val="22"/>
-        </w:rPr>
-      </w:r>
-      <w:r>
-        <w:rPr>
-          <w:rFonts w:ascii="Calibri" w:hAnsi="Calibri"/>
           <w:b/>
-          <w:sz w:val="22"/>
         </w:rPr>
         <w:t>HKAPI:</w:t>
       </w:r>
       <w:r>
-        <w:rPr>
-          <w:rFonts w:ascii="Calibri" w:hAnsi="Calibri"/>
-          <w:sz w:val="22"/>
-        </w:rPr>
         <w:t xml:space="preserve"> If an HCP is present, ≥ two-thirds genuine scientific content; hospitality within Code caps; abbreviated PI on every leave-behind.</w:t>
       </w:r>
-      <w:r>
-        <w:rPr>
-          <w:rFonts w:ascii="Calibri" w:hAnsi="Calibri"/>
-          <w:sz w:val="22"/>
-        </w:rPr>
-      </w:r>
+      <w:r/>
     </w:p>
     <w:p>
       <w:pPr>
@@ -897,12 +897,7 @@
           <w:bottom w:val="single" w:sz="6" w:space="1" w:color="auto"/>
         </w:pBdr>
       </w:pPr>
-      <w:r>
-        <w:rPr>
-          <w:rFonts w:ascii="Calibri" w:hAnsi="Calibri"/>
-          <w:sz w:val="22"/>
-        </w:rPr>
-      </w:r>
+      <w:r/>
     </w:p>
     <w:p>
       <w:pPr>
@@ -920,25 +915,11 @@
         <w:spacing w:line="240" w:lineRule="auto"/>
         <w:ind w:left="720"/>
       </w:pPr>
-      <w:r>
-        <w:rPr>
-          <w:rFonts w:ascii="Calibri" w:hAnsi="Calibri"/>
-          <w:sz w:val="22"/>
-        </w:rPr>
-      </w:r>
-      <w:r>
-        <w:rPr>
-          <w:rFonts w:ascii="Calibri" w:hAnsi="Calibri"/>
-          <w:sz w:val="22"/>
-        </w:rPr>
+      <w:r/>
+      <w:r>
         <w:t>Place polycythemia vera (PV) inside myeloproliferative neoplasms (MPNs) without promoting essential thrombocythemia (ET) or primary myelofibrosis (PMF).</w:t>
       </w:r>
-      <w:r>
-        <w:rPr>
-          <w:rFonts w:ascii="Calibri" w:hAnsi="Calibri"/>
-          <w:sz w:val="22"/>
-        </w:rPr>
-      </w:r>
+      <w:r/>
     </w:p>
     <w:p>
       <w:pPr>
@@ -946,25 +927,11 @@
         <w:spacing w:line="240" w:lineRule="auto"/>
         <w:ind w:left="720"/>
       </w:pPr>
-      <w:r>
-        <w:rPr>
-          <w:rFonts w:ascii="Calibri" w:hAnsi="Calibri"/>
-          <w:sz w:val="22"/>
-        </w:rPr>
-      </w:r>
-      <w:r>
-        <w:rPr>
-          <w:rFonts w:ascii="Calibri" w:hAnsi="Calibri"/>
-          <w:sz w:val="22"/>
-        </w:rPr>
+      <w:r/>
+      <w:r>
         <w:t>Walk a hematologist through WHO 2016 PV criteria, JAK2 biology, risk (age / thrombosis), and treatment goals using Piece A.</w:t>
       </w:r>
-      <w:r>
-        <w:rPr>
-          <w:rFonts w:ascii="Calibri" w:hAnsi="Calibri"/>
-          <w:sz w:val="22"/>
-        </w:rPr>
-      </w:r>
+      <w:r/>
     </w:p>
     <w:p>
       <w:pPr>
@@ -972,70 +939,38 @@
         <w:spacing w:line="240" w:lineRule="auto"/>
         <w:ind w:left="720"/>
       </w:pPr>
+      <w:r/>
+      <w:r>
+        <w:t xml:space="preserve">Place </w:t>
+      </w:r>
       <w:r>
         <w:rPr>
-          <w:rFonts w:ascii="Calibri" w:hAnsi="Calibri"/>
-          <w:sz w:val="22"/>
-        </w:rPr>
-      </w:r>
-      <w:r>
-        <w:rPr>
-          <w:rFonts w:ascii="Calibri" w:hAnsi="Calibri"/>
-          <w:sz w:val="22"/>
-        </w:rPr>
-        <w:t xml:space="preserve">Place </w:t>
-      </w:r>
-      <w:r>
-        <w:rPr>
-          <w:rFonts w:ascii="Calibri" w:hAnsi="Calibri"/>
           <w:b/>
-          <w:sz w:val="22"/>
         </w:rPr>
         <w:t>NCCN (US)</w:t>
       </w:r>
       <w:r>
+        <w:t xml:space="preserve"> and </w:t>
+      </w:r>
+      <w:r>
         <w:rPr>
-          <w:rFonts w:ascii="Calibri" w:hAnsi="Calibri"/>
-          <w:sz w:val="22"/>
-        </w:rPr>
-        <w:t xml:space="preserve"> and </w:t>
-      </w:r>
-      <w:r>
-        <w:rPr>
-          <w:rFonts w:ascii="Calibri" w:hAnsi="Calibri"/>
           <w:b/>
-          <w:sz w:val="22"/>
         </w:rPr>
         <w:t>AMWG 2023 (Asia)</w:t>
       </w:r>
       <w:r>
+        <w:t xml:space="preserve"> as scientific context, then restate the </w:t>
+      </w:r>
+      <w:r>
         <w:rPr>
-          <w:rFonts w:ascii="Calibri" w:hAnsi="Calibri"/>
-          <w:sz w:val="22"/>
-        </w:rPr>
-        <w:t xml:space="preserve"> as scientific context, then restate the </w:t>
-      </w:r>
-      <w:r>
-        <w:rPr>
-          <w:rFonts w:ascii="Calibri" w:hAnsi="Calibri"/>
           <w:b/>
-          <w:sz w:val="22"/>
         </w:rPr>
         <w:t>HK indication</w:t>
       </w:r>
       <w:r>
-        <w:rPr>
-          <w:rFonts w:ascii="Calibri" w:hAnsi="Calibri"/>
-          <w:sz w:val="22"/>
-        </w:rPr>
         <w:t>.</w:t>
       </w:r>
-      <w:r>
-        <w:rPr>
-          <w:rFonts w:ascii="Calibri" w:hAnsi="Calibri"/>
-          <w:sz w:val="22"/>
-        </w:rPr>
-      </w:r>
+      <w:r/>
     </w:p>
     <w:p>
       <w:pPr>
@@ -1043,55 +978,29 @@
         <w:spacing w:line="240" w:lineRule="auto"/>
         <w:ind w:left="720"/>
       </w:pPr>
+      <w:r/>
+      <w:r>
+        <w:t xml:space="preserve">Quote year-1 PROUD-PV </w:t>
+      </w:r>
       <w:r>
         <w:rPr>
-          <w:rFonts w:ascii="Calibri" w:hAnsi="Calibri"/>
-          <w:sz w:val="22"/>
-        </w:rPr>
-      </w:r>
-      <w:r>
-        <w:rPr>
-          <w:rFonts w:ascii="Calibri" w:hAnsi="Calibri"/>
-          <w:sz w:val="22"/>
-        </w:rPr>
-        <w:t xml:space="preserve">Quote year-1 PROUD-PV </w:t>
-      </w:r>
-      <w:r>
-        <w:rPr>
-          <w:rFonts w:ascii="Calibri" w:hAnsi="Calibri"/>
           <w:b/>
-          <w:sz w:val="22"/>
         </w:rPr>
         <w:t>honestly</w:t>
       </w:r>
       <w:r>
+        <w:t xml:space="preserve"> (43% vs 46%, NS) </w:t>
+      </w:r>
+      <w:r>
         <w:rPr>
-          <w:rFonts w:ascii="Calibri" w:hAnsi="Calibri"/>
-          <w:sz w:val="22"/>
-        </w:rPr>
-        <w:t xml:space="preserve"> (43% vs 46%, NS) </w:t>
-      </w:r>
-      <w:r>
-        <w:rPr>
-          <w:rFonts w:ascii="Calibri" w:hAnsi="Calibri"/>
           <w:b/>
-          <w:sz w:val="22"/>
         </w:rPr>
         <w:t>then</w:t>
       </w:r>
       <w:r>
-        <w:rPr>
-          <w:rFonts w:ascii="Calibri" w:hAnsi="Calibri"/>
-          <w:sz w:val="22"/>
-        </w:rPr>
         <w:t xml:space="preserve"> 72-month CHR and EFS from named studies.</w:t>
       </w:r>
-      <w:r>
-        <w:rPr>
-          <w:rFonts w:ascii="Calibri" w:hAnsi="Calibri"/>
-          <w:sz w:val="22"/>
-        </w:rPr>
-      </w:r>
+      <w:r/>
     </w:p>
     <w:p>
       <w:pPr>
@@ -1099,25 +1008,11 @@
         <w:spacing w:line="240" w:lineRule="auto"/>
         <w:ind w:left="720"/>
       </w:pPr>
-      <w:r>
-        <w:rPr>
-          <w:rFonts w:ascii="Calibri" w:hAnsi="Calibri"/>
-          <w:sz w:val="22"/>
-        </w:rPr>
-      </w:r>
-      <w:r>
-        <w:rPr>
-          <w:rFonts w:ascii="Calibri" w:hAnsi="Calibri"/>
-          <w:sz w:val="22"/>
-        </w:rPr>
+      <w:r/>
+      <w:r>
         <w:t>Counsel trial safety (grade ≥3 similar to HU; more IFN-class discontinuations) without attacking HU.</w:t>
       </w:r>
-      <w:r>
-        <w:rPr>
-          <w:rFonts w:ascii="Calibri" w:hAnsi="Calibri"/>
-          <w:sz w:val="22"/>
-        </w:rPr>
-      </w:r>
+      <w:r/>
     </w:p>
     <w:p>
       <w:pPr>
@@ -1125,25 +1020,11 @@
         <w:spacing w:line="240" w:lineRule="auto"/>
         <w:ind w:left="720"/>
       </w:pPr>
-      <w:r>
-        <w:rPr>
-          <w:rFonts w:ascii="Calibri" w:hAnsi="Calibri"/>
-          <w:sz w:val="22"/>
-        </w:rPr>
-      </w:r>
-      <w:r>
-        <w:rPr>
-          <w:rFonts w:ascii="Calibri" w:hAnsi="Calibri"/>
-          <w:sz w:val="22"/>
-        </w:rPr>
+      <w:r/>
+      <w:r>
         <w:t>Handle Pegasys / China ropeg / HIDAT / “it failed at one year” without IFN-to-IFN superiority or off-label dosing.</w:t>
       </w:r>
-      <w:r>
-        <w:rPr>
-          <w:rFonts w:ascii="Calibri" w:hAnsi="Calibri"/>
-          <w:sz w:val="22"/>
-        </w:rPr>
-      </w:r>
+      <w:r/>
     </w:p>
     <w:p>
       <w:pPr>
@@ -1151,46 +1032,21 @@
         <w:spacing w:line="240" w:lineRule="auto"/>
         <w:ind w:left="720"/>
       </w:pPr>
+      <w:r/>
+      <w:r>
+        <w:t xml:space="preserve">Start, titrate, and stop per HK PI (100/50 µg — </w:t>
+      </w:r>
       <w:r>
         <w:rPr>
-          <w:rFonts w:ascii="Calibri" w:hAnsi="Calibri"/>
-          <w:sz w:val="22"/>
-        </w:rPr>
-      </w:r>
-      <w:r>
-        <w:rPr>
-          <w:rFonts w:ascii="Calibri" w:hAnsi="Calibri"/>
-          <w:sz w:val="22"/>
-        </w:rPr>
-        <w:t xml:space="preserve">Start, titrate, and stop per HK PI (100/50 µg — </w:t>
-      </w:r>
-      <w:r>
-        <w:rPr>
-          <w:rFonts w:ascii="Calibri" w:hAnsi="Calibri"/>
           <w:b/>
-          <w:sz w:val="22"/>
         </w:rPr>
         <w:t>not</w:t>
       </w:r>
       <w:r>
-        <w:rPr>
-          <w:rFonts w:ascii="Calibri" w:hAnsi="Calibri"/>
-          <w:sz w:val="22"/>
-        </w:rPr>
         <w:t xml:space="preserve"> 250–350–500); report ADRs; describe PSP only as currently approved.</w:t>
       </w:r>
-      <w:r>
-        <w:rPr>
-          <w:rFonts w:ascii="Calibri" w:hAnsi="Calibri"/>
-          <w:sz w:val="22"/>
-        </w:rPr>
-      </w:r>
-      <w:r>
-        <w:rPr>
-          <w:rFonts w:ascii="Calibri" w:hAnsi="Calibri"/>
-          <w:sz w:val="22"/>
-        </w:rPr>
-      </w:r>
+      <w:r/>
+      <w:r/>
     </w:p>
     <w:p>
       <w:pPr>
@@ -1198,12 +1054,7 @@
           <w:bottom w:val="single" w:sz="6" w:space="1" w:color="auto"/>
         </w:pBdr>
       </w:pPr>
-      <w:r>
-        <w:rPr>
-          <w:rFonts w:ascii="Calibri" w:hAnsi="Calibri"/>
-          <w:sz w:val="22"/>
-        </w:rPr>
-      </w:r>
+      <w:r/>
     </w:p>
     <w:p>
       <w:pPr>
@@ -1221,63 +1072,35 @@
         <w:spacing w:line="240" w:lineRule="auto"/>
         <w:ind w:left="720"/>
       </w:pPr>
+      <w:r/>
       <w:r>
         <w:rPr>
-          <w:rFonts w:ascii="Calibri" w:hAnsi="Calibri"/>
-          <w:sz w:val="22"/>
-        </w:rPr>
-      </w:r>
-      <w:r>
-        <w:rPr>
-          <w:rFonts w:ascii="Calibri" w:hAnsi="Calibri"/>
           <w:b/>
-          <w:sz w:val="22"/>
         </w:rPr>
         <w:t>On-label (HK):</w:t>
       </w:r>
       <w:r>
+        <w:t xml:space="preserve"> monotherapy in </w:t>
+      </w:r>
+      <w:r>
         <w:rPr>
-          <w:rFonts w:ascii="Calibri" w:hAnsi="Calibri"/>
-          <w:sz w:val="22"/>
-        </w:rPr>
-        <w:t xml:space="preserve"> monotherapy in </w:t>
-      </w:r>
-      <w:r>
-        <w:rPr>
-          <w:rFonts w:ascii="Calibri" w:hAnsi="Calibri"/>
           <w:b/>
-          <w:sz w:val="22"/>
         </w:rPr>
         <w:t>adults</w:t>
       </w:r>
       <w:r>
+        <w:t xml:space="preserve"> for </w:t>
+      </w:r>
+      <w:r>
         <w:rPr>
-          <w:rFonts w:ascii="Calibri" w:hAnsi="Calibri"/>
-          <w:sz w:val="22"/>
-        </w:rPr>
-        <w:t xml:space="preserve"> for </w:t>
-      </w:r>
-      <w:r>
-        <w:rPr>
-          <w:rFonts w:ascii="Calibri" w:hAnsi="Calibri"/>
           <w:b/>
-          <w:sz w:val="22"/>
         </w:rPr>
         <w:t>polycythaemia vera without symptomatic splenomegaly</w:t>
       </w:r>
       <w:r>
-        <w:rPr>
-          <w:rFonts w:ascii="Calibri" w:hAnsi="Calibri"/>
-          <w:sz w:val="22"/>
-        </w:rPr>
         <w:t>.</w:t>
       </w:r>
-      <w:r>
-        <w:rPr>
-          <w:rFonts w:ascii="Calibri" w:hAnsi="Calibri"/>
-          <w:sz w:val="22"/>
-        </w:rPr>
-      </w:r>
+      <w:r/>
     </w:p>
     <w:p>
       <w:pPr>
@@ -1285,33 +1108,17 @@
         <w:spacing w:line="240" w:lineRule="auto"/>
         <w:ind w:left="720"/>
       </w:pPr>
+      <w:r/>
       <w:r>
         <w:rPr>
-          <w:rFonts w:ascii="Calibri" w:hAnsi="Calibri"/>
-          <w:sz w:val="22"/>
-        </w:rPr>
-      </w:r>
-      <w:r>
-        <w:rPr>
-          <w:rFonts w:ascii="Calibri" w:hAnsi="Calibri"/>
           <w:b/>
-          <w:sz w:val="22"/>
         </w:rPr>
         <w:t>ET / MF:</w:t>
       </w:r>
       <w:r>
-        <w:rPr>
-          <w:rFonts w:ascii="Calibri" w:hAnsi="Calibri"/>
-          <w:sz w:val="22"/>
-        </w:rPr>
         <w:t xml:space="preserve"> disease-classification context only. No efficacy, dosing, or access discussion unless the physician asks — then reactive, documented, PI-cited.</w:t>
       </w:r>
-      <w:r>
-        <w:rPr>
-          <w:rFonts w:ascii="Calibri" w:hAnsi="Calibri"/>
-          <w:sz w:val="22"/>
-        </w:rPr>
-      </w:r>
+      <w:r/>
     </w:p>
     <w:p>
       <w:pPr>
@@ -1319,33 +1126,17 @@
         <w:spacing w:line="240" w:lineRule="auto"/>
         <w:ind w:left="720"/>
       </w:pPr>
+      <w:r/>
       <w:r>
         <w:rPr>
-          <w:rFonts w:ascii="Calibri" w:hAnsi="Calibri"/>
-          <w:sz w:val="22"/>
-        </w:rPr>
-      </w:r>
-      <w:r>
-        <w:rPr>
-          <w:rFonts w:ascii="Calibri" w:hAnsi="Calibri"/>
           <w:b/>
-          <w:sz w:val="22"/>
         </w:rPr>
         <w:t>No IFN-class superiority.</w:t>
       </w:r>
       <w:r>
-        <w:rPr>
-          <w:rFonts w:ascii="Calibri" w:hAnsi="Calibri"/>
-          <w:sz w:val="22"/>
-        </w:rPr>
         <w:t xml:space="preserve"> PI: potency of this product must not be compared with another pegylated or non-pegylated protein of the same class.</w:t>
       </w:r>
-      <w:r>
-        <w:rPr>
-          <w:rFonts w:ascii="Calibri" w:hAnsi="Calibri"/>
-          <w:sz w:val="22"/>
-        </w:rPr>
-      </w:r>
+      <w:r/>
     </w:p>
     <w:p>
       <w:pPr>
@@ -1353,33 +1144,17 @@
         <w:spacing w:line="240" w:lineRule="auto"/>
         <w:ind w:left="720"/>
       </w:pPr>
+      <w:r/>
       <w:r>
         <w:rPr>
-          <w:rFonts w:ascii="Calibri" w:hAnsi="Calibri"/>
-          <w:sz w:val="22"/>
-        </w:rPr>
-      </w:r>
-      <w:r>
-        <w:rPr>
-          <w:rFonts w:ascii="Calibri" w:hAnsi="Calibri"/>
           <w:b/>
-          <w:sz w:val="22"/>
         </w:rPr>
         <w:t>Comparative claims</w:t>
       </w:r>
       <w:r>
-        <w:rPr>
-          <w:rFonts w:ascii="Calibri" w:hAnsi="Calibri"/>
-          <w:sz w:val="22"/>
-        </w:rPr>
         <w:t xml:space="preserve"> vs HU or phlebotomy: named RCT + statistically significant result only (HKAPI §3.5).</w:t>
       </w:r>
-      <w:r>
-        <w:rPr>
-          <w:rFonts w:ascii="Calibri" w:hAnsi="Calibri"/>
-          <w:sz w:val="22"/>
-        </w:rPr>
-      </w:r>
+      <w:r/>
     </w:p>
     <w:p>
       <w:pPr>
@@ -1387,33 +1162,17 @@
         <w:spacing w:line="240" w:lineRule="auto"/>
         <w:ind w:left="720"/>
       </w:pPr>
+      <w:r/>
       <w:r>
         <w:rPr>
-          <w:rFonts w:ascii="Calibri" w:hAnsi="Calibri"/>
-          <w:sz w:val="22"/>
-        </w:rPr>
-      </w:r>
-      <w:r>
-        <w:rPr>
-          <w:rFonts w:ascii="Calibri" w:hAnsi="Calibri"/>
           <w:b/>
-          <w:sz w:val="22"/>
         </w:rPr>
         <w:t>NCCN ≠ HA Drug Formulary.</w:t>
       </w:r>
       <w:r>
-        <w:rPr>
-          <w:rFonts w:ascii="Calibri" w:hAnsi="Calibri"/>
-          <w:sz w:val="22"/>
-        </w:rPr>
         <w:t xml:space="preserve"> Do not imply Hospital Authority listing or local guideline adoption.</w:t>
       </w:r>
-      <w:r>
-        <w:rPr>
-          <w:rFonts w:ascii="Calibri" w:hAnsi="Calibri"/>
-          <w:sz w:val="22"/>
-        </w:rPr>
-      </w:r>
+      <w:r/>
     </w:p>
     <w:p>
       <w:pPr>
@@ -1421,39 +1180,18 @@
         <w:spacing w:line="240" w:lineRule="auto"/>
         <w:ind w:left="720"/>
       </w:pPr>
+      <w:r/>
       <w:r>
         <w:rPr>
-          <w:rFonts w:ascii="Calibri" w:hAnsi="Calibri"/>
-          <w:sz w:val="22"/>
-        </w:rPr>
-      </w:r>
-      <w:r>
-        <w:rPr>
-          <w:rFonts w:ascii="Calibri" w:hAnsi="Calibri"/>
           <w:b/>
-          <w:sz w:val="22"/>
         </w:rPr>
         <w:t>Every promotional leave-behind:</w:t>
       </w:r>
       <w:r>
-        <w:rPr>
-          <w:rFonts w:ascii="Calibri" w:hAnsi="Calibri"/>
-          <w:sz w:val="22"/>
-        </w:rPr>
         <w:t xml:space="preserve"> abbreviated PI (indication, dosage, contraindications, side effects, approval date).</w:t>
       </w:r>
-      <w:r>
-        <w:rPr>
-          <w:rFonts w:ascii="Calibri" w:hAnsi="Calibri"/>
-          <w:sz w:val="22"/>
-        </w:rPr>
-      </w:r>
-      <w:r>
-        <w:rPr>
-          <w:rFonts w:ascii="Calibri" w:hAnsi="Calibri"/>
-          <w:sz w:val="22"/>
-        </w:rPr>
-      </w:r>
+      <w:r/>
+      <w:r/>
     </w:p>
     <w:p>
       <w:pPr>
@@ -1461,12 +1199,7 @@
           <w:bottom w:val="single" w:sz="6" w:space="1" w:color="auto"/>
         </w:pBdr>
       </w:pPr>
-      <w:r>
-        <w:rPr>
-          <w:rFonts w:ascii="Calibri" w:hAnsi="Calibri"/>
-          <w:sz w:val="22"/>
-        </w:rPr>
-      </w:r>
+      <w:r/>
     </w:p>
     <w:p>
       <w:pPr>
@@ -1487,84 +1220,41 @@
       <w:r/>
     </w:p>
     <w:p>
+      <w:r/>
       <w:r>
         <w:rPr>
-          <w:rFonts w:ascii="Calibri" w:hAnsi="Calibri"/>
-          <w:sz w:val="22"/>
-        </w:rPr>
-      </w:r>
-      <w:r>
-        <w:rPr>
-          <w:rFonts w:ascii="Calibri" w:hAnsi="Calibri"/>
           <w:b/>
-          <w:sz w:val="22"/>
         </w:rPr>
         <w:t>Say:</w:t>
       </w:r>
       <w:r>
-        <w:rPr>
-          <w:rFonts w:ascii="Calibri" w:hAnsi="Calibri"/>
-          <w:sz w:val="22"/>
-        </w:rPr>
         <w:t xml:space="preserve"> PV is a chronic JAK2-driven MPN. Control of hematocrit is necessary but not sufficient: goals are prevent thrombosis, prevent myelofibrotic transformation, prevent acute leukemia, and improve symptoms.</w:t>
       </w:r>
-      <w:r>
-        <w:rPr>
-          <w:rFonts w:ascii="Calibri" w:hAnsi="Calibri"/>
-          <w:sz w:val="22"/>
-        </w:rPr>
-      </w:r>
+      <w:r/>
     </w:p>
     <w:p>
+      <w:r/>
       <w:r>
         <w:rPr>
-          <w:rFonts w:ascii="Calibri" w:hAnsi="Calibri"/>
-          <w:sz w:val="22"/>
-        </w:rPr>
-      </w:r>
-      <w:r>
-        <w:rPr>
-          <w:rFonts w:ascii="Calibri" w:hAnsi="Calibri"/>
           <w:b/>
-          <w:sz w:val="22"/>
         </w:rPr>
         <w:t>Show:</w:t>
       </w:r>
       <w:r>
-        <w:rPr>
-          <w:rFonts w:ascii="Calibri" w:hAnsi="Calibri"/>
-          <w:sz w:val="22"/>
-        </w:rPr>
         <w:t xml:space="preserve"> Piece A treatment-goal panel (thrombosis / myelofibrosis / acute leukemia).</w:t>
         <w:br/>
       </w:r>
+      <w:r/>
       <w:r>
         <w:rPr>
-          <w:rFonts w:ascii="Calibri" w:hAnsi="Calibri"/>
-          <w:sz w:val="22"/>
-        </w:rPr>
-      </w:r>
-      <w:r>
-        <w:rPr>
-          <w:rFonts w:ascii="Calibri" w:hAnsi="Calibri"/>
           <w:b/>
-          <w:sz w:val="22"/>
         </w:rPr>
         <w:t>Do not say:</w:t>
       </w:r>
       <w:r>
-        <w:rPr>
-          <w:rFonts w:ascii="Calibri" w:hAnsi="Calibri"/>
-          <w:sz w:val="22"/>
-        </w:rPr>
         <w:t xml:space="preserve"> “BESREMi is proven to prevent leukemia” — EFS includes rare progression events; do not convert a composite into a leukemia-prevention claim.</w:t>
       </w:r>
-      <w:r>
-        <w:rPr>
-          <w:rFonts w:ascii="Calibri" w:hAnsi="Calibri"/>
-          <w:sz w:val="22"/>
-        </w:rPr>
-      </w:r>
+      <w:r/>
     </w:p>
     <w:p>
       <w:pPr>
@@ -1572,12 +1262,7 @@
           <w:bottom w:val="single" w:sz="6" w:space="1" w:color="auto"/>
         </w:pBdr>
       </w:pPr>
-      <w:r>
-        <w:rPr>
-          <w:rFonts w:ascii="Calibri" w:hAnsi="Calibri"/>
-          <w:sz w:val="22"/>
-        </w:rPr>
-      </w:r>
+      <w:r/>
     </w:p>
     <w:p>
       <w:pPr>
@@ -1589,25 +1274,11 @@
       <w:r/>
     </w:p>
     <w:p>
-      <w:r>
-        <w:rPr>
-          <w:rFonts w:ascii="Calibri" w:hAnsi="Calibri"/>
-          <w:sz w:val="22"/>
-        </w:rPr>
-      </w:r>
-      <w:r>
-        <w:rPr>
-          <w:rFonts w:ascii="Calibri" w:hAnsi="Calibri"/>
-          <w:sz w:val="22"/>
-        </w:rPr>
+      <w:r/>
+      <w:r>
         <w:t>PV is overproduction of erythrocytes, sometimes with high leukocytes and platelets, from neoplastic JAK2-driven proliferation.</w:t>
       </w:r>
-      <w:r>
-        <w:rPr>
-          <w:rFonts w:ascii="Calibri" w:hAnsi="Calibri"/>
-          <w:sz w:val="22"/>
-        </w:rPr>
-      </w:r>
+      <w:r/>
     </w:p>
     <w:tbl>
       <w:tblPr>
@@ -1796,71 +1467,38 @@
       </w:tr>
     </w:tbl>
     <w:p>
-      <w:r>
-        <w:rPr>
-          <w:rFonts w:ascii="Calibri" w:hAnsi="Calibri"/>
-          <w:sz w:val="22"/>
-        </w:rPr>
-      </w:r>
+      <w:r/>
     </w:p>
     <w:p>
+      <w:r/>
       <w:r>
         <w:rPr>
-          <w:rFonts w:ascii="Calibri" w:hAnsi="Calibri"/>
-          <w:sz w:val="22"/>
-        </w:rPr>
-      </w:r>
-      <w:r>
-        <w:rPr>
-          <w:rFonts w:ascii="Calibri" w:hAnsi="Calibri"/>
           <w:b/>
-          <w:sz w:val="22"/>
         </w:rPr>
         <w:t>Field rule:</w:t>
       </w:r>
       <w:r>
+        <w:t xml:space="preserve"> Spend ~80% of this table on the </w:t>
+      </w:r>
+      <w:r>
         <w:rPr>
-          <w:rFonts w:ascii="Calibri" w:hAnsi="Calibri"/>
-          <w:sz w:val="22"/>
-        </w:rPr>
-        <w:t xml:space="preserve"> Spend ~80% of this table on the </w:t>
-      </w:r>
-      <w:r>
-        <w:rPr>
-          <w:rFonts w:ascii="Calibri" w:hAnsi="Calibri"/>
           <w:b/>
-          <w:sz w:val="22"/>
         </w:rPr>
         <w:t>PV column</w:t>
       </w:r>
       <w:r>
+        <w:t xml:space="preserve">. ET/PMF columns answer “how is this different from the other MPNs?” — they are </w:t>
+      </w:r>
+      <w:r>
         <w:rPr>
-          <w:rFonts w:ascii="Calibri" w:hAnsi="Calibri"/>
-          <w:sz w:val="22"/>
-        </w:rPr>
-        <w:t xml:space="preserve">. ET/PMF columns answer “how is this different from the other MPNs?” — they are </w:t>
-      </w:r>
-      <w:r>
-        <w:rPr>
-          <w:rFonts w:ascii="Calibri" w:hAnsi="Calibri"/>
           <w:b/>
-          <w:sz w:val="22"/>
         </w:rPr>
         <w:t>not</w:t>
       </w:r>
       <w:r>
-        <w:rPr>
-          <w:rFonts w:ascii="Calibri" w:hAnsi="Calibri"/>
-          <w:sz w:val="22"/>
-        </w:rPr>
         <w:t xml:space="preserve"> a prompt to discuss BESREMi in ET or MF.</w:t>
       </w:r>
-      <w:r>
-        <w:rPr>
-          <w:rFonts w:ascii="Calibri" w:hAnsi="Calibri"/>
-          <w:sz w:val="22"/>
-        </w:rPr>
-      </w:r>
+      <w:r/>
     </w:p>
     <w:p>
       <w:pPr>
@@ -1868,12 +1506,7 @@
           <w:bottom w:val="single" w:sz="6" w:space="1" w:color="auto"/>
         </w:pBdr>
       </w:pPr>
-      <w:r>
-        <w:rPr>
-          <w:rFonts w:ascii="Calibri" w:hAnsi="Calibri"/>
-          <w:sz w:val="22"/>
-        </w:rPr>
-      </w:r>
+      <w:r/>
     </w:p>
     <w:p>
       <w:pPr>
@@ -1885,99 +1518,50 @@
       <w:r/>
     </w:p>
     <w:p>
+      <w:r/>
       <w:r>
         <w:rPr>
-          <w:rFonts w:ascii="Calibri" w:hAnsi="Calibri"/>
-          <w:sz w:val="22"/>
-        </w:rPr>
-      </w:r>
-      <w:r>
-        <w:rPr>
-          <w:rFonts w:ascii="Calibri" w:hAnsi="Calibri"/>
           <w:b/>
-          <w:sz w:val="22"/>
         </w:rPr>
         <w:t>Normal:</w:t>
       </w:r>
       <w:r>
-        <w:rPr>
-          <w:rFonts w:ascii="Calibri" w:hAnsi="Calibri"/>
-          <w:sz w:val="22"/>
-        </w:rPr>
         <w:t xml:space="preserve"> erythropoietin (EPO) binds EPO receptor → receptor homodimerization → JAK2 autophosphorylation.</w:t>
         <w:br/>
       </w:r>
+      <w:r/>
       <w:r>
         <w:rPr>
-          <w:rFonts w:ascii="Calibri" w:hAnsi="Calibri"/>
-          <w:sz w:val="22"/>
-        </w:rPr>
-      </w:r>
-      <w:r>
-        <w:rPr>
-          <w:rFonts w:ascii="Calibri" w:hAnsi="Calibri"/>
           <w:b/>
-          <w:sz w:val="22"/>
         </w:rPr>
         <w:t>PV:</w:t>
       </w:r>
       <w:r>
+        <w:t xml:space="preserve"> JAK2 mutation → constitutive signaling </w:t>
+      </w:r>
+      <w:r>
         <w:rPr>
-          <w:rFonts w:ascii="Calibri" w:hAnsi="Calibri"/>
-          <w:sz w:val="22"/>
-        </w:rPr>
-        <w:t xml:space="preserve"> JAK2 mutation → constitutive signaling </w:t>
-      </w:r>
-      <w:r>
-        <w:rPr>
-          <w:rFonts w:ascii="Calibri" w:hAnsi="Calibri"/>
           <w:b/>
-          <w:sz w:val="22"/>
         </w:rPr>
         <w:t>without</w:t>
       </w:r>
       <w:r>
-        <w:rPr>
-          <w:rFonts w:ascii="Calibri" w:hAnsi="Calibri"/>
-          <w:sz w:val="22"/>
-        </w:rPr>
         <w:t xml:space="preserve"> EPO.</w:t>
       </w:r>
-      <w:r>
-        <w:rPr>
-          <w:rFonts w:ascii="Calibri" w:hAnsi="Calibri"/>
-          <w:sz w:val="22"/>
-        </w:rPr>
-      </w:r>
+      <w:r/>
     </w:p>
     <w:p>
+      <w:r/>
       <w:r>
         <w:rPr>
-          <w:rFonts w:ascii="Calibri" w:hAnsi="Calibri"/>
-          <w:sz w:val="22"/>
-        </w:rPr>
-      </w:r>
-      <w:r>
-        <w:rPr>
-          <w:rFonts w:ascii="Calibri" w:hAnsi="Calibri"/>
           <w:b/>
-          <w:sz w:val="22"/>
         </w:rPr>
         <w:t>Bridge:</w:t>
       </w:r>
       <w:r>
-        <w:rPr>
-          <w:rFonts w:ascii="Calibri" w:hAnsi="Calibri"/>
-          <w:sz w:val="22"/>
-        </w:rPr>
         <w:t xml:space="preserve"> This is why hematocrit control plus disease-directed cytoreduction is the clinical conversation — not phlebotomy as a stand-alone long-term plan in patients who meet cytoreduction criteria.</w:t>
       </w:r>
-      <w:r>
-        <w:rPr>
-          <w:rFonts w:ascii="Calibri" w:hAnsi="Calibri"/>
-          <w:sz w:val="22"/>
-        </w:rPr>
-      </w:r>
+      <w:r/>
     </w:p>
     <w:p>
       <w:pPr>
@@ -1985,12 +1569,7 @@
           <w:bottom w:val="single" w:sz="6" w:space="1" w:color="auto"/>
         </w:pBdr>
       </w:pPr>
-      <w:r>
-        <w:rPr>
-          <w:rFonts w:ascii="Calibri" w:hAnsi="Calibri"/>
-          <w:sz w:val="22"/>
-        </w:rPr>
-      </w:r>
+      <w:r/>
     </w:p>
     <w:p>
       <w:pPr>
@@ -2002,32 +1581,15 @@
       <w:r/>
     </w:p>
     <w:p>
+      <w:r/>
       <w:r>
         <w:rPr>
-          <w:rFonts w:ascii="Calibri" w:hAnsi="Calibri"/>
-          <w:sz w:val="22"/>
-        </w:rPr>
-      </w:r>
-      <w:r>
-        <w:rPr>
-          <w:rFonts w:ascii="Calibri" w:hAnsi="Calibri"/>
           <w:b/>
-          <w:sz w:val="22"/>
         </w:rPr>
         <w:t>Major</w:t>
       </w:r>
-      <w:r>
-        <w:rPr>
-          <w:rFonts w:ascii="Calibri" w:hAnsi="Calibri"/>
-          <w:sz w:val="22"/>
-        </w:rPr>
-      </w:r>
-      <w:r>
-        <w:rPr>
-          <w:rFonts w:ascii="Calibri" w:hAnsi="Calibri"/>
-          <w:sz w:val="22"/>
-        </w:rPr>
-      </w:r>
+      <w:r/>
+      <w:r/>
     </w:p>
     <w:p>
       <w:pPr>
@@ -2035,55 +1597,29 @@
         <w:spacing w:line="240" w:lineRule="auto"/>
         <w:ind w:left="720"/>
       </w:pPr>
+      <w:r/>
+      <w:r>
+        <w:t xml:space="preserve">Hemoglobin &gt;16.5 g/dL (male) / &gt;16.0 g/dL (female) </w:t>
+      </w:r>
       <w:r>
         <w:rPr>
-          <w:rFonts w:ascii="Calibri" w:hAnsi="Calibri"/>
-          <w:sz w:val="22"/>
-        </w:rPr>
-      </w:r>
-      <w:r>
-        <w:rPr>
-          <w:rFonts w:ascii="Calibri" w:hAnsi="Calibri"/>
-          <w:sz w:val="22"/>
-        </w:rPr>
-        <w:t xml:space="preserve">Hemoglobin &gt;16.5 g/dL (male) / &gt;16.0 g/dL (female) </w:t>
-      </w:r>
-      <w:r>
-        <w:rPr>
-          <w:rFonts w:ascii="Calibri" w:hAnsi="Calibri"/>
           <w:b/>
-          <w:sz w:val="22"/>
         </w:rPr>
         <w:t>or</w:t>
       </w:r>
       <w:r>
+        <w:t xml:space="preserve"> hematocrit &gt;49% (male) / &gt;48% (female) </w:t>
+      </w:r>
+      <w:r>
         <w:rPr>
-          <w:rFonts w:ascii="Calibri" w:hAnsi="Calibri"/>
-          <w:sz w:val="22"/>
-        </w:rPr>
-        <w:t xml:space="preserve"> hematocrit &gt;49% (male) / &gt;48% (female) </w:t>
-      </w:r>
-      <w:r>
-        <w:rPr>
-          <w:rFonts w:ascii="Calibri" w:hAnsi="Calibri"/>
           <w:b/>
-          <w:sz w:val="22"/>
         </w:rPr>
         <w:t>or</w:t>
       </w:r>
       <w:r>
-        <w:rPr>
-          <w:rFonts w:ascii="Calibri" w:hAnsi="Calibri"/>
-          <w:sz w:val="22"/>
-        </w:rPr>
         <w:t xml:space="preserve"> red-cell mass &gt;25% above mean predicted.</w:t>
       </w:r>
-      <w:r>
-        <w:rPr>
-          <w:rFonts w:ascii="Calibri" w:hAnsi="Calibri"/>
-          <w:sz w:val="22"/>
-        </w:rPr>
-      </w:r>
+      <w:r/>
     </w:p>
     <w:p>
       <w:pPr>
@@ -2091,25 +1627,11 @@
         <w:spacing w:line="240" w:lineRule="auto"/>
         <w:ind w:left="720"/>
       </w:pPr>
-      <w:r>
-        <w:rPr>
-          <w:rFonts w:ascii="Calibri" w:hAnsi="Calibri"/>
-          <w:sz w:val="22"/>
-        </w:rPr>
-      </w:r>
-      <w:r>
-        <w:rPr>
-          <w:rFonts w:ascii="Calibri" w:hAnsi="Calibri"/>
-          <w:sz w:val="22"/>
-        </w:rPr>
+      <w:r/>
+      <w:r>
         <w:t>Bone-marrow biopsy: prominent erythroid, granulocytic, and megakaryocytic proliferation.</w:t>
       </w:r>
-      <w:r>
-        <w:rPr>
-          <w:rFonts w:ascii="Calibri" w:hAnsi="Calibri"/>
-          <w:sz w:val="22"/>
-        </w:rPr>
-      </w:r>
+      <w:r/>
     </w:p>
     <w:p>
       <w:pPr>
@@ -2117,133 +1639,60 @@
         <w:spacing w:line="240" w:lineRule="auto"/>
         <w:ind w:left="720"/>
       </w:pPr>
-      <w:r>
-        <w:rPr>
-          <w:rFonts w:ascii="Calibri" w:hAnsi="Calibri"/>
-          <w:sz w:val="22"/>
-        </w:rPr>
-      </w:r>
-      <w:r>
-        <w:rPr>
-          <w:rFonts w:ascii="Calibri" w:hAnsi="Calibri"/>
-          <w:sz w:val="22"/>
-        </w:rPr>
+      <w:r/>
+      <w:r>
         <w:t>JAK2 V617F or JAK2 exon 12 mutation.</w:t>
       </w:r>
-      <w:r>
-        <w:rPr>
-          <w:rFonts w:ascii="Calibri" w:hAnsi="Calibri"/>
-          <w:sz w:val="22"/>
-        </w:rPr>
-      </w:r>
-      <w:r>
-        <w:rPr>
-          <w:rFonts w:ascii="Calibri" w:hAnsi="Calibri"/>
-          <w:sz w:val="22"/>
-        </w:rPr>
-      </w:r>
+      <w:r/>
+      <w:r/>
     </w:p>
     <w:p>
+      <w:r/>
       <w:r>
         <w:rPr>
-          <w:rFonts w:ascii="Calibri" w:hAnsi="Calibri"/>
-          <w:sz w:val="22"/>
-        </w:rPr>
-      </w:r>
-      <w:r>
-        <w:rPr>
-          <w:rFonts w:ascii="Calibri" w:hAnsi="Calibri"/>
           <w:b/>
-          <w:sz w:val="22"/>
         </w:rPr>
         <w:t>Minor:</w:t>
       </w:r>
       <w:r>
-        <w:rPr>
-          <w:rFonts w:ascii="Calibri" w:hAnsi="Calibri"/>
-          <w:sz w:val="22"/>
-        </w:rPr>
         <w:t xml:space="preserve"> subnormal serum EPO.</w:t>
       </w:r>
-      <w:r>
-        <w:rPr>
-          <w:rFonts w:ascii="Calibri" w:hAnsi="Calibri"/>
-          <w:sz w:val="22"/>
-        </w:rPr>
-      </w:r>
+      <w:r/>
     </w:p>
     <w:p>
+      <w:r/>
       <w:r>
         <w:rPr>
-          <w:rFonts w:ascii="Calibri" w:hAnsi="Calibri"/>
-          <w:sz w:val="22"/>
-        </w:rPr>
-      </w:r>
-      <w:r>
-        <w:rPr>
-          <w:rFonts w:ascii="Calibri" w:hAnsi="Calibri"/>
           <w:b/>
-          <w:sz w:val="22"/>
         </w:rPr>
         <w:t>Diagnosis:</w:t>
       </w:r>
       <w:r>
+        <w:t xml:space="preserve"> all 3 major, </w:t>
+      </w:r>
+      <w:r>
         <w:rPr>
-          <w:rFonts w:ascii="Calibri" w:hAnsi="Calibri"/>
-          <w:sz w:val="22"/>
-        </w:rPr>
-        <w:t xml:space="preserve"> all 3 major, </w:t>
-      </w:r>
-      <w:r>
-        <w:rPr>
-          <w:rFonts w:ascii="Calibri" w:hAnsi="Calibri"/>
           <w:b/>
-          <w:sz w:val="22"/>
         </w:rPr>
         <w:t>or</w:t>
       </w:r>
       <w:r>
-        <w:rPr>
-          <w:rFonts w:ascii="Calibri" w:hAnsi="Calibri"/>
-          <w:sz w:val="22"/>
-        </w:rPr>
         <w:t xml:space="preserve"> first 2 major + the minor criterion.</w:t>
       </w:r>
-      <w:r>
-        <w:rPr>
-          <w:rFonts w:ascii="Calibri" w:hAnsi="Calibri"/>
-          <w:sz w:val="22"/>
-        </w:rPr>
-      </w:r>
+      <w:r/>
     </w:p>
     <w:p>
+      <w:r/>
       <w:r>
         <w:rPr>
-          <w:rFonts w:ascii="Calibri" w:hAnsi="Calibri"/>
-          <w:sz w:val="22"/>
-        </w:rPr>
-      </w:r>
-      <w:r>
-        <w:rPr>
-          <w:rFonts w:ascii="Calibri" w:hAnsi="Calibri"/>
           <w:b/>
-          <w:sz w:val="22"/>
         </w:rPr>
         <w:t>Local note:</w:t>
       </w:r>
       <w:r>
-        <w:rPr>
-          <w:rFonts w:ascii="Calibri" w:hAnsi="Calibri"/>
-          <w:sz w:val="22"/>
-        </w:rPr>
         <w:t xml:space="preserve"> If a physician uses newer WHO/ICC language, do not argue version numbers. Stay on the diagnostic logic; do not invent updated cut-offs.</w:t>
       </w:r>
-      <w:r>
-        <w:rPr>
-          <w:rFonts w:ascii="Calibri" w:hAnsi="Calibri"/>
-          <w:sz w:val="22"/>
-        </w:rPr>
-      </w:r>
+      <w:r/>
     </w:p>
     <w:p>
       <w:pPr>
@@ -2251,12 +1700,7 @@
           <w:bottom w:val="single" w:sz="6" w:space="1" w:color="auto"/>
         </w:pBdr>
       </w:pPr>
-      <w:r>
-        <w:rPr>
-          <w:rFonts w:ascii="Calibri" w:hAnsi="Calibri"/>
-          <w:sz w:val="22"/>
-        </w:rPr>
-      </w:r>
+      <w:r/>
     </w:p>
     <w:p>
       <w:pPr>
@@ -2402,122 +1846,63 @@
       </w:tr>
     </w:tbl>
     <w:p>
-      <w:r>
-        <w:rPr>
-          <w:rFonts w:ascii="Calibri" w:hAnsi="Calibri"/>
-          <w:sz w:val="22"/>
-        </w:rPr>
-      </w:r>
+      <w:r/>
     </w:p>
     <w:p>
+      <w:r/>
+      <w:r>
+        <w:t xml:space="preserve">Only </w:t>
+      </w:r>
       <w:r>
         <w:rPr>
-          <w:rFonts w:ascii="Calibri" w:hAnsi="Calibri"/>
-          <w:sz w:val="22"/>
-        </w:rPr>
-      </w:r>
-      <w:r>
-        <w:rPr>
-          <w:rFonts w:ascii="Calibri" w:hAnsi="Calibri"/>
-          <w:sz w:val="22"/>
-        </w:rPr>
-        <w:t xml:space="preserve">Only </w:t>
-      </w:r>
-      <w:r>
-        <w:rPr>
-          <w:rFonts w:ascii="Calibri" w:hAnsi="Calibri"/>
           <w:b/>
-          <w:sz w:val="22"/>
         </w:rPr>
         <w:t>age &lt;60 and no prior thrombosis</w:t>
       </w:r>
       <w:r>
-        <w:rPr>
-          <w:rFonts w:ascii="Calibri" w:hAnsi="Calibri"/>
-          <w:sz w:val="22"/>
-        </w:rPr>
         <w:t xml:space="preserve"> is low-risk on this piece. Everyone else is high-risk.</w:t>
       </w:r>
-      <w:r>
-        <w:rPr>
-          <w:rFonts w:ascii="Calibri" w:hAnsi="Calibri"/>
-          <w:sz w:val="22"/>
-        </w:rPr>
-      </w:r>
+      <w:r/>
     </w:p>
     <w:p>
+      <w:r/>
       <w:r>
         <w:rPr>
-          <w:rFonts w:ascii="Calibri" w:hAnsi="Calibri"/>
-          <w:sz w:val="22"/>
-        </w:rPr>
-      </w:r>
-      <w:r>
-        <w:rPr>
-          <w:rFonts w:ascii="Calibri" w:hAnsi="Calibri"/>
           <w:b/>
-          <w:sz w:val="22"/>
         </w:rPr>
         <w:t>Treatment goals (Piece A, say before NCCN):</w:t>
       </w:r>
       <w:r>
+        <w:t xml:space="preserve"> ELN 2013: (1) prevent first thrombosis; (2) prevent recurrence; (3) prevent progression to MF/AML; (4) manage systemic symptoms. ELN 2021 adds </w:t>
+      </w:r>
+      <w:r>
         <w:rPr>
-          <w:rFonts w:ascii="Calibri" w:hAnsi="Calibri"/>
-          <w:sz w:val="22"/>
-        </w:rPr>
-        <w:t xml:space="preserve"> ELN 2013: (1) prevent first thrombosis; (2) prevent recurrence; (3) prevent progression to MF/AML; (4) manage systemic symptoms. ELN 2021 adds </w:t>
-      </w:r>
-      <w:r>
-        <w:rPr>
-          <w:rFonts w:ascii="Calibri" w:hAnsi="Calibri"/>
           <w:b/>
-          <w:sz w:val="22"/>
         </w:rPr>
         <w:t>avoid iatrogenic toxicity</w:t>
       </w:r>
       <w:r>
+        <w:t xml:space="preserve"> and </w:t>
+      </w:r>
+      <w:r>
         <w:rPr>
-          <w:rFonts w:ascii="Calibri" w:hAnsi="Calibri"/>
-          <w:sz w:val="22"/>
-        </w:rPr>
-        <w:t xml:space="preserve"> and </w:t>
-      </w:r>
-      <w:r>
-        <w:rPr>
-          <w:rFonts w:ascii="Calibri" w:hAnsi="Calibri"/>
           <w:b/>
-          <w:sz w:val="22"/>
         </w:rPr>
         <w:t>improve HRQoL</w:t>
       </w:r>
       <w:r>
+        <w:t xml:space="preserve">. These are the </w:t>
+      </w:r>
+      <w:r>
         <w:rPr>
-          <w:rFonts w:ascii="Calibri" w:hAnsi="Calibri"/>
-          <w:sz w:val="22"/>
-        </w:rPr>
-        <w:t xml:space="preserve">. These are the </w:t>
-      </w:r>
-      <w:r>
-        <w:rPr>
-          <w:rFonts w:ascii="Calibri" w:hAnsi="Calibri"/>
           <w:b/>
-          <w:sz w:val="22"/>
         </w:rPr>
         <w:t>disease-management bar</w:t>
       </w:r>
       <w:r>
-        <w:rPr>
-          <w:rFonts w:ascii="Calibri" w:hAnsi="Calibri"/>
-          <w:sz w:val="22"/>
-        </w:rPr>
         <w:t>, not BESREMi-specific claims.</w:t>
       </w:r>
-      <w:r>
-        <w:rPr>
-          <w:rFonts w:ascii="Calibri" w:hAnsi="Calibri"/>
-          <w:sz w:val="22"/>
-        </w:rPr>
-      </w:r>
+      <w:r/>
     </w:p>
     <w:p>
       <w:pPr>
@@ -2525,12 +1910,7 @@
           <w:bottom w:val="single" w:sz="6" w:space="1" w:color="auto"/>
         </w:pBdr>
       </w:pPr>
-      <w:r>
-        <w:rPr>
-          <w:rFonts w:ascii="Calibri" w:hAnsi="Calibri"/>
-          <w:sz w:val="22"/>
-        </w:rPr>
-      </w:r>
+      <w:r/>
     </w:p>
     <w:p>
       <w:pPr>
@@ -2542,151 +1922,82 @@
       <w:r/>
     </w:p>
     <w:p>
+      <w:r/>
       <w:r>
         <w:rPr>
-          <w:rFonts w:ascii="Calibri" w:hAnsi="Calibri"/>
-          <w:sz w:val="22"/>
-        </w:rPr>
-      </w:r>
-      <w:r>
-        <w:rPr>
-          <w:rFonts w:ascii="Calibri" w:hAnsi="Calibri"/>
           <w:b/>
-          <w:sz w:val="22"/>
         </w:rPr>
         <w:t>Why this is in tomorrow’s core deck:</w:t>
       </w:r>
       <w:r>
+        <w:t xml:space="preserve"> NCCN is US art. A HK haematologist will ask what </w:t>
+      </w:r>
+      <w:r>
         <w:rPr>
-          <w:rFonts w:ascii="Calibri" w:hAnsi="Calibri"/>
-          <w:sz w:val="22"/>
-        </w:rPr>
-        <w:t xml:space="preserve"> NCCN is US art. A HK haematologist will ask what </w:t>
-      </w:r>
-      <w:r>
-        <w:rPr>
-          <w:rFonts w:ascii="Calibri" w:hAnsi="Calibri"/>
           <w:b/>
-          <w:sz w:val="22"/>
         </w:rPr>
         <w:t>Asia</w:t>
       </w:r>
       <w:r>
+        <w:t xml:space="preserve"> says. AMWG 2023 (Gill H, Leung GMK, Lopes D, </w:t>
+      </w:r>
+      <w:r>
         <w:rPr>
-          <w:rFonts w:ascii="Calibri" w:hAnsi="Calibri"/>
-          <w:sz w:val="22"/>
-        </w:rPr>
-        <w:t xml:space="preserve"> says. AMWG 2023 (Gill H, Leung GMK, Lopes D, </w:t>
-      </w:r>
-      <w:r>
-        <w:rPr>
-          <w:rFonts w:ascii="Calibri" w:hAnsi="Calibri"/>
           <w:b/>
-          <w:sz w:val="22"/>
         </w:rPr>
         <w:t>Kwong YL</w:t>
       </w:r>
       <w:r>
+        <w:t xml:space="preserve">, HKU) in </w:t>
+      </w:r>
+      <w:r>
         <w:rPr>
-          <w:rFonts w:ascii="Calibri" w:hAnsi="Calibri"/>
-          <w:sz w:val="22"/>
-        </w:rPr>
-        <w:t xml:space="preserve">, HKU) in </w:t>
-      </w:r>
-      <w:r>
-        <w:rPr>
-          <w:rFonts w:ascii="Calibri" w:hAnsi="Calibri"/>
           <w:i/>
-          <w:sz w:val="22"/>
         </w:rPr>
         <w:t>Curr Hematol Malig Rep</w:t>
       </w:r>
       <w:r>
+        <w:t xml:space="preserve"> is the local-expert overlay. It is </w:t>
+      </w:r>
+      <w:r>
         <w:rPr>
-          <w:rFonts w:ascii="Calibri" w:hAnsi="Calibri"/>
-          <w:sz w:val="22"/>
-        </w:rPr>
-        <w:t xml:space="preserve"> is the local-expert overlay. It is </w:t>
-      </w:r>
-      <w:r>
-        <w:rPr>
-          <w:rFonts w:ascii="Calibri" w:hAnsi="Calibri"/>
           <w:b/>
-          <w:sz w:val="22"/>
         </w:rPr>
         <w:t>not HA</w:t>
       </w:r>
       <w:r>
+        <w:t xml:space="preserve">, </w:t>
+      </w:r>
+      <w:r>
         <w:rPr>
-          <w:rFonts w:ascii="Calibri" w:hAnsi="Calibri"/>
-          <w:sz w:val="22"/>
-        </w:rPr>
-        <w:t xml:space="preserve">, </w:t>
-      </w:r>
-      <w:r>
-        <w:rPr>
-          <w:rFonts w:ascii="Calibri" w:hAnsi="Calibri"/>
           <w:b/>
-          <w:sz w:val="22"/>
         </w:rPr>
         <w:t>not a BESREMi label</w:t>
       </w:r>
       <w:r>
+        <w:t xml:space="preserve">, and </w:t>
+      </w:r>
+      <w:r>
         <w:rPr>
-          <w:rFonts w:ascii="Calibri" w:hAnsi="Calibri"/>
-          <w:sz w:val="22"/>
-        </w:rPr>
-        <w:t xml:space="preserve">, and </w:t>
-      </w:r>
-      <w:r>
-        <w:rPr>
-          <w:rFonts w:ascii="Calibri" w:hAnsi="Calibri"/>
           <w:b/>
-          <w:sz w:val="22"/>
         </w:rPr>
         <w:t>does not rank</w:t>
       </w:r>
       <w:r>
-        <w:rPr>
-          <w:rFonts w:ascii="Calibri" w:hAnsi="Calibri"/>
-          <w:sz w:val="22"/>
-        </w:rPr>
         <w:t xml:space="preserve"> peg-IFN-α-2a vs ropeg.</w:t>
       </w:r>
-      <w:r>
-        <w:rPr>
-          <w:rFonts w:ascii="Calibri" w:hAnsi="Calibri"/>
-          <w:sz w:val="22"/>
-        </w:rPr>
-      </w:r>
+      <w:r/>
     </w:p>
     <w:p>
+      <w:r/>
       <w:r>
         <w:rPr>
-          <w:rFonts w:ascii="Calibri" w:hAnsi="Calibri"/>
-          <w:sz w:val="22"/>
-        </w:rPr>
-      </w:r>
-      <w:r>
-        <w:rPr>
-          <w:rFonts w:ascii="Calibri" w:hAnsi="Calibri"/>
           <w:b/>
-          <w:sz w:val="22"/>
         </w:rPr>
         <w:t>Must-say:</w:t>
       </w:r>
-      <w:r>
-        <w:rPr>
-          <w:rFonts w:ascii="Calibri" w:hAnsi="Calibri"/>
-          <w:sz w:val="22"/>
-        </w:rPr>
-      </w:r>
-      <w:r>
-        <w:rPr>
-          <w:rFonts w:ascii="Calibri" w:hAnsi="Calibri"/>
-          <w:sz w:val="22"/>
-        </w:rPr>
-      </w:r>
+      <w:r/>
+      <w:r/>
     </w:p>
     <w:p>
       <w:pPr>
@@ -2694,100 +2005,56 @@
         <w:spacing w:line="240" w:lineRule="auto"/>
         <w:ind w:left="720"/>
       </w:pPr>
+      <w:r/>
+      <w:r>
+        <w:t xml:space="preserve">PV is </w:t>
+      </w:r>
       <w:r>
         <w:rPr>
-          <w:rFonts w:ascii="Calibri" w:hAnsi="Calibri"/>
-          <w:sz w:val="22"/>
-        </w:rPr>
-      </w:r>
-      <w:r>
-        <w:rPr>
-          <w:rFonts w:ascii="Calibri" w:hAnsi="Calibri"/>
-          <w:sz w:val="22"/>
-        </w:rPr>
-        <w:t xml:space="preserve">PV is </w:t>
-      </w:r>
-      <w:r>
-        <w:rPr>
-          <w:rFonts w:ascii="Calibri" w:hAnsi="Calibri"/>
           <w:b/>
-          <w:sz w:val="22"/>
         </w:rPr>
         <w:t>not a uniform disease</w:t>
       </w:r>
       <w:r>
+        <w:t xml:space="preserve">. </w:t>
+      </w:r>
+      <w:r>
         <w:rPr>
-          <w:rFonts w:ascii="Calibri" w:hAnsi="Calibri"/>
-          <w:sz w:val="22"/>
-        </w:rPr>
-        <w:t xml:space="preserve">. </w:t>
-      </w:r>
-      <w:r>
-        <w:rPr>
-          <w:rFonts w:ascii="Calibri" w:hAnsi="Calibri"/>
           <w:b/>
-          <w:sz w:val="22"/>
         </w:rPr>
         <w:t>JAK2 V617F allele burden</w:t>
       </w:r>
       <w:r>
+        <w:t xml:space="preserve"> and </w:t>
+      </w:r>
+      <w:r>
         <w:rPr>
-          <w:rFonts w:ascii="Calibri" w:hAnsi="Calibri"/>
-          <w:sz w:val="22"/>
-        </w:rPr>
-        <w:t xml:space="preserve"> and </w:t>
-      </w:r>
-      <w:r>
-        <w:rPr>
-          <w:rFonts w:ascii="Calibri" w:hAnsi="Calibri"/>
           <w:b/>
-          <w:sz w:val="22"/>
         </w:rPr>
         <w:t>leukocytosis</w:t>
       </w:r>
       <w:r>
+        <w:t xml:space="preserve"> are associated with </w:t>
+      </w:r>
+      <w:r>
         <w:rPr>
-          <w:rFonts w:ascii="Calibri" w:hAnsi="Calibri"/>
-          <w:sz w:val="22"/>
-        </w:rPr>
-        <w:t xml:space="preserve"> are associated with </w:t>
-      </w:r>
-      <w:r>
-        <w:rPr>
-          <w:rFonts w:ascii="Calibri" w:hAnsi="Calibri"/>
           <w:b/>
-          <w:sz w:val="22"/>
         </w:rPr>
         <w:t>thrombosis</w:t>
       </w:r>
       <w:r>
+        <w:t xml:space="preserve"> and </w:t>
+      </w:r>
+      <w:r>
         <w:rPr>
-          <w:rFonts w:ascii="Calibri" w:hAnsi="Calibri"/>
-          <w:sz w:val="22"/>
-        </w:rPr>
-        <w:t xml:space="preserve"> and </w:t>
-      </w:r>
-      <w:r>
-        <w:rPr>
-          <w:rFonts w:ascii="Calibri" w:hAnsi="Calibri"/>
           <w:b/>
-          <w:sz w:val="22"/>
         </w:rPr>
         <w:t>transformation</w:t>
       </w:r>
       <w:r>
-        <w:rPr>
-          <w:rFonts w:ascii="Calibri" w:hAnsi="Calibri"/>
-          <w:sz w:val="22"/>
-        </w:rPr>
         <w:t xml:space="preserve"> (AMWG narrative; concordant with ELN 2021).</w:t>
       </w:r>
-      <w:r>
-        <w:rPr>
-          <w:rFonts w:ascii="Calibri" w:hAnsi="Calibri"/>
-          <w:sz w:val="22"/>
-        </w:rPr>
-      </w:r>
+      <w:r/>
     </w:p>
     <w:p>
       <w:pPr>
@@ -2795,123 +2062,71 @@
         <w:spacing w:line="240" w:lineRule="auto"/>
         <w:ind w:left="720"/>
       </w:pPr>
+      <w:r/>
       <w:r>
         <w:rPr>
-          <w:rFonts w:ascii="Calibri" w:hAnsi="Calibri"/>
-          <w:sz w:val="22"/>
-        </w:rPr>
-      </w:r>
-      <w:r>
-        <w:rPr>
-          <w:rFonts w:ascii="Calibri" w:hAnsi="Calibri"/>
           <w:b/>
-          <w:sz w:val="22"/>
         </w:rPr>
         <w:t>Phlebotomy-only</w:t>
       </w:r>
       <w:r>
+        <w:t xml:space="preserve"> is </w:t>
+      </w:r>
+      <w:r>
         <w:rPr>
-          <w:rFonts w:ascii="Calibri" w:hAnsi="Calibri"/>
-          <w:sz w:val="22"/>
-        </w:rPr>
-        <w:t xml:space="preserve"> is </w:t>
-      </w:r>
-      <w:r>
-        <w:rPr>
-          <w:rFonts w:ascii="Calibri" w:hAnsi="Calibri"/>
           <w:b/>
-          <w:sz w:val="22"/>
         </w:rPr>
         <w:t>not</w:t>
       </w:r>
       <w:r>
+        <w:t xml:space="preserve"> recommended as </w:t>
+      </w:r>
+      <w:r>
         <w:rPr>
-          <w:rFonts w:ascii="Calibri" w:hAnsi="Calibri"/>
-          <w:sz w:val="22"/>
-        </w:rPr>
-        <w:t xml:space="preserve"> recommended as </w:t>
-      </w:r>
-      <w:r>
-        <w:rPr>
-          <w:rFonts w:ascii="Calibri" w:hAnsi="Calibri"/>
           <w:b/>
-          <w:sz w:val="22"/>
         </w:rPr>
         <w:t>long-term</w:t>
       </w:r>
       <w:r>
+        <w:t xml:space="preserve"> care in </w:t>
+      </w:r>
+      <w:r>
         <w:rPr>
-          <w:rFonts w:ascii="Calibri" w:hAnsi="Calibri"/>
-          <w:sz w:val="22"/>
-        </w:rPr>
-        <w:t xml:space="preserve"> care in </w:t>
-      </w:r>
-      <w:r>
-        <w:rPr>
-          <w:rFonts w:ascii="Calibri" w:hAnsi="Calibri"/>
           <w:b/>
-          <w:sz w:val="22"/>
         </w:rPr>
         <w:t>younger</w:t>
       </w:r>
       <w:r>
+        <w:t xml:space="preserve"> patients — </w:t>
+      </w:r>
+      <w:r>
         <w:rPr>
-          <w:rFonts w:ascii="Calibri" w:hAnsi="Calibri"/>
-          <w:sz w:val="22"/>
-        </w:rPr>
-        <w:t xml:space="preserve"> patients — </w:t>
-      </w:r>
-      <w:r>
-        <w:rPr>
-          <w:rFonts w:ascii="Calibri" w:hAnsi="Calibri"/>
           <w:b/>
-          <w:sz w:val="22"/>
         </w:rPr>
         <w:t>cytoreduction</w:t>
       </w:r>
       <w:r>
+        <w:t xml:space="preserve"> is </w:t>
+      </w:r>
+      <w:r>
         <w:rPr>
-          <w:rFonts w:ascii="Calibri" w:hAnsi="Calibri"/>
-          <w:sz w:val="22"/>
-        </w:rPr>
-        <w:t xml:space="preserve"> is </w:t>
-      </w:r>
-      <w:r>
-        <w:rPr>
-          <w:rFonts w:ascii="Calibri" w:hAnsi="Calibri"/>
           <w:b/>
-          <w:sz w:val="22"/>
         </w:rPr>
         <w:t>standard of care</w:t>
       </w:r>
       <w:r>
+        <w:t xml:space="preserve"> in the </w:t>
+      </w:r>
+      <w:r>
         <w:rPr>
-          <w:rFonts w:ascii="Calibri" w:hAnsi="Calibri"/>
-          <w:sz w:val="22"/>
-        </w:rPr>
-        <w:t xml:space="preserve"> in the </w:t>
-      </w:r>
-      <w:r>
-        <w:rPr>
-          <w:rFonts w:ascii="Calibri" w:hAnsi="Calibri"/>
           <w:b/>
-          <w:sz w:val="22"/>
         </w:rPr>
         <w:t>majority</w:t>
       </w:r>
       <w:r>
-        <w:rPr>
-          <w:rFonts w:ascii="Calibri" w:hAnsi="Calibri"/>
-          <w:sz w:val="22"/>
-        </w:rPr>
         <w:t>.</w:t>
       </w:r>
-      <w:r>
-        <w:rPr>
-          <w:rFonts w:ascii="Calibri" w:hAnsi="Calibri"/>
-          <w:sz w:val="22"/>
-        </w:rPr>
-      </w:r>
+      <w:r/>
     </w:p>
     <w:p>
       <w:pPr>
@@ -2919,78 +2134,44 @@
         <w:spacing w:line="240" w:lineRule="auto"/>
         <w:ind w:left="720"/>
       </w:pPr>
+      <w:r/>
       <w:r>
         <w:rPr>
-          <w:rFonts w:ascii="Calibri" w:hAnsi="Calibri"/>
-          <w:sz w:val="22"/>
-        </w:rPr>
-      </w:r>
-      <w:r>
-        <w:rPr>
-          <w:rFonts w:ascii="Calibri" w:hAnsi="Calibri"/>
           <w:b/>
-          <w:sz w:val="22"/>
         </w:rPr>
         <w:t>HU at 2 g/day</w:t>
       </w:r>
       <w:r>
+        <w:t xml:space="preserve"> as an ELN resistance criterion </w:t>
+      </w:r>
+      <w:r>
         <w:rPr>
-          <w:rFonts w:ascii="Calibri" w:hAnsi="Calibri"/>
-          <w:sz w:val="22"/>
-        </w:rPr>
-        <w:t xml:space="preserve"> as an ELN resistance criterion </w:t>
-      </w:r>
-      <w:r>
-        <w:rPr>
-          <w:rFonts w:ascii="Calibri" w:hAnsi="Calibri"/>
           <w:b/>
-          <w:sz w:val="22"/>
         </w:rPr>
         <w:t>may not apply</w:t>
       </w:r>
       <w:r>
+        <w:t xml:space="preserve"> in Asia: </w:t>
+      </w:r>
+      <w:r>
         <w:rPr>
-          <w:rFonts w:ascii="Calibri" w:hAnsi="Calibri"/>
-          <w:sz w:val="22"/>
-        </w:rPr>
-        <w:t xml:space="preserve"> in Asia: </w:t>
-      </w:r>
-      <w:r>
-        <w:rPr>
-          <w:rFonts w:ascii="Calibri" w:hAnsi="Calibri"/>
           <w:b/>
-          <w:sz w:val="22"/>
         </w:rPr>
         <w:t>dose-limiting cytopenia and toxicities</w:t>
       </w:r>
       <w:r>
+        <w:t xml:space="preserve"> often occur </w:t>
+      </w:r>
+      <w:r>
         <w:rPr>
-          <w:rFonts w:ascii="Calibri" w:hAnsi="Calibri"/>
-          <w:sz w:val="22"/>
-        </w:rPr>
-        <w:t xml:space="preserve"> often occur </w:t>
-      </w:r>
-      <w:r>
-        <w:rPr>
-          <w:rFonts w:ascii="Calibri" w:hAnsi="Calibri"/>
           <w:b/>
-          <w:sz w:val="22"/>
         </w:rPr>
         <w:t>earlier</w:t>
       </w:r>
       <w:r>
-        <w:rPr>
-          <w:rFonts w:ascii="Calibri" w:hAnsi="Calibri"/>
-          <w:sz w:val="22"/>
-        </w:rPr>
         <w:t>.</w:t>
       </w:r>
-      <w:r>
-        <w:rPr>
-          <w:rFonts w:ascii="Calibri" w:hAnsi="Calibri"/>
-          <w:sz w:val="22"/>
-        </w:rPr>
-      </w:r>
+      <w:r/>
     </w:p>
     <w:p>
       <w:pPr>
@@ -2998,101 +2179,59 @@
         <w:spacing w:line="240" w:lineRule="auto"/>
         <w:ind w:left="720"/>
       </w:pPr>
+      <w:r/>
       <w:r>
         <w:rPr>
-          <w:rFonts w:ascii="Calibri" w:hAnsi="Calibri"/>
-          <w:sz w:val="22"/>
-        </w:rPr>
-      </w:r>
-      <w:r>
-        <w:rPr>
-          <w:rFonts w:ascii="Calibri" w:hAnsi="Calibri"/>
           <w:b/>
-          <w:sz w:val="22"/>
         </w:rPr>
         <w:t>Pegylated IFN-α-2a or ropeginterferon-α-2b</w:t>
       </w:r>
       <w:r>
+        <w:t xml:space="preserve"> are listed as </w:t>
+      </w:r>
+      <w:r>
         <w:rPr>
-          <w:rFonts w:ascii="Calibri" w:hAnsi="Calibri"/>
-          <w:sz w:val="22"/>
-        </w:rPr>
-        <w:t xml:space="preserve"> are listed as </w:t>
-      </w:r>
-      <w:r>
-        <w:rPr>
-          <w:rFonts w:ascii="Calibri" w:hAnsi="Calibri"/>
           <w:b/>
-          <w:sz w:val="22"/>
         </w:rPr>
         <w:t>disease-modifying</w:t>
       </w:r>
       <w:r>
+        <w:t xml:space="preserve"> options in </w:t>
+      </w:r>
+      <w:r>
         <w:rPr>
-          <w:rFonts w:ascii="Calibri" w:hAnsi="Calibri"/>
-          <w:sz w:val="22"/>
-        </w:rPr>
-        <w:t xml:space="preserve"> options in </w:t>
-      </w:r>
-      <w:r>
-        <w:rPr>
-          <w:rFonts w:ascii="Calibri" w:hAnsi="Calibri"/>
           <w:b/>
-          <w:sz w:val="22"/>
         </w:rPr>
         <w:t>younger</w:t>
       </w:r>
       <w:r>
+        <w:t xml:space="preserve"> patients and in </w:t>
+      </w:r>
+      <w:r>
         <w:rPr>
-          <w:rFonts w:ascii="Calibri" w:hAnsi="Calibri"/>
-          <w:sz w:val="22"/>
-        </w:rPr>
-        <w:t xml:space="preserve"> patients and in </w:t>
-      </w:r>
-      <w:r>
-        <w:rPr>
-          <w:rFonts w:ascii="Calibri" w:hAnsi="Calibri"/>
           <w:b/>
-          <w:sz w:val="22"/>
         </w:rPr>
         <w:t>HU-resistant/intolerant</w:t>
       </w:r>
       <w:r>
+        <w:t xml:space="preserve"> disease. </w:t>
+      </w:r>
+      <w:r>
         <w:rPr>
-          <w:rFonts w:ascii="Calibri" w:hAnsi="Calibri"/>
-          <w:sz w:val="22"/>
-        </w:rPr>
-        <w:t xml:space="preserve"> disease. </w:t>
-      </w:r>
-      <w:r>
-        <w:rPr>
-          <w:rFonts w:ascii="Calibri" w:hAnsi="Calibri"/>
           <w:b/>
-          <w:sz w:val="22"/>
         </w:rPr>
         <w:t>No ranking.</w:t>
       </w:r>
       <w:r>
+        <w:t xml:space="preserve"> If asked “which IFN?”: </w:t>
+      </w:r>
+      <w:r>
         <w:rPr>
-          <w:rFonts w:ascii="Calibri" w:hAnsi="Calibri"/>
-          <w:sz w:val="22"/>
-        </w:rPr>
-        <w:t xml:space="preserve"> If asked “which IFN?”: </w:t>
-      </w:r>
-      <w:r>
-        <w:rPr>
-          <w:rFonts w:ascii="Calibri" w:hAnsi="Calibri"/>
           <w:b/>
-          <w:sz w:val="22"/>
         </w:rPr>
         <w:t>both named; HK PI is BESREMi; Pegasys is not this product.</w:t>
       </w:r>
-      <w:r>
-        <w:rPr>
-          <w:rFonts w:ascii="Calibri" w:hAnsi="Calibri"/>
-          <w:sz w:val="22"/>
-        </w:rPr>
-      </w:r>
+      <w:r/>
     </w:p>
     <w:p>
       <w:pPr>
@@ -3100,113 +2239,58 @@
         <w:spacing w:line="240" w:lineRule="auto"/>
         <w:ind w:left="720"/>
       </w:pPr>
+      <w:r/>
       <w:r>
         <w:rPr>
-          <w:rFonts w:ascii="Calibri" w:hAnsi="Calibri"/>
-          <w:sz w:val="22"/>
-        </w:rPr>
-      </w:r>
-      <w:r>
-        <w:rPr>
-          <w:rFonts w:ascii="Calibri" w:hAnsi="Calibri"/>
           <w:b/>
-          <w:sz w:val="22"/>
         </w:rPr>
         <w:t>Do not mix count targets:</w:t>
       </w:r>
       <w:r>
+        <w:t xml:space="preserve"> AMWG cites </w:t>
+      </w:r>
+      <w:r>
         <w:rPr>
-          <w:rFonts w:ascii="Calibri" w:hAnsi="Calibri"/>
-          <w:sz w:val="22"/>
-        </w:rPr>
-        <w:t xml:space="preserve"> AMWG cites </w:t>
-      </w:r>
-      <w:r>
-        <w:rPr>
-          <w:rFonts w:ascii="Calibri" w:hAnsi="Calibri"/>
           <w:b/>
-          <w:sz w:val="22"/>
         </w:rPr>
         <w:t>WBC ≤15 × 10⁹/L</w:t>
       </w:r>
       <w:r>
+        <w:t xml:space="preserve"> as a thrombosis-risk threshold in its review; </w:t>
+      </w:r>
+      <w:r>
         <w:rPr>
-          <w:rFonts w:ascii="Calibri" w:hAnsi="Calibri"/>
-          <w:sz w:val="22"/>
-        </w:rPr>
-        <w:t xml:space="preserve"> as a thrombosis-risk threshold in its review; </w:t>
-      </w:r>
-      <w:r>
-        <w:rPr>
-          <w:rFonts w:ascii="Calibri" w:hAnsi="Calibri"/>
           <w:b/>
-          <w:sz w:val="22"/>
         </w:rPr>
         <w:t>HK PI CHR</w:t>
       </w:r>
       <w:r>
+        <w:t xml:space="preserve"> uses </w:t>
+      </w:r>
+      <w:r>
         <w:rPr>
-          <w:rFonts w:ascii="Calibri" w:hAnsi="Calibri"/>
-          <w:sz w:val="22"/>
-        </w:rPr>
-        <w:t xml:space="preserve"> uses </w:t>
-      </w:r>
-      <w:r>
-        <w:rPr>
-          <w:rFonts w:ascii="Calibri" w:hAnsi="Calibri"/>
           <w:b/>
-          <w:sz w:val="22"/>
         </w:rPr>
         <w:t>WBC &lt;10</w:t>
       </w:r>
       <w:r>
-        <w:rPr>
-          <w:rFonts w:ascii="Calibri" w:hAnsi="Calibri"/>
-          <w:sz w:val="22"/>
-        </w:rPr>
         <w:t>. Say which source you are using.</w:t>
       </w:r>
-      <w:r>
-        <w:rPr>
-          <w:rFonts w:ascii="Calibri" w:hAnsi="Calibri"/>
-          <w:sz w:val="22"/>
-        </w:rPr>
-      </w:r>
-      <w:r>
-        <w:rPr>
-          <w:rFonts w:ascii="Calibri" w:hAnsi="Calibri"/>
-          <w:sz w:val="22"/>
-        </w:rPr>
-      </w:r>
+      <w:r/>
+      <w:r/>
     </w:p>
     <w:p>
+      <w:r/>
       <w:r>
         <w:rPr>
-          <w:rFonts w:ascii="Calibri" w:hAnsi="Calibri"/>
-          <w:sz w:val="22"/>
-        </w:rPr>
-      </w:r>
-      <w:r>
-        <w:rPr>
-          <w:rFonts w:ascii="Calibri" w:hAnsi="Calibri"/>
           <w:b/>
-          <w:sz w:val="22"/>
         </w:rPr>
         <w:t>Do not say:</w:t>
       </w:r>
       <w:r>
-        <w:rPr>
-          <w:rFonts w:ascii="Calibri" w:hAnsi="Calibri"/>
-          <w:sz w:val="22"/>
-        </w:rPr>
         <w:t xml:space="preserve"> “AMWG prefers BESREMi” or “this is the Hong Kong guideline.”</w:t>
       </w:r>
-      <w:r>
-        <w:rPr>
-          <w:rFonts w:ascii="Calibri" w:hAnsi="Calibri"/>
-          <w:sz w:val="22"/>
-        </w:rPr>
-      </w:r>
+      <w:r/>
     </w:p>
     <w:p>
       <w:pPr>
@@ -3214,12 +2298,7 @@
           <w:bottom w:val="single" w:sz="6" w:space="1" w:color="auto"/>
         </w:pBdr>
       </w:pPr>
-      <w:r>
-        <w:rPr>
-          <w:rFonts w:ascii="Calibri" w:hAnsi="Calibri"/>
-          <w:sz w:val="22"/>
-        </w:rPr>
-      </w:r>
+      <w:r/>
     </w:p>
     <w:p>
       <w:pPr>
@@ -3231,62 +2310,35 @@
       <w:r/>
     </w:p>
     <w:p>
+      <w:r/>
       <w:r>
         <w:rPr>
-          <w:rFonts w:ascii="Calibri" w:hAnsi="Calibri"/>
-          <w:sz w:val="22"/>
-        </w:rPr>
-      </w:r>
-      <w:r>
-        <w:rPr>
-          <w:rFonts w:ascii="Calibri" w:hAnsi="Calibri"/>
           <w:b/>
-          <w:sz w:val="22"/>
         </w:rPr>
         <w:t>Label the slide verbally:</w:t>
       </w:r>
       <w:r>
+        <w:t xml:space="preserve"> “This is </w:t>
+      </w:r>
+      <w:r>
         <w:rPr>
-          <w:rFonts w:ascii="Calibri" w:hAnsi="Calibri"/>
-          <w:sz w:val="22"/>
-        </w:rPr>
-        <w:t xml:space="preserve"> “This is </w:t>
-      </w:r>
-      <w:r>
-        <w:rPr>
-          <w:rFonts w:ascii="Calibri" w:hAnsi="Calibri"/>
           <w:b/>
-          <w:sz w:val="22"/>
         </w:rPr>
         <w:t>NCCN (US)</w:t>
       </w:r>
       <w:r>
-        <w:rPr>
-          <w:rFonts w:ascii="Calibri" w:hAnsi="Calibri"/>
-          <w:sz w:val="22"/>
-        </w:rPr>
         <w:t xml:space="preserve"> as shown on </w:t>
       </w:r>
       <w:r>
         <w:rPr>
           <w:rFonts w:ascii="Courier" w:hAnsi="Courier"/>
-          <w:sz w:val="22"/>
         </w:rPr>
         <w:t>PEC-BES-HK020126</w:t>
       </w:r>
       <w:r>
-        <w:rPr>
-          <w:rFonts w:ascii="Calibri" w:hAnsi="Calibri"/>
-          <w:sz w:val="22"/>
-        </w:rPr>
         <w:t>. It is scientific context. Hong Kong prescribing is the local PI.”</w:t>
       </w:r>
-      <w:r>
-        <w:rPr>
-          <w:rFonts w:ascii="Calibri" w:hAnsi="Calibri"/>
-          <w:sz w:val="22"/>
-        </w:rPr>
-      </w:r>
+      <w:r/>
     </w:p>
     <w:p>
       <w:pPr>
@@ -3298,62 +2350,30 @@
       <w:r/>
     </w:p>
     <w:p>
+      <w:r/>
       <w:r>
         <w:rPr>
-          <w:rFonts w:ascii="Calibri" w:hAnsi="Calibri"/>
-          <w:sz w:val="22"/>
-        </w:rPr>
-      </w:r>
-      <w:r>
-        <w:rPr>
-          <w:rFonts w:ascii="Calibri" w:hAnsi="Calibri"/>
           <w:b/>
-          <w:sz w:val="22"/>
         </w:rPr>
         <w:t>Initial management (all patients):</w:t>
       </w:r>
       <w:r>
-        <w:rPr>
-          <w:rFonts w:ascii="Calibri" w:hAnsi="Calibri"/>
-          <w:sz w:val="22"/>
-        </w:rPr>
         <w:t xml:space="preserve"> manage cardiovascular risk; aspirin 81–100 mg/day; phlebotomy to hematocrit &lt;45%.</w:t>
       </w:r>
-      <w:r>
-        <w:rPr>
-          <w:rFonts w:ascii="Calibri" w:hAnsi="Calibri"/>
-          <w:sz w:val="22"/>
-        </w:rPr>
-      </w:r>
+      <w:r/>
     </w:p>
     <w:p>
+      <w:r/>
       <w:r>
         <w:rPr>
-          <w:rFonts w:ascii="Calibri" w:hAnsi="Calibri"/>
-          <w:sz w:val="22"/>
-        </w:rPr>
-      </w:r>
-      <w:r>
-        <w:rPr>
-          <w:rFonts w:ascii="Calibri" w:hAnsi="Calibri"/>
           <w:b/>
-          <w:sz w:val="22"/>
         </w:rPr>
         <w:t>Monitor</w:t>
       </w:r>
       <w:r>
-        <w:rPr>
-          <w:rFonts w:ascii="Calibri" w:hAnsi="Calibri"/>
-          <w:sz w:val="22"/>
-        </w:rPr>
         <w:t xml:space="preserve"> for new thrombosis/bleeding and for cytoreduction indications.</w:t>
       </w:r>
-      <w:r>
-        <w:rPr>
-          <w:rFonts w:ascii="Calibri" w:hAnsi="Calibri"/>
-          <w:sz w:val="22"/>
-        </w:rPr>
-      </w:r>
+      <w:r/>
     </w:p>
     <w:tbl>
       <w:tblPr>
@@ -3439,69 +2459,31 @@
       </w:tr>
     </w:tbl>
     <w:p>
-      <w:r>
-        <w:rPr>
-          <w:rFonts w:ascii="Calibri" w:hAnsi="Calibri"/>
-          <w:sz w:val="22"/>
-        </w:rPr>
-      </w:r>
+      <w:r/>
     </w:p>
     <w:p>
+      <w:r/>
       <w:r>
         <w:rPr>
-          <w:rFonts w:ascii="Calibri" w:hAnsi="Calibri"/>
-          <w:sz w:val="22"/>
-        </w:rPr>
-      </w:r>
-      <w:r>
-        <w:rPr>
-          <w:rFonts w:ascii="Calibri" w:hAnsi="Calibri"/>
           <w:b/>
-          <w:sz w:val="22"/>
         </w:rPr>
         <w:t>Potential indications for cytoreduction (Piece B):</w:t>
       </w:r>
       <w:r>
-        <w:rPr>
-          <w:rFonts w:ascii="Calibri" w:hAnsi="Calibri"/>
-          <w:sz w:val="22"/>
-        </w:rPr>
         <w:t xml:space="preserve"> new thrombosis or bleeding; frequent or poorly tolerated phlebotomy; progressive thrombocytosis or leukocytosis; splenomegaly; disease-related symptoms (pruritus, night sweats, fatigue).</w:t>
       </w:r>
-      <w:r>
-        <w:rPr>
-          <w:rFonts w:ascii="Calibri" w:hAnsi="Calibri"/>
-          <w:sz w:val="22"/>
-        </w:rPr>
-      </w:r>
+      <w:r/>
     </w:p>
     <w:p>
+      <w:r/>
       <w:r>
         <w:rPr>
-          <w:rFonts w:ascii="Calibri" w:hAnsi="Calibri"/>
-          <w:sz w:val="22"/>
-        </w:rPr>
-      </w:r>
-      <w:r>
-        <w:rPr>
-          <w:rFonts w:ascii="Calibri" w:hAnsi="Calibri"/>
           <w:b/>
-          <w:sz w:val="22"/>
         </w:rPr>
         <w:t>Initiate cytoreduction (NCCN language on piece):</w:t>
       </w:r>
-      <w:r>
-        <w:rPr>
-          <w:rFonts w:ascii="Calibri" w:hAnsi="Calibri"/>
-          <w:sz w:val="22"/>
-        </w:rPr>
-      </w:r>
-      <w:r>
-        <w:rPr>
-          <w:rFonts w:ascii="Calibri" w:hAnsi="Calibri"/>
-          <w:sz w:val="22"/>
-        </w:rPr>
-      </w:r>
+      <w:r/>
+      <w:r/>
     </w:p>
     <w:p>
       <w:pPr>
@@ -3509,48 +2491,26 @@
         <w:spacing w:line="240" w:lineRule="auto"/>
         <w:ind w:left="720"/>
       </w:pPr>
+      <w:r/>
       <w:r>
         <w:rPr>
-          <w:rFonts w:ascii="Calibri" w:hAnsi="Calibri"/>
-          <w:sz w:val="22"/>
-        </w:rPr>
-      </w:r>
-      <w:r>
-        <w:rPr>
-          <w:rFonts w:ascii="Calibri" w:hAnsi="Calibri"/>
           <w:b/>
-          <w:sz w:val="22"/>
         </w:rPr>
         <w:t>Preferred:</w:t>
       </w:r>
       <w:r>
+        <w:t xml:space="preserve"> clinical trial </w:t>
+      </w:r>
+      <w:r>
         <w:rPr>
-          <w:rFonts w:ascii="Calibri" w:hAnsi="Calibri"/>
-          <w:sz w:val="22"/>
-        </w:rPr>
-        <w:t xml:space="preserve"> clinical trial </w:t>
-      </w:r>
-      <w:r>
-        <w:rPr>
-          <w:rFonts w:ascii="Calibri" w:hAnsi="Calibri"/>
           <w:b/>
-          <w:sz w:val="22"/>
         </w:rPr>
         <w:t>or</w:t>
       </w:r>
       <w:r>
-        <w:rPr>
-          <w:rFonts w:ascii="Calibri" w:hAnsi="Calibri"/>
-          <w:sz w:val="22"/>
-        </w:rPr>
         <w:t xml:space="preserve"> ropeginterferon alfa-2b-njft</w:t>
       </w:r>
-      <w:r>
-        <w:rPr>
-          <w:rFonts w:ascii="Calibri" w:hAnsi="Calibri"/>
-          <w:sz w:val="22"/>
-        </w:rPr>
-      </w:r>
+      <w:r/>
     </w:p>
     <w:p>
       <w:pPr>
@@ -3558,143 +2518,76 @@
         <w:spacing w:line="240" w:lineRule="auto"/>
         <w:ind w:left="720"/>
       </w:pPr>
+      <w:r/>
       <w:r>
         <w:rPr>
-          <w:rFonts w:ascii="Calibri" w:hAnsi="Calibri"/>
-          <w:sz w:val="22"/>
-        </w:rPr>
-      </w:r>
-      <w:r>
-        <w:rPr>
-          <w:rFonts w:ascii="Calibri" w:hAnsi="Calibri"/>
           <w:b/>
-          <w:sz w:val="22"/>
         </w:rPr>
         <w:t>Other recommended:</w:t>
       </w:r>
       <w:r>
+        <w:t xml:space="preserve"> hydroxyurea </w:t>
+      </w:r>
+      <w:r>
         <w:rPr>
-          <w:rFonts w:ascii="Calibri" w:hAnsi="Calibri"/>
-          <w:sz w:val="22"/>
-        </w:rPr>
-        <w:t xml:space="preserve"> hydroxyurea </w:t>
-      </w:r>
-      <w:r>
-        <w:rPr>
-          <w:rFonts w:ascii="Calibri" w:hAnsi="Calibri"/>
           <w:b/>
-          <w:sz w:val="22"/>
         </w:rPr>
         <w:t>or</w:t>
       </w:r>
       <w:r>
-        <w:rPr>
-          <w:rFonts w:ascii="Calibri" w:hAnsi="Calibri"/>
-          <w:sz w:val="22"/>
-        </w:rPr>
         <w:t xml:space="preserve"> peginterferon alfa-2a</w:t>
       </w:r>
-      <w:r>
-        <w:rPr>
-          <w:rFonts w:ascii="Calibri" w:hAnsi="Calibri"/>
-          <w:sz w:val="22"/>
-        </w:rPr>
-      </w:r>
-      <w:r>
-        <w:rPr>
-          <w:rFonts w:ascii="Calibri" w:hAnsi="Calibri"/>
-          <w:sz w:val="22"/>
-        </w:rPr>
-      </w:r>
+      <w:r/>
+      <w:r/>
     </w:p>
     <w:p>
+      <w:r/>
       <w:r>
         <w:rPr>
-          <w:rFonts w:ascii="Calibri" w:hAnsi="Calibri"/>
-          <w:sz w:val="22"/>
-        </w:rPr>
-      </w:r>
-      <w:r>
-        <w:rPr>
-          <w:rFonts w:ascii="Calibri" w:hAnsi="Calibri"/>
           <w:b/>
-          <w:sz w:val="22"/>
         </w:rPr>
         <w:t>HK overlay (must say):</w:t>
       </w:r>
       <w:r>
+        <w:t xml:space="preserve"> BESREMi is indicated as </w:t>
+      </w:r>
+      <w:r>
         <w:rPr>
-          <w:rFonts w:ascii="Calibri" w:hAnsi="Calibri"/>
-          <w:sz w:val="22"/>
-        </w:rPr>
-        <w:t xml:space="preserve"> BESREMi is indicated as </w:t>
-      </w:r>
-      <w:r>
-        <w:rPr>
-          <w:rFonts w:ascii="Calibri" w:hAnsi="Calibri"/>
           <w:b/>
-          <w:sz w:val="22"/>
         </w:rPr>
         <w:t>monotherapy in adults with PV without symptomatic splenomegaly</w:t>
       </w:r>
       <w:r>
+        <w:t xml:space="preserve">. NCCN “preferred” does </w:t>
+      </w:r>
+      <w:r>
         <w:rPr>
-          <w:rFonts w:ascii="Calibri" w:hAnsi="Calibri"/>
-          <w:sz w:val="22"/>
-        </w:rPr>
-        <w:t xml:space="preserve">. NCCN “preferred” does </w:t>
-      </w:r>
-      <w:r>
-        <w:rPr>
-          <w:rFonts w:ascii="Calibri" w:hAnsi="Calibri"/>
           <w:b/>
-          <w:sz w:val="22"/>
         </w:rPr>
         <w:t>not</w:t>
       </w:r>
       <w:r>
+        <w:t xml:space="preserve"> equal HA listing and does </w:t>
+      </w:r>
+      <w:r>
         <w:rPr>
-          <w:rFonts w:ascii="Calibri" w:hAnsi="Calibri"/>
-          <w:sz w:val="22"/>
-        </w:rPr>
-        <w:t xml:space="preserve"> equal HA listing and does </w:t>
-      </w:r>
-      <w:r>
-        <w:rPr>
-          <w:rFonts w:ascii="Calibri" w:hAnsi="Calibri"/>
           <w:b/>
-          <w:sz w:val="22"/>
         </w:rPr>
         <w:t>not</w:t>
       </w:r>
       <w:r>
+        <w:t xml:space="preserve"> authorize off-label use. If the patient has </w:t>
+      </w:r>
+      <w:r>
         <w:rPr>
-          <w:rFonts w:ascii="Calibri" w:hAnsi="Calibri"/>
-          <w:sz w:val="22"/>
-        </w:rPr>
-        <w:t xml:space="preserve"> authorize off-label use. If the patient has </w:t>
-      </w:r>
-      <w:r>
-        <w:rPr>
-          <w:rFonts w:ascii="Calibri" w:hAnsi="Calibri"/>
           <w:b/>
-          <w:sz w:val="22"/>
         </w:rPr>
         <w:t>symptomatic splenomegaly</w:t>
       </w:r>
       <w:r>
-        <w:rPr>
-          <w:rFonts w:ascii="Calibri" w:hAnsi="Calibri"/>
-          <w:sz w:val="22"/>
-        </w:rPr>
         <w:t>, do not proactively position BESREMi.</w:t>
       </w:r>
-      <w:r>
-        <w:rPr>
-          <w:rFonts w:ascii="Calibri" w:hAnsi="Calibri"/>
-          <w:sz w:val="22"/>
-        </w:rPr>
-      </w:r>
+      <w:r/>
     </w:p>
     <w:p>
       <w:pPr>
@@ -3706,46 +2599,21 @@
       <w:r/>
     </w:p>
     <w:p>
+      <w:r/>
+      <w:r>
+        <w:t xml:space="preserve">Same backbone (CV risk, aspirin, phlebotomy to Hct &lt;45%) </w:t>
+      </w:r>
       <w:r>
         <w:rPr>
-          <w:rFonts w:ascii="Calibri" w:hAnsi="Calibri"/>
-          <w:sz w:val="22"/>
-        </w:rPr>
-      </w:r>
-      <w:r>
-        <w:rPr>
-          <w:rFonts w:ascii="Calibri" w:hAnsi="Calibri"/>
-          <w:sz w:val="22"/>
-        </w:rPr>
-        <w:t xml:space="preserve">Same backbone (CV risk, aspirin, phlebotomy to Hct &lt;45%) </w:t>
-      </w:r>
-      <w:r>
-        <w:rPr>
-          <w:rFonts w:ascii="Calibri" w:hAnsi="Calibri"/>
           <w:b/>
-          <w:sz w:val="22"/>
         </w:rPr>
         <w:t>plus</w:t>
       </w:r>
       <w:r>
-        <w:rPr>
-          <w:rFonts w:ascii="Calibri" w:hAnsi="Calibri"/>
-          <w:sz w:val="22"/>
-        </w:rPr>
         <w:t xml:space="preserve"> cytoreduction:</w:t>
       </w:r>
-      <w:r>
-        <w:rPr>
-          <w:rFonts w:ascii="Calibri" w:hAnsi="Calibri"/>
-          <w:sz w:val="22"/>
-        </w:rPr>
-      </w:r>
-      <w:r>
-        <w:rPr>
-          <w:rFonts w:ascii="Calibri" w:hAnsi="Calibri"/>
-          <w:sz w:val="22"/>
-        </w:rPr>
-      </w:r>
+      <w:r/>
+      <w:r/>
     </w:p>
     <w:p>
       <w:pPr>
@@ -3753,48 +2621,26 @@
         <w:spacing w:line="240" w:lineRule="auto"/>
         <w:ind w:left="720"/>
       </w:pPr>
+      <w:r/>
       <w:r>
         <w:rPr>
-          <w:rFonts w:ascii="Calibri" w:hAnsi="Calibri"/>
-          <w:sz w:val="22"/>
-        </w:rPr>
-      </w:r>
-      <w:r>
-        <w:rPr>
-          <w:rFonts w:ascii="Calibri" w:hAnsi="Calibri"/>
           <w:b/>
-          <w:sz w:val="22"/>
         </w:rPr>
         <w:t>Preferred:</w:t>
       </w:r>
       <w:r>
+        <w:t xml:space="preserve"> hydroxyurea </w:t>
+      </w:r>
+      <w:r>
         <w:rPr>
-          <w:rFonts w:ascii="Calibri" w:hAnsi="Calibri"/>
-          <w:sz w:val="22"/>
-        </w:rPr>
-        <w:t xml:space="preserve"> hydroxyurea </w:t>
-      </w:r>
-      <w:r>
-        <w:rPr>
-          <w:rFonts w:ascii="Calibri" w:hAnsi="Calibri"/>
           <w:b/>
-          <w:sz w:val="22"/>
         </w:rPr>
         <w:t>or</w:t>
       </w:r>
       <w:r>
-        <w:rPr>
-          <w:rFonts w:ascii="Calibri" w:hAnsi="Calibri"/>
-          <w:sz w:val="22"/>
-        </w:rPr>
         <w:t xml:space="preserve"> ropeginterferon alfa-2b-njft</w:t>
       </w:r>
-      <w:r>
-        <w:rPr>
-          <w:rFonts w:ascii="Calibri" w:hAnsi="Calibri"/>
-          <w:sz w:val="22"/>
-        </w:rPr>
-      </w:r>
+      <w:r/>
     </w:p>
     <w:p>
       <w:pPr>
@@ -3802,33 +2648,17 @@
         <w:spacing w:line="240" w:lineRule="auto"/>
         <w:ind w:left="720"/>
       </w:pPr>
+      <w:r/>
       <w:r>
         <w:rPr>
-          <w:rFonts w:ascii="Calibri" w:hAnsi="Calibri"/>
-          <w:sz w:val="22"/>
-        </w:rPr>
-      </w:r>
-      <w:r>
-        <w:rPr>
-          <w:rFonts w:ascii="Calibri" w:hAnsi="Calibri"/>
           <w:b/>
-          <w:sz w:val="22"/>
         </w:rPr>
         <w:t>Other recommended:</w:t>
       </w:r>
       <w:r>
-        <w:rPr>
-          <w:rFonts w:ascii="Calibri" w:hAnsi="Calibri"/>
-          <w:sz w:val="22"/>
-        </w:rPr>
         <w:t xml:space="preserve"> peginterferon alfa-2a</w:t>
       </w:r>
-      <w:r>
-        <w:rPr>
-          <w:rFonts w:ascii="Calibri" w:hAnsi="Calibri"/>
-          <w:sz w:val="22"/>
-        </w:rPr>
-      </w:r>
+      <w:r/>
     </w:p>
     <w:p>
       <w:pPr>
@@ -3836,67 +2666,29 @@
         <w:spacing w:line="240" w:lineRule="auto"/>
         <w:ind w:left="720"/>
       </w:pPr>
+      <w:r/>
       <w:r>
         <w:rPr>
-          <w:rFonts w:ascii="Calibri" w:hAnsi="Calibri"/>
-          <w:sz w:val="22"/>
-        </w:rPr>
-      </w:r>
-      <w:r>
-        <w:rPr>
-          <w:rFonts w:ascii="Calibri" w:hAnsi="Calibri"/>
           <w:b/>
-          <w:sz w:val="22"/>
         </w:rPr>
         <w:t>Useful in certain circumstances:</w:t>
       </w:r>
       <w:r>
-        <w:rPr>
-          <w:rFonts w:ascii="Calibri" w:hAnsi="Calibri"/>
-          <w:sz w:val="22"/>
-        </w:rPr>
         <w:t xml:space="preserve"> ruxolitinib</w:t>
       </w:r>
-      <w:r>
-        <w:rPr>
-          <w:rFonts w:ascii="Calibri" w:hAnsi="Calibri"/>
-          <w:sz w:val="22"/>
-        </w:rPr>
-      </w:r>
-      <w:r>
-        <w:rPr>
-          <w:rFonts w:ascii="Calibri" w:hAnsi="Calibri"/>
-          <w:sz w:val="22"/>
-        </w:rPr>
-      </w:r>
+      <w:r/>
+      <w:r/>
     </w:p>
     <w:p>
+      <w:r/>
       <w:r>
         <w:rPr>
-          <w:rFonts w:ascii="Calibri" w:hAnsi="Calibri"/>
-          <w:sz w:val="22"/>
-        </w:rPr>
-      </w:r>
-      <w:r>
-        <w:rPr>
-          <w:rFonts w:ascii="Calibri" w:hAnsi="Calibri"/>
           <w:b/>
-          <w:sz w:val="22"/>
         </w:rPr>
         <w:t>If inadequate response or loss of response — preferred change (NCCN on piece):</w:t>
       </w:r>
-      <w:r>
-        <w:rPr>
-          <w:rFonts w:ascii="Calibri" w:hAnsi="Calibri"/>
-          <w:sz w:val="22"/>
-        </w:rPr>
-      </w:r>
-      <w:r>
-        <w:rPr>
-          <w:rFonts w:ascii="Calibri" w:hAnsi="Calibri"/>
-          <w:sz w:val="22"/>
-        </w:rPr>
-      </w:r>
+      <w:r/>
+      <w:r/>
     </w:p>
     <w:p>
       <w:pPr>
@@ -3904,40 +2696,20 @@
         <w:spacing w:line="240" w:lineRule="auto"/>
         <w:ind w:left="720"/>
       </w:pPr>
+      <w:r/>
+      <w:r>
+        <w:t xml:space="preserve">Clinical trial </w:t>
+      </w:r>
       <w:r>
         <w:rPr>
-          <w:rFonts w:ascii="Calibri" w:hAnsi="Calibri"/>
-          <w:sz w:val="22"/>
-        </w:rPr>
-      </w:r>
-      <w:r>
-        <w:rPr>
-          <w:rFonts w:ascii="Calibri" w:hAnsi="Calibri"/>
-          <w:sz w:val="22"/>
-        </w:rPr>
-        <w:t xml:space="preserve">Clinical trial </w:t>
-      </w:r>
-      <w:r>
-        <w:rPr>
-          <w:rFonts w:ascii="Calibri" w:hAnsi="Calibri"/>
           <w:b/>
-          <w:sz w:val="22"/>
         </w:rPr>
         <w:t>or</w:t>
       </w:r>
       <w:r>
-        <w:rPr>
-          <w:rFonts w:ascii="Calibri" w:hAnsi="Calibri"/>
-          <w:sz w:val="22"/>
-        </w:rPr>
         <w:t xml:space="preserve"> ruxolitinib (NCCN category 1 in high-risk PV after HU resistance/intolerance)</w:t>
       </w:r>
-      <w:r>
-        <w:rPr>
-          <w:rFonts w:ascii="Calibri" w:hAnsi="Calibri"/>
-          <w:sz w:val="22"/>
-        </w:rPr>
-      </w:r>
+      <w:r/>
     </w:p>
     <w:p>
       <w:pPr>
@@ -3945,75 +2717,34 @@
         <w:spacing w:line="240" w:lineRule="auto"/>
         <w:ind w:left="720"/>
       </w:pPr>
-      <w:r>
-        <w:rPr>
-          <w:rFonts w:ascii="Calibri" w:hAnsi="Calibri"/>
-          <w:sz w:val="22"/>
-        </w:rPr>
-      </w:r>
-      <w:r>
-        <w:rPr>
-          <w:rFonts w:ascii="Calibri" w:hAnsi="Calibri"/>
-          <w:sz w:val="22"/>
-        </w:rPr>
+      <w:r/>
+      <w:r>
         <w:t>Other recommended if not previously used: ropeginterferon alfa-2b-njft, hydroxyurea, or peginterferon alfa-2a</w:t>
       </w:r>
-      <w:r>
-        <w:rPr>
-          <w:rFonts w:ascii="Calibri" w:hAnsi="Calibri"/>
-          <w:sz w:val="22"/>
-        </w:rPr>
-      </w:r>
-      <w:r>
-        <w:rPr>
-          <w:rFonts w:ascii="Calibri" w:hAnsi="Calibri"/>
-          <w:sz w:val="22"/>
-        </w:rPr>
-      </w:r>
+      <w:r/>
+      <w:r/>
     </w:p>
     <w:p>
+      <w:r/>
       <w:r>
         <w:rPr>
-          <w:rFonts w:ascii="Calibri" w:hAnsi="Calibri"/>
-          <w:sz w:val="22"/>
-        </w:rPr>
-      </w:r>
-      <w:r>
-        <w:rPr>
-          <w:rFonts w:ascii="Calibri" w:hAnsi="Calibri"/>
           <w:b/>
-          <w:sz w:val="22"/>
         </w:rPr>
         <w:t>HK overlay:</w:t>
       </w:r>
       <w:r>
+        <w:t xml:space="preserve"> Ruxolitinib sequencing is a </w:t>
+      </w:r>
+      <w:r>
         <w:rPr>
-          <w:rFonts w:ascii="Calibri" w:hAnsi="Calibri"/>
-          <w:sz w:val="22"/>
-        </w:rPr>
-        <w:t xml:space="preserve"> Ruxolitinib sequencing is a </w:t>
-      </w:r>
-      <w:r>
-        <w:rPr>
-          <w:rFonts w:ascii="Calibri" w:hAnsi="Calibri"/>
           <w:b/>
-          <w:sz w:val="22"/>
         </w:rPr>
         <w:t>guideline</w:t>
       </w:r>
       <w:r>
-        <w:rPr>
-          <w:rFonts w:ascii="Calibri" w:hAnsi="Calibri"/>
-          <w:sz w:val="22"/>
-        </w:rPr>
         <w:t xml:space="preserve"> statement, not a BESREMi comparative claim. Do not claim BESREMi is “better than ruxolitinib.” Do not claim BESREMi is indicated after HU failure unless that use is within the HK PI and Medical-cleared lexicon.</w:t>
       </w:r>
-      <w:r>
-        <w:rPr>
-          <w:rFonts w:ascii="Calibri" w:hAnsi="Calibri"/>
-          <w:sz w:val="22"/>
-        </w:rPr>
-      </w:r>
+      <w:r/>
     </w:p>
     <w:p>
       <w:pPr>
@@ -4021,12 +2752,7 @@
           <w:bottom w:val="single" w:sz="6" w:space="1" w:color="auto"/>
         </w:pBdr>
       </w:pPr>
-      <w:r>
-        <w:rPr>
-          <w:rFonts w:ascii="Calibri" w:hAnsi="Calibri"/>
-          <w:sz w:val="22"/>
-        </w:rPr>
-      </w:r>
+      <w:r/>
     </w:p>
     <w:p>
       <w:pPr>
@@ -4038,39 +2764,20 @@
       <w:r/>
     </w:p>
     <w:p>
-      <w:r>
-        <w:rPr>
-          <w:rFonts w:ascii="Calibri" w:hAnsi="Calibri"/>
-          <w:sz w:val="22"/>
-        </w:rPr>
-      </w:r>
-      <w:r>
-        <w:rPr>
-          <w:rFonts w:ascii="Calibri" w:hAnsi="Calibri"/>
-          <w:sz w:val="22"/>
-        </w:rPr>
+      <w:r/>
+      <w:r>
         <w:t xml:space="preserve">As shown on </w:t>
       </w:r>
       <w:r>
         <w:rPr>
           <w:rFonts w:ascii="Courier" w:hAnsi="Courier"/>
-          <w:sz w:val="22"/>
         </w:rPr>
         <w:t>PEC-BES-HK020126</w:t>
       </w:r>
       <w:r>
-        <w:rPr>
-          <w:rFonts w:ascii="Calibri" w:hAnsi="Calibri"/>
-          <w:sz w:val="22"/>
-        </w:rPr>
         <w:t xml:space="preserve"> (piece cites Spivak, Mehta, Gisslinger and NCCN in the footer — Medical to keep the exact footnote locked to the approved artwork):</w:t>
       </w:r>
-      <w:r>
-        <w:rPr>
-          <w:rFonts w:ascii="Calibri" w:hAnsi="Calibri"/>
-          <w:sz w:val="22"/>
-        </w:rPr>
-      </w:r>
+      <w:r/>
     </w:p>
     <w:tbl>
       <w:tblPr>
@@ -4231,129 +2938,64 @@
       </w:tr>
     </w:tbl>
     <w:p>
-      <w:r>
-        <w:rPr>
-          <w:rFonts w:ascii="Calibri" w:hAnsi="Calibri"/>
-          <w:sz w:val="22"/>
-        </w:rPr>
-      </w:r>
+      <w:r/>
     </w:p>
     <w:p>
+      <w:r/>
       <w:r>
         <w:rPr>
-          <w:rFonts w:ascii="Calibri" w:hAnsi="Calibri"/>
-          <w:sz w:val="22"/>
-        </w:rPr>
-      </w:r>
-      <w:r>
-        <w:rPr>
-          <w:rFonts w:ascii="Calibri" w:hAnsi="Calibri"/>
           <w:b/>
-          <w:sz w:val="22"/>
         </w:rPr>
         <w:t>How to say it:</w:t>
       </w:r>
       <w:r>
-        <w:rPr>
-          <w:rFonts w:ascii="Calibri" w:hAnsi="Calibri"/>
-          <w:sz w:val="22"/>
-        </w:rPr>
         <w:t xml:space="preserve"> “PV is not static. In this referenced HU-treated experience, transformation and mortality rise substantially by year 10. That is why treatment goals include more than a one-year hematocrit snapshot.”</w:t>
       </w:r>
-      <w:r>
-        <w:rPr>
-          <w:rFonts w:ascii="Calibri" w:hAnsi="Calibri"/>
-          <w:sz w:val="22"/>
-        </w:rPr>
-      </w:r>
+      <w:r/>
     </w:p>
     <w:p>
+      <w:r/>
       <w:r>
         <w:rPr>
-          <w:rFonts w:ascii="Calibri" w:hAnsi="Calibri"/>
-          <w:sz w:val="22"/>
-        </w:rPr>
-      </w:r>
-      <w:r>
-        <w:rPr>
-          <w:rFonts w:ascii="Calibri" w:hAnsi="Calibri"/>
           <w:b/>
-          <w:sz w:val="22"/>
         </w:rPr>
         <w:t>How not to say it:</w:t>
       </w:r>
       <w:r>
+        <w:t xml:space="preserve"> “HU causes a one-in-three chance of myelofibrosis” or “HU is unsafe.” These are </w:t>
+      </w:r>
+      <w:r>
         <w:rPr>
-          <w:rFonts w:ascii="Calibri" w:hAnsi="Calibri"/>
-          <w:sz w:val="22"/>
-        </w:rPr>
-        <w:t xml:space="preserve"> “HU causes a one-in-three chance of myelofibrosis” or “HU is unsafe.” These are </w:t>
-      </w:r>
-      <w:r>
-        <w:rPr>
-          <w:rFonts w:ascii="Calibri" w:hAnsi="Calibri"/>
           <w:b/>
-          <w:sz w:val="22"/>
         </w:rPr>
         <w:t>risk estimates in a cited cohort</w:t>
       </w:r>
       <w:r>
-        <w:rPr>
-          <w:rFonts w:ascii="Calibri" w:hAnsi="Calibri"/>
-          <w:sz w:val="22"/>
-        </w:rPr>
         <w:t>, not a head-to-head BESREMi safety claim. Do not imply BESREMi has been proven to cut 10-year mortality to a specific number.</w:t>
       </w:r>
-      <w:r>
-        <w:rPr>
-          <w:rFonts w:ascii="Calibri" w:hAnsi="Calibri"/>
-          <w:sz w:val="22"/>
-        </w:rPr>
-      </w:r>
+      <w:r/>
     </w:p>
     <w:p>
+      <w:r/>
       <w:r>
         <w:rPr>
-          <w:rFonts w:ascii="Calibri" w:hAnsi="Calibri"/>
-          <w:sz w:val="22"/>
-        </w:rPr>
-      </w:r>
-      <w:r>
-        <w:rPr>
-          <w:rFonts w:ascii="Calibri" w:hAnsi="Calibri"/>
           <w:b/>
-          <w:sz w:val="22"/>
         </w:rPr>
         <w:t>Facilitator close:</w:t>
       </w:r>
       <w:r>
+        <w:t xml:space="preserve"> “The 6-year RCT is the product story. The HU MF/death numbers on the poster are </w:t>
+      </w:r>
+      <w:r>
         <w:rPr>
-          <w:rFonts w:ascii="Calibri" w:hAnsi="Calibri"/>
-          <w:sz w:val="22"/>
-        </w:rPr>
-        <w:t xml:space="preserve"> “The 6-year RCT is the product story. The HU MF/death numbers on the poster are </w:t>
-      </w:r>
-      <w:r>
-        <w:rPr>
-          <w:rFonts w:ascii="Calibri" w:hAnsi="Calibri"/>
           <w:b/>
-          <w:sz w:val="22"/>
         </w:rPr>
         <w:t>why the field cares</w:t>
       </w:r>
       <w:r>
-        <w:rPr>
-          <w:rFonts w:ascii="Calibri" w:hAnsi="Calibri"/>
-          <w:sz w:val="22"/>
-        </w:rPr>
         <w:t>. Do not let the room collapse those two datasets into one sentence.”</w:t>
       </w:r>
-      <w:r>
-        <w:rPr>
-          <w:rFonts w:ascii="Calibri" w:hAnsi="Calibri"/>
-          <w:sz w:val="22"/>
-        </w:rPr>
-      </w:r>
+      <w:r/>
     </w:p>
     <w:p>
       <w:pPr>
@@ -4361,12 +3003,7 @@
           <w:bottom w:val="single" w:sz="6" w:space="1" w:color="auto"/>
         </w:pBdr>
       </w:pPr>
-      <w:r>
-        <w:rPr>
-          <w:rFonts w:ascii="Calibri" w:hAnsi="Calibri"/>
-          <w:sz w:val="22"/>
-        </w:rPr>
-      </w:r>
+      <w:r/>
     </w:p>
     <w:p>
       <w:pPr>
@@ -4387,53 +3024,22 @@
       <w:r/>
     </w:p>
     <w:p>
-      <w:r>
-        <w:rPr>
-          <w:rFonts w:ascii="Calibri" w:hAnsi="Calibri"/>
-          <w:sz w:val="22"/>
-        </w:rPr>
-      </w:r>
-      <w:r>
-        <w:rPr>
-          <w:rFonts w:ascii="Calibri" w:hAnsi="Calibri"/>
-          <w:sz w:val="22"/>
-        </w:rPr>
+      <w:r/>
+      <w:r>
         <w:t>A haematologist who saw the original PROUD-PV readout will say “it lost to HU at one year.” If you only show month 72, you look like you cherry-picked.</w:t>
       </w:r>
-      <w:r>
-        <w:rPr>
-          <w:rFonts w:ascii="Calibri" w:hAnsi="Calibri"/>
-          <w:sz w:val="22"/>
-        </w:rPr>
-      </w:r>
+      <w:r/>
     </w:p>
     <w:p>
+      <w:r/>
       <w:r>
         <w:rPr>
-          <w:rFonts w:ascii="Calibri" w:hAnsi="Calibri"/>
-          <w:sz w:val="22"/>
-        </w:rPr>
-      </w:r>
-      <w:r>
-        <w:rPr>
-          <w:rFonts w:ascii="Calibri" w:hAnsi="Calibri"/>
           <w:b/>
-          <w:sz w:val="22"/>
         </w:rPr>
         <w:t>Must-say, in this order:</w:t>
       </w:r>
-      <w:r>
-        <w:rPr>
-          <w:rFonts w:ascii="Calibri" w:hAnsi="Calibri"/>
-          <w:sz w:val="22"/>
-        </w:rPr>
-      </w:r>
-      <w:r>
-        <w:rPr>
-          <w:rFonts w:ascii="Calibri" w:hAnsi="Calibri"/>
-          <w:sz w:val="22"/>
-        </w:rPr>
-      </w:r>
+      <w:r/>
+      <w:r/>
     </w:p>
     <w:p>
       <w:pPr>
@@ -4441,138 +3047,80 @@
         <w:spacing w:line="240" w:lineRule="auto"/>
         <w:ind w:left="720"/>
       </w:pPr>
+      <w:r/>
       <w:r>
         <w:rPr>
-          <w:rFonts w:ascii="Calibri" w:hAnsi="Calibri"/>
-          <w:sz w:val="22"/>
-        </w:rPr>
-      </w:r>
-      <w:r>
-        <w:rPr>
-          <w:rFonts w:ascii="Calibri" w:hAnsi="Calibri"/>
           <w:b/>
-          <w:sz w:val="22"/>
         </w:rPr>
         <w:t>PROUD-PV, 12 months:</w:t>
       </w:r>
       <w:r>
+        <w:t xml:space="preserve"> </w:t>
+      </w:r>
+      <w:r>
         <w:rPr>
-          <w:rFonts w:ascii="Calibri" w:hAnsi="Calibri"/>
-          <w:sz w:val="22"/>
-        </w:rPr>
-        <w:t xml:space="preserve"> </w:t>
-      </w:r>
-      <w:r>
-        <w:rPr>
-          <w:rFonts w:ascii="Calibri" w:hAnsi="Calibri"/>
           <w:b/>
-          <w:sz w:val="22"/>
         </w:rPr>
         <w:t>non-inferiority of CHR was not met.</w:t>
       </w:r>
       <w:r>
+        <w:t xml:space="preserve"> Ropeg </w:t>
+      </w:r>
+      <w:r>
         <w:rPr>
-          <w:rFonts w:ascii="Calibri" w:hAnsi="Calibri"/>
-          <w:sz w:val="22"/>
-        </w:rPr>
-        <w:t xml:space="preserve"> Ropeg </w:t>
-      </w:r>
-      <w:r>
-        <w:rPr>
-          <w:rFonts w:ascii="Calibri" w:hAnsi="Calibri"/>
           <w:b/>
-          <w:sz w:val="22"/>
         </w:rPr>
         <w:t>43.1%</w:t>
       </w:r>
       <w:r>
+        <w:t xml:space="preserve"> (48/127) vs HU </w:t>
+      </w:r>
+      <w:r>
         <w:rPr>
-          <w:rFonts w:ascii="Calibri" w:hAnsi="Calibri"/>
-          <w:sz w:val="22"/>
-        </w:rPr>
-        <w:t xml:space="preserve"> (48/127) vs HU </w:t>
-      </w:r>
-      <w:r>
-        <w:rPr>
-          <w:rFonts w:ascii="Calibri" w:hAnsi="Calibri"/>
           <w:b/>
-          <w:sz w:val="22"/>
         </w:rPr>
         <w:t>46.0%</w:t>
       </w:r>
       <w:r>
+        <w:t xml:space="preserve"> (62/127); </w:t>
+      </w:r>
+      <w:r>
         <w:rPr>
-          <w:rFonts w:ascii="Calibri" w:hAnsi="Calibri"/>
-          <w:sz w:val="22"/>
-        </w:rPr>
-        <w:t xml:space="preserve"> (62/127); </w:t>
-      </w:r>
-      <w:r>
-        <w:rPr>
-          <w:rFonts w:ascii="Calibri" w:hAnsi="Calibri"/>
           <w:b/>
-          <w:sz w:val="22"/>
         </w:rPr>
         <w:t>p = 0.63</w:t>
       </w:r>
       <w:r>
+        <w:t xml:space="preserve">. Same numbers appear in the </w:t>
+      </w:r>
+      <w:r>
         <w:rPr>
-          <w:rFonts w:ascii="Calibri" w:hAnsi="Calibri"/>
-          <w:sz w:val="22"/>
-        </w:rPr>
-        <w:t xml:space="preserve">. Same numbers appear in the </w:t>
-      </w:r>
-      <w:r>
-        <w:rPr>
-          <w:rFonts w:ascii="Calibri" w:hAnsi="Calibri"/>
           <w:b/>
-          <w:sz w:val="22"/>
         </w:rPr>
         <w:t>HK PI Clinical Studies</w:t>
       </w:r>
       <w:r>
+        <w:t xml:space="preserve"> section. Kiladjian </w:t>
+      </w:r>
+      <w:r>
         <w:rPr>
-          <w:rFonts w:ascii="Calibri" w:hAnsi="Calibri"/>
-          <w:sz w:val="22"/>
-        </w:rPr>
-        <w:t xml:space="preserve"> section. Kiladjian </w:t>
-      </w:r>
-      <w:r>
-        <w:rPr>
-          <w:rFonts w:ascii="Calibri" w:hAnsi="Calibri"/>
           <w:i/>
-          <w:sz w:val="22"/>
         </w:rPr>
         <w:t>Lancet Haematol</w:t>
       </w:r>
       <w:r>
+        <w:t xml:space="preserve"> 2020 / follow-on papers: </w:t>
+      </w:r>
+      <w:r>
         <w:rPr>
-          <w:rFonts w:ascii="Calibri" w:hAnsi="Calibri"/>
-          <w:sz w:val="22"/>
-        </w:rPr>
-        <w:t xml:space="preserve"> 2020 / follow-on papers: </w:t>
-      </w:r>
-      <w:r>
-        <w:rPr>
-          <w:rFonts w:ascii="Calibri" w:hAnsi="Calibri"/>
           <w:b/>
-          <w:sz w:val="22"/>
         </w:rPr>
         <w:t>43% vs 46%</w:t>
       </w:r>
       <w:r>
-        <w:rPr>
-          <w:rFonts w:ascii="Calibri" w:hAnsi="Calibri"/>
-          <w:sz w:val="22"/>
-        </w:rPr>
         <w:t>.</w:t>
       </w:r>
-      <w:r>
-        <w:rPr>
-          <w:rFonts w:ascii="Calibri" w:hAnsi="Calibri"/>
-          <w:sz w:val="22"/>
-        </w:rPr>
-      </w:r>
+      <w:r/>
     </w:p>
     <w:p>
       <w:pPr>
@@ -4580,123 +3128,71 @@
         <w:spacing w:line="240" w:lineRule="auto"/>
         <w:ind w:left="720"/>
       </w:pPr>
+      <w:r/>
       <w:r>
         <w:rPr>
-          <w:rFonts w:ascii="Calibri" w:hAnsi="Calibri"/>
-          <w:sz w:val="22"/>
-        </w:rPr>
-      </w:r>
-      <w:r>
-        <w:rPr>
-          <w:rFonts w:ascii="Calibri" w:hAnsi="Calibri"/>
           <w:b/>
-          <w:sz w:val="22"/>
         </w:rPr>
         <w:t>Why it failed the primary:</w:t>
       </w:r>
       <w:r>
+        <w:t xml:space="preserve"> HU is a </w:t>
+      </w:r>
+      <w:r>
         <w:rPr>
-          <w:rFonts w:ascii="Calibri" w:hAnsi="Calibri"/>
-          <w:sz w:val="22"/>
-        </w:rPr>
-        <w:t xml:space="preserve"> HU is a </w:t>
-      </w:r>
-      <w:r>
-        <w:rPr>
-          <w:rFonts w:ascii="Calibri" w:hAnsi="Calibri"/>
           <w:b/>
-          <w:sz w:val="22"/>
         </w:rPr>
         <w:t>fast cytoreductor</w:t>
       </w:r>
       <w:r>
+        <w:t xml:space="preserve">. Ropeg at the </w:t>
+      </w:r>
+      <w:r>
         <w:rPr>
-          <w:rFonts w:ascii="Calibri" w:hAnsi="Calibri"/>
-          <w:sz w:val="22"/>
-        </w:rPr>
-        <w:t xml:space="preserve">. Ropeg at the </w:t>
-      </w:r>
-      <w:r>
-        <w:rPr>
-          <w:rFonts w:ascii="Calibri" w:hAnsi="Calibri"/>
           <w:b/>
-          <w:sz w:val="22"/>
         </w:rPr>
         <w:t>PI start of 100 µg q2w</w:t>
       </w:r>
       <w:r>
+        <w:t xml:space="preserve"> needs </w:t>
+      </w:r>
+      <w:r>
         <w:rPr>
-          <w:rFonts w:ascii="Calibri" w:hAnsi="Calibri"/>
-          <w:sz w:val="22"/>
-        </w:rPr>
-        <w:t xml:space="preserve"> needs </w:t>
-      </w:r>
-      <w:r>
-        <w:rPr>
-          <w:rFonts w:ascii="Calibri" w:hAnsi="Calibri"/>
           <w:b/>
-          <w:sz w:val="22"/>
         </w:rPr>
         <w:t>titration time</w:t>
       </w:r>
       <w:r>
+        <w:t xml:space="preserve">. Do </w:t>
+      </w:r>
+      <w:r>
         <w:rPr>
-          <w:rFonts w:ascii="Calibri" w:hAnsi="Calibri"/>
-          <w:sz w:val="22"/>
-        </w:rPr>
-        <w:t xml:space="preserve">. Do </w:t>
-      </w:r>
-      <w:r>
-        <w:rPr>
-          <w:rFonts w:ascii="Calibri" w:hAnsi="Calibri"/>
           <w:b/>
-          <w:sz w:val="22"/>
         </w:rPr>
         <w:t>not</w:t>
       </w:r>
       <w:r>
+        <w:t xml:space="preserve"> invent a “the study was unfair” story in promo; </w:t>
+      </w:r>
+      <w:r>
         <w:rPr>
-          <w:rFonts w:ascii="Calibri" w:hAnsi="Calibri"/>
-          <w:sz w:val="22"/>
-        </w:rPr>
-        <w:t xml:space="preserve"> invent a “the study was unfair” story in promo; </w:t>
-      </w:r>
-      <w:r>
-        <w:rPr>
-          <w:rFonts w:ascii="Calibri" w:hAnsi="Calibri"/>
           <w:b/>
-          <w:sz w:val="22"/>
         </w:rPr>
         <w:t>do</w:t>
       </w:r>
       <w:r>
+        <w:t xml:space="preserve"> explain </w:t>
+      </w:r>
+      <w:r>
         <w:rPr>
-          <w:rFonts w:ascii="Calibri" w:hAnsi="Calibri"/>
-          <w:sz w:val="22"/>
-        </w:rPr>
-        <w:t xml:space="preserve"> explain </w:t>
-      </w:r>
-      <w:r>
-        <w:rPr>
-          <w:rFonts w:ascii="Calibri" w:hAnsi="Calibri"/>
           <w:b/>
-          <w:sz w:val="22"/>
         </w:rPr>
         <w:t>pharmacology vs HU kinetics</w:t>
       </w:r>
       <w:r>
-        <w:rPr>
-          <w:rFonts w:ascii="Calibri" w:hAnsi="Calibri"/>
-          <w:sz w:val="22"/>
-        </w:rPr>
         <w:t>.</w:t>
       </w:r>
-      <w:r>
-        <w:rPr>
-          <w:rFonts w:ascii="Calibri" w:hAnsi="Calibri"/>
-          <w:sz w:val="22"/>
-        </w:rPr>
-      </w:r>
+      <w:r/>
     </w:p>
     <w:p>
       <w:pPr>
@@ -4704,93 +3200,53 @@
         <w:spacing w:line="240" w:lineRule="auto"/>
         <w:ind w:left="720"/>
       </w:pPr>
+      <w:r/>
       <w:r>
         <w:rPr>
-          <w:rFonts w:ascii="Calibri" w:hAnsi="Calibri"/>
-          <w:sz w:val="22"/>
-        </w:rPr>
-      </w:r>
-      <w:r>
-        <w:rPr>
-          <w:rFonts w:ascii="Calibri" w:hAnsi="Calibri"/>
           <w:b/>
-          <w:sz w:val="22"/>
         </w:rPr>
         <w:t>HIDAT is not the HK start.</w:t>
       </w:r>
       <w:r>
+        <w:t xml:space="preserve"> Some </w:t>
+      </w:r>
+      <w:r>
         <w:rPr>
-          <w:rFonts w:ascii="Calibri" w:hAnsi="Calibri"/>
-          <w:sz w:val="22"/>
-        </w:rPr>
-        <w:t xml:space="preserve"> Some </w:t>
-      </w:r>
-      <w:r>
-        <w:rPr>
-          <w:rFonts w:ascii="Calibri" w:hAnsi="Calibri"/>
           <w:b/>
-          <w:sz w:val="22"/>
         </w:rPr>
         <w:t>ex-HK / later analyses</w:t>
       </w:r>
       <w:r>
+        <w:t xml:space="preserve"> used </w:t>
+      </w:r>
+      <w:r>
         <w:rPr>
-          <w:rFonts w:ascii="Calibri" w:hAnsi="Calibri"/>
-          <w:sz w:val="22"/>
-        </w:rPr>
-        <w:t xml:space="preserve"> used </w:t>
-      </w:r>
-      <w:r>
-        <w:rPr>
-          <w:rFonts w:ascii="Calibri" w:hAnsi="Calibri"/>
           <w:b/>
-          <w:sz w:val="22"/>
         </w:rPr>
         <w:t>250–350–500 µg</w:t>
       </w:r>
       <w:r>
+        <w:t xml:space="preserve">. </w:t>
+      </w:r>
+      <w:r>
         <w:rPr>
-          <w:rFonts w:ascii="Calibri" w:hAnsi="Calibri"/>
-          <w:sz w:val="22"/>
-        </w:rPr>
-        <w:t xml:space="preserve">. </w:t>
-      </w:r>
-      <w:r>
-        <w:rPr>
-          <w:rFonts w:ascii="Calibri" w:hAnsi="Calibri"/>
           <w:b/>
-          <w:sz w:val="22"/>
         </w:rPr>
         <w:t>HK PI = 100 µg</w:t>
       </w:r>
       <w:r>
+        <w:t xml:space="preserve"> (50 if already on cytoreductive). Teaching HIDAT as the local start is a </w:t>
+      </w:r>
+      <w:r>
         <w:rPr>
-          <w:rFonts w:ascii="Calibri" w:hAnsi="Calibri"/>
-          <w:sz w:val="22"/>
-        </w:rPr>
-        <w:t xml:space="preserve"> (50 if already on cytoreductive). Teaching HIDAT as the local start is a </w:t>
-      </w:r>
-      <w:r>
-        <w:rPr>
-          <w:rFonts w:ascii="Calibri" w:hAnsi="Calibri"/>
           <w:b/>
-          <w:sz w:val="22"/>
         </w:rPr>
         <w:t>label violation</w:t>
       </w:r>
       <w:r>
-        <w:rPr>
-          <w:rFonts w:ascii="Calibri" w:hAnsi="Calibri"/>
-          <w:sz w:val="22"/>
-        </w:rPr>
         <w:t>.</w:t>
       </w:r>
-      <w:r>
-        <w:rPr>
-          <w:rFonts w:ascii="Calibri" w:hAnsi="Calibri"/>
-          <w:sz w:val="22"/>
-        </w:rPr>
-      </w:r>
+      <w:r/>
     </w:p>
     <w:p>
       <w:pPr>
@@ -4798,61 +3254,28 @@
         <w:spacing w:line="240" w:lineRule="auto"/>
         <w:ind w:left="720"/>
       </w:pPr>
+      <w:r/>
       <w:r>
         <w:rPr>
-          <w:rFonts w:ascii="Calibri" w:hAnsi="Calibri"/>
-          <w:sz w:val="22"/>
-        </w:rPr>
-      </w:r>
-      <w:r>
-        <w:rPr>
-          <w:rFonts w:ascii="Calibri" w:hAnsi="Calibri"/>
           <w:b/>
-          <w:sz w:val="22"/>
         </w:rPr>
         <w:t>Then</w:t>
       </w:r>
       <w:r>
-        <w:rPr>
-          <w:rFonts w:ascii="Calibri" w:hAnsi="Calibri"/>
-          <w:sz w:val="22"/>
-        </w:rPr>
         <w:t xml:space="preserve"> show month 36 / 72. Sequence protects you when a senior haematologist says “your Phase 3 missed.”</w:t>
       </w:r>
-      <w:r>
-        <w:rPr>
-          <w:rFonts w:ascii="Calibri" w:hAnsi="Calibri"/>
-          <w:sz w:val="22"/>
-        </w:rPr>
-      </w:r>
-      <w:r>
-        <w:rPr>
-          <w:rFonts w:ascii="Calibri" w:hAnsi="Calibri"/>
-          <w:sz w:val="22"/>
-        </w:rPr>
-      </w:r>
+      <w:r/>
+      <w:r/>
     </w:p>
     <w:p>
+      <w:r/>
       <w:r>
         <w:rPr>
-          <w:rFonts w:ascii="Calibri" w:hAnsi="Calibri"/>
-          <w:sz w:val="22"/>
-        </w:rPr>
-      </w:r>
-      <w:r>
-        <w:rPr>
-          <w:rFonts w:ascii="Calibri" w:hAnsi="Calibri"/>
           <w:b/>
-          <w:sz w:val="22"/>
         </w:rPr>
         <w:t>Later timepoints (Gisslinger 2023 Table 1, response-evaluable):</w:t>
       </w:r>
-      <w:r>
-        <w:rPr>
-          <w:rFonts w:ascii="Calibri" w:hAnsi="Calibri"/>
-          <w:sz w:val="22"/>
-        </w:rPr>
-      </w:r>
+      <w:r/>
     </w:p>
     <w:tbl>
       <w:tblPr>
@@ -5129,56 +3552,29 @@
       </w:tr>
     </w:tbl>
     <w:p>
-      <w:r>
-        <w:rPr>
-          <w:rFonts w:ascii="Calibri" w:hAnsi="Calibri"/>
-          <w:sz w:val="22"/>
-        </w:rPr>
-      </w:r>
+      <w:r/>
     </w:p>
     <w:p>
+      <w:r/>
       <w:r>
         <w:rPr>
-          <w:rFonts w:ascii="Calibri" w:hAnsi="Calibri"/>
-          <w:sz w:val="22"/>
-        </w:rPr>
-      </w:r>
-      <w:r>
-        <w:rPr>
-          <w:rFonts w:ascii="Calibri" w:hAnsi="Calibri"/>
           <w:b/>
-          <w:sz w:val="22"/>
         </w:rPr>
         <w:t>Do not</w:t>
       </w:r>
       <w:r>
+        <w:t xml:space="preserve"> say “CHR stays significant at 5 years.” The </w:t>
+      </w:r>
+      <w:r>
         <w:rPr>
-          <w:rFonts w:ascii="Calibri" w:hAnsi="Calibri"/>
-          <w:sz w:val="22"/>
-        </w:rPr>
-        <w:t xml:space="preserve"> say “CHR stays significant at 5 years.” The </w:t>
-      </w:r>
-      <w:r>
-        <w:rPr>
-          <w:rFonts w:ascii="Calibri" w:hAnsi="Calibri"/>
           <w:b/>
-          <w:sz w:val="22"/>
         </w:rPr>
         <w:t>72-month</w:t>
       </w:r>
       <w:r>
-        <w:rPr>
-          <w:rFonts w:ascii="Calibri" w:hAnsi="Calibri"/>
-          <w:sz w:val="22"/>
-        </w:rPr>
         <w:t xml:space="preserve"> CHR is the significant late timepoint in this paper.</w:t>
       </w:r>
-      <w:r>
-        <w:rPr>
-          <w:rFonts w:ascii="Calibri" w:hAnsi="Calibri"/>
-          <w:sz w:val="22"/>
-        </w:rPr>
-      </w:r>
+      <w:r/>
     </w:p>
     <w:p>
       <w:pPr>
@@ -5186,12 +3582,7 @@
           <w:bottom w:val="single" w:sz="6" w:space="1" w:color="auto"/>
         </w:pBdr>
       </w:pPr>
-      <w:r>
-        <w:rPr>
-          <w:rFonts w:ascii="Calibri" w:hAnsi="Calibri"/>
-          <w:sz w:val="22"/>
-        </w:rPr>
-      </w:r>
+      <w:r/>
     </w:p>
     <w:p>
       <w:pPr>
@@ -5203,116 +3594,62 @@
       <w:r/>
     </w:p>
     <w:p>
+      <w:r/>
       <w:r>
         <w:rPr>
-          <w:rFonts w:ascii="Calibri" w:hAnsi="Calibri"/>
-          <w:sz w:val="22"/>
-        </w:rPr>
-      </w:r>
-      <w:r>
-        <w:rPr>
-          <w:rFonts w:ascii="Calibri" w:hAnsi="Calibri"/>
           <w:b/>
-          <w:sz w:val="22"/>
         </w:rPr>
         <w:t>CHR definition (Piece B):</w:t>
       </w:r>
       <w:r>
-        <w:rPr>
-          <w:rFonts w:ascii="Calibri" w:hAnsi="Calibri"/>
-          <w:sz w:val="22"/>
-        </w:rPr>
         <w:t xml:space="preserve"> no phlebotomy in the past 3 months; hematocrit &lt;45%; leukocytes &lt;10 × 10⁹/L; platelets &lt;400 × 10⁹/L.</w:t>
       </w:r>
-      <w:r>
-        <w:rPr>
-          <w:rFonts w:ascii="Calibri" w:hAnsi="Calibri"/>
-          <w:sz w:val="22"/>
-        </w:rPr>
-      </w:r>
+      <w:r/>
     </w:p>
     <w:p>
+      <w:r/>
       <w:r>
         <w:rPr>
-          <w:rFonts w:ascii="Calibri" w:hAnsi="Calibri"/>
-          <w:sz w:val="22"/>
-        </w:rPr>
-      </w:r>
-      <w:r>
-        <w:rPr>
-          <w:rFonts w:ascii="Calibri" w:hAnsi="Calibri"/>
           <w:b/>
-          <w:sz w:val="22"/>
         </w:rPr>
         <w:t>Poster claim:</w:t>
       </w:r>
       <w:r>
+        <w:t xml:space="preserve"> greater CHR vs control (HU/BAT) at 24 months, </w:t>
+      </w:r>
+      <w:r>
         <w:rPr>
-          <w:rFonts w:ascii="Calibri" w:hAnsi="Calibri"/>
-          <w:sz w:val="22"/>
-        </w:rPr>
-        <w:t xml:space="preserve"> greater CHR vs control (HU/BAT) at 24 months, </w:t>
-      </w:r>
-      <w:r>
-        <w:rPr>
-          <w:rFonts w:ascii="Calibri" w:hAnsi="Calibri"/>
           <w:b/>
-          <w:sz w:val="22"/>
         </w:rPr>
         <w:t>sustained through 60 months</w:t>
       </w:r>
       <w:r>
-        <w:rPr>
-          <w:rFonts w:ascii="Calibri" w:hAnsi="Calibri"/>
-          <w:sz w:val="22"/>
-        </w:rPr>
         <w:t>.</w:t>
       </w:r>
-      <w:r>
-        <w:rPr>
-          <w:rFonts w:ascii="Calibri" w:hAnsi="Calibri"/>
-          <w:sz w:val="22"/>
-        </w:rPr>
-      </w:r>
+      <w:r/>
     </w:p>
     <w:p>
+      <w:r/>
       <w:r>
         <w:rPr>
-          <w:rFonts w:ascii="Calibri" w:hAnsi="Calibri"/>
-          <w:sz w:val="22"/>
-        </w:rPr>
-      </w:r>
-      <w:r>
-        <w:rPr>
-          <w:rFonts w:ascii="Calibri" w:hAnsi="Calibri"/>
           <w:b/>
-          <w:sz w:val="22"/>
         </w:rPr>
         <w:t xml:space="preserve">Numbers to use in HK (named study — Gisslinger et al., </w:t>
       </w:r>
       <w:r>
         <w:rPr>
-          <w:rFonts w:ascii="Calibri" w:hAnsi="Calibri"/>
           <w:b/>
           <w:i/>
-          <w:sz w:val="22"/>
         </w:rPr>
         <w:t>Leukemia</w:t>
       </w:r>
       <w:r>
         <w:rPr>
-          <w:rFonts w:ascii="Calibri" w:hAnsi="Calibri"/>
           <w:b/>
-          <w:sz w:val="22"/>
         </w:rPr>
         <w:t xml:space="preserve"> 2023; PROUD-PV / CONTINUATION-PV):</w:t>
       </w:r>
-      <w:r>
-        <w:rPr>
-          <w:rFonts w:ascii="Calibri" w:hAnsi="Calibri"/>
-          <w:sz w:val="22"/>
-        </w:rPr>
-      </w:r>
+      <w:r/>
     </w:p>
     <w:tbl>
       <w:tblPr>
@@ -5529,456 +3866,17 @@
       </w:tr>
     </w:tbl>
     <w:p>
-      <w:r>
-        <w:rPr>
-          <w:rFonts w:ascii="Calibri" w:hAnsi="Calibri"/>
-          <w:sz w:val="22"/>
-        </w:rPr>
-      </w:r>
+      <w:r/>
     </w:p>
     <w:p>
+      <w:r/>
       <w:r>
         <w:rPr>
-          <w:rFonts w:ascii="Calibri" w:hAnsi="Calibri"/>
-          <w:sz w:val="22"/>
+          <w:b/>
         </w:rPr>
-      </w:r>
-      <w:r>
-        <w:rPr>
-          <w:rFonts w:ascii="Calibri" w:hAnsi="Calibri"/>
-          <w:b/>
-          <w:sz w:val="22"/>
-        </w:rPr>
-        <w:t>Field rule:</w:t>
-      </w:r>
-      <w:r>
-        <w:rPr>
-          <w:rFonts w:ascii="Calibri" w:hAnsi="Calibri"/>
-          <w:sz w:val="22"/>
-        </w:rPr>
-        <w:t xml:space="preserve"> Lead with </w:t>
-      </w:r>
-      <w:r>
-        <w:rPr>
-          <w:rFonts w:ascii="Calibri" w:hAnsi="Calibri"/>
-          <w:b/>
-          <w:sz w:val="22"/>
-        </w:rPr>
-        <w:t>54.5% vs 34.9% at 72 months</w:t>
-      </w:r>
-      <w:r>
-        <w:rPr>
-          <w:rFonts w:ascii="Calibri" w:hAnsi="Calibri"/>
-          <w:sz w:val="22"/>
-        </w:rPr>
-        <w:t xml:space="preserve"> — this is the PI-aligned, lexicon-safe figure. If the physician is looking at the Piece B line graph (~70–80% range), explain it as the </w:t>
-      </w:r>
-      <w:r>
-        <w:rPr>
-          <w:rFonts w:ascii="Calibri" w:hAnsi="Calibri"/>
-          <w:b/>
-          <w:sz w:val="22"/>
-        </w:rPr>
-        <w:t>LOCF sensitivity</w:t>
-      </w:r>
-      <w:r>
-        <w:rPr>
-          <w:rFonts w:ascii="Calibri" w:hAnsi="Calibri"/>
-          <w:sz w:val="22"/>
-        </w:rPr>
-        <w:t>, not the primary analysis. Do not say “about 80% of patients respond.”</w:t>
-      </w:r>
-      <w:r>
-        <w:rPr>
-          <w:rFonts w:ascii="Calibri" w:hAnsi="Calibri"/>
-          <w:sz w:val="22"/>
-        </w:rPr>
-      </w:r>
-    </w:p>
-    <w:p>
-      <w:r>
-        <w:rPr>
-          <w:rFonts w:ascii="Calibri" w:hAnsi="Calibri"/>
-          <w:sz w:val="22"/>
-        </w:rPr>
-      </w:r>
-      <w:r>
-        <w:rPr>
-          <w:rFonts w:ascii="Calibri" w:hAnsi="Calibri"/>
-          <w:b/>
-          <w:sz w:val="22"/>
-        </w:rPr>
-        <w:t>Titration honesty (HK PI):</w:t>
-      </w:r>
-      <w:r>
-        <w:rPr>
-          <w:rFonts w:ascii="Calibri" w:hAnsi="Calibri"/>
-          <w:sz w:val="22"/>
-        </w:rPr>
-        <w:t xml:space="preserve"> mean titration ~3.7 months (ropeg) vs ~2.6 months (hydroxycarbamide). HU may be preferred when </w:t>
-      </w:r>
-      <w:r>
-        <w:rPr>
-          <w:rFonts w:ascii="Calibri" w:hAnsi="Calibri"/>
-          <w:b/>
-          <w:sz w:val="22"/>
-        </w:rPr>
-        <w:t>early</w:t>
-      </w:r>
-      <w:r>
-        <w:rPr>
-          <w:rFonts w:ascii="Calibri" w:hAnsi="Calibri"/>
-          <w:sz w:val="22"/>
-        </w:rPr>
-        <w:t xml:space="preserve"> count reduction is needed to prevent thrombosis/bleeding. This is a clinical nuance, not an anti-product line.</w:t>
-      </w:r>
-      <w:r>
-        <w:rPr>
-          <w:rFonts w:ascii="Calibri" w:hAnsi="Calibri"/>
-          <w:sz w:val="22"/>
-        </w:rPr>
-      </w:r>
-    </w:p>
-    <w:p>
-      <w:pPr>
-        <w:pBdr>
-          <w:bottom w:val="single" w:sz="6" w:space="1" w:color="auto"/>
-        </w:pBdr>
-      </w:pPr>
-      <w:r>
-        <w:rPr>
-          <w:rFonts w:ascii="Calibri" w:hAnsi="Calibri"/>
-          <w:sz w:val="22"/>
-        </w:rPr>
-      </w:r>
-    </w:p>
-    <w:p>
-      <w:pPr>
-        <w:pStyle w:val="Heading3"/>
-      </w:pPr>
-      <w:r>
-        <w:t>9. Piece B — event-free survival (5 min)</w:t>
-      </w:r>
-      <w:r/>
-    </w:p>
-    <w:p>
-      <w:r>
-        <w:rPr>
-          <w:rFonts w:ascii="Calibri" w:hAnsi="Calibri"/>
-          <w:sz w:val="22"/>
-        </w:rPr>
-      </w:r>
-      <w:r>
-        <w:rPr>
-          <w:rFonts w:ascii="Calibri" w:hAnsi="Calibri"/>
-          <w:b/>
-          <w:sz w:val="22"/>
-        </w:rPr>
-        <w:t>Poster:</w:t>
-      </w:r>
-      <w:r>
-        <w:rPr>
-          <w:rFonts w:ascii="Calibri" w:hAnsi="Calibri"/>
-          <w:sz w:val="22"/>
-        </w:rPr>
-        <w:t xml:space="preserve"> significantly higher probability of EFS over ≥6 years; </w:t>
-      </w:r>
-      <w:r>
-        <w:rPr>
-          <w:rFonts w:ascii="Calibri" w:hAnsi="Calibri"/>
-          <w:b/>
-          <w:sz w:val="22"/>
-        </w:rPr>
-        <w:t>p=0.04</w:t>
-      </w:r>
-      <w:r>
-        <w:rPr>
-          <w:rFonts w:ascii="Calibri" w:hAnsi="Calibri"/>
-          <w:sz w:val="22"/>
-        </w:rPr>
-        <w:t>.</w:t>
-      </w:r>
-      <w:r>
-        <w:rPr>
-          <w:rFonts w:ascii="Calibri" w:hAnsi="Calibri"/>
-          <w:sz w:val="22"/>
-        </w:rPr>
-      </w:r>
-    </w:p>
-    <w:p>
-      <w:r>
-        <w:rPr>
-          <w:rFonts w:ascii="Calibri" w:hAnsi="Calibri"/>
-          <w:sz w:val="22"/>
-        </w:rPr>
-      </w:r>
-      <w:r>
-        <w:rPr>
-          <w:rFonts w:ascii="Calibri" w:hAnsi="Calibri"/>
-          <w:b/>
-          <w:sz w:val="22"/>
-        </w:rPr>
-        <w:t>Named data (same CONTINUATION-PV analysis):</w:t>
-      </w:r>
-      <w:r>
-        <w:rPr>
-          <w:rFonts w:ascii="Calibri" w:hAnsi="Calibri"/>
-          <w:sz w:val="22"/>
-        </w:rPr>
-      </w:r>
-      <w:r>
-        <w:rPr>
-          <w:rFonts w:ascii="Calibri" w:hAnsi="Calibri"/>
-          <w:sz w:val="22"/>
-        </w:rPr>
-      </w:r>
-    </w:p>
-    <w:p>
-      <w:pPr>
-        <w:pStyle w:val="ListBullet"/>
-        <w:spacing w:line="240" w:lineRule="auto"/>
-        <w:ind w:left="720"/>
-      </w:pPr>
-      <w:r>
-        <w:rPr>
-          <w:rFonts w:ascii="Calibri" w:hAnsi="Calibri"/>
-          <w:sz w:val="22"/>
-        </w:rPr>
-      </w:r>
-      <w:r>
-        <w:rPr>
-          <w:rFonts w:ascii="Calibri" w:hAnsi="Calibri"/>
-          <w:sz w:val="22"/>
-        </w:rPr>
-        <w:t xml:space="preserve">EFS probability: </w:t>
-      </w:r>
-      <w:r>
-        <w:rPr>
-          <w:rFonts w:ascii="Calibri" w:hAnsi="Calibri"/>
-          <w:b/>
-          <w:sz w:val="22"/>
-        </w:rPr>
-        <w:t>0.94 vs 0.82</w:t>
-      </w:r>
-      <w:r>
-        <w:rPr>
-          <w:rFonts w:ascii="Calibri" w:hAnsi="Calibri"/>
-          <w:sz w:val="22"/>
-        </w:rPr>
-        <w:t xml:space="preserve"> (log-rank p=0.04)</w:t>
-      </w:r>
-      <w:r>
-        <w:rPr>
-          <w:rFonts w:ascii="Calibri" w:hAnsi="Calibri"/>
-          <w:sz w:val="22"/>
-        </w:rPr>
-      </w:r>
-    </w:p>
-    <w:p>
-      <w:pPr>
-        <w:pStyle w:val="ListBullet"/>
-        <w:spacing w:line="240" w:lineRule="auto"/>
-        <w:ind w:left="720"/>
-      </w:pPr>
-      <w:r>
-        <w:rPr>
-          <w:rFonts w:ascii="Calibri" w:hAnsi="Calibri"/>
-          <w:sz w:val="22"/>
-        </w:rPr>
-      </w:r>
-      <w:r>
-        <w:rPr>
-          <w:rFonts w:ascii="Calibri" w:hAnsi="Calibri"/>
-          <w:sz w:val="22"/>
-        </w:rPr>
-        <w:t xml:space="preserve">HR </w:t>
-      </w:r>
-      <w:r>
-        <w:rPr>
-          <w:rFonts w:ascii="Calibri" w:hAnsi="Calibri"/>
-          <w:b/>
-          <w:sz w:val="22"/>
-        </w:rPr>
-        <w:t>0.34</w:t>
-      </w:r>
-      <w:r>
-        <w:rPr>
-          <w:rFonts w:ascii="Calibri" w:hAnsi="Calibri"/>
-          <w:sz w:val="22"/>
-        </w:rPr>
-        <w:t xml:space="preserve"> (95% CI 0.12–0.97)</w:t>
-      </w:r>
-      <w:r>
-        <w:rPr>
-          <w:rFonts w:ascii="Calibri" w:hAnsi="Calibri"/>
-          <w:sz w:val="22"/>
-        </w:rPr>
-      </w:r>
-    </w:p>
-    <w:p>
-      <w:pPr>
-        <w:pStyle w:val="ListBullet"/>
-        <w:spacing w:line="240" w:lineRule="auto"/>
-        <w:ind w:left="720"/>
-      </w:pPr>
-      <w:r>
-        <w:rPr>
-          <w:rFonts w:ascii="Calibri" w:hAnsi="Calibri"/>
-          <w:sz w:val="22"/>
-        </w:rPr>
-      </w:r>
-      <w:r>
-        <w:rPr>
-          <w:rFonts w:ascii="Calibri" w:hAnsi="Calibri"/>
-          <w:sz w:val="22"/>
-        </w:rPr>
-        <w:t xml:space="preserve">First risk events: </w:t>
-      </w:r>
-      <w:r>
-        <w:rPr>
-          <w:rFonts w:ascii="Calibri" w:hAnsi="Calibri"/>
-          <w:b/>
-          <w:sz w:val="22"/>
-        </w:rPr>
-        <w:t>5/95 (5.3%)</w:t>
-      </w:r>
-      <w:r>
-        <w:rPr>
-          <w:rFonts w:ascii="Calibri" w:hAnsi="Calibri"/>
-          <w:sz w:val="22"/>
-        </w:rPr>
-        <w:t xml:space="preserve"> BESREMi vs </w:t>
-      </w:r>
-      <w:r>
-        <w:rPr>
-          <w:rFonts w:ascii="Calibri" w:hAnsi="Calibri"/>
-          <w:b/>
-          <w:sz w:val="22"/>
-        </w:rPr>
-        <w:t>12/74 (16.2%)</w:t>
-      </w:r>
-      <w:r>
-        <w:rPr>
-          <w:rFonts w:ascii="Calibri" w:hAnsi="Calibri"/>
-          <w:sz w:val="22"/>
-        </w:rPr>
-        <w:t xml:space="preserve"> control</w:t>
-      </w:r>
-      <w:r>
-        <w:rPr>
-          <w:rFonts w:ascii="Calibri" w:hAnsi="Calibri"/>
-          <w:sz w:val="22"/>
-        </w:rPr>
-      </w:r>
-    </w:p>
-    <w:p>
-      <w:pPr>
-        <w:pStyle w:val="ListBullet"/>
-        <w:spacing w:line="240" w:lineRule="auto"/>
-        <w:ind w:left="720"/>
-      </w:pPr>
-      <w:r>
-        <w:rPr>
-          <w:rFonts w:ascii="Calibri" w:hAnsi="Calibri"/>
-          <w:sz w:val="22"/>
-        </w:rPr>
-      </w:r>
-      <w:r>
-        <w:rPr>
-          <w:rFonts w:ascii="Calibri" w:hAnsi="Calibri"/>
-          <w:sz w:val="22"/>
-        </w:rPr>
-        <w:t xml:space="preserve">Events on the piece: disease progression, death, thromboembolic events </w:t>
-      </w:r>
-      <w:r>
-        <w:rPr>
-          <w:rFonts w:ascii="Calibri" w:hAnsi="Calibri"/>
-          <w:sz w:val="22"/>
-        </w:rPr>
-      </w:r>
-    </w:p>
-    <w:p>
-      <w:pPr>
-        <w:pStyle w:val="ListBullet"/>
-        <w:spacing w:line="240" w:lineRule="auto"/>
-        <w:ind w:left="720"/>
-      </w:pPr>
-      <w:r>
-        <w:rPr>
-          <w:rFonts w:ascii="Calibri" w:hAnsi="Calibri"/>
-          <w:sz w:val="22"/>
-        </w:rPr>
-      </w:r>
-      <w:r>
-        <w:rPr>
-          <w:rFonts w:ascii="Calibri" w:hAnsi="Calibri"/>
-          <w:sz w:val="22"/>
-        </w:rPr>
-        <w:t>Published first-event mix (for Medical Q&amp;A, not a promotional bar chart unless lexicon-approved): BESREMi — thrombosis 2, myelofibrosis 1, death 2; control — thrombosis 5, myelofibrosis 2, acute leukemia 2, death 3</w:t>
-      </w:r>
-      <w:r>
-        <w:rPr>
-          <w:rFonts w:ascii="Calibri" w:hAnsi="Calibri"/>
-          <w:sz w:val="22"/>
-        </w:rPr>
-      </w:r>
-      <w:r>
-        <w:rPr>
-          <w:rFonts w:ascii="Calibri" w:hAnsi="Calibri"/>
-          <w:sz w:val="22"/>
-        </w:rPr>
-      </w:r>
-    </w:p>
-    <w:p>
-      <w:r>
-        <w:rPr>
-          <w:rFonts w:ascii="Calibri" w:hAnsi="Calibri"/>
-          <w:sz w:val="22"/>
-        </w:rPr>
-      </w:r>
-      <w:r>
-        <w:rPr>
-          <w:rFonts w:ascii="Calibri" w:hAnsi="Calibri"/>
-          <w:b/>
-          <w:sz w:val="22"/>
-        </w:rPr>
-        <w:t>Do not</w:t>
-      </w:r>
-      <w:r>
-        <w:rPr>
-          <w:rFonts w:ascii="Calibri" w:hAnsi="Calibri"/>
-          <w:sz w:val="22"/>
-        </w:rPr>
-        <w:t xml:space="preserve"> say “prevents death” or “prevents leukemia.” Say: “In this randomized long-term analysis, fewer patients on ropeginterferon experienced a first risk event, and EFS was higher (p=0.04).”</w:t>
-      </w:r>
-      <w:r>
-        <w:rPr>
-          <w:rFonts w:ascii="Calibri" w:hAnsi="Calibri"/>
-          <w:sz w:val="22"/>
-        </w:rPr>
-      </w:r>
-    </w:p>
-    <w:p>
-      <w:r>
-        <w:rPr>
-          <w:rFonts w:ascii="Calibri" w:hAnsi="Calibri"/>
-          <w:sz w:val="22"/>
-        </w:rPr>
-      </w:r>
-      <w:r>
-        <w:rPr>
-          <w:rFonts w:ascii="Calibri" w:hAnsi="Calibri"/>
-          <w:b/>
-          <w:sz w:val="22"/>
-        </w:rPr>
-        <w:t>Completeness (Piece B is directionally correct and incomplete — add these lines):</w:t>
-      </w:r>
-      <w:r>
-        <w:rPr>
-          <w:rFonts w:ascii="Calibri" w:hAnsi="Calibri"/>
-          <w:sz w:val="22"/>
-        </w:rPr>
-      </w:r>
+        <w:t>Field rule — three CHR numbers, say which one is on the page:</w:t>
+      </w:r>
+      <w:r/>
     </w:p>
     <w:tbl>
       <w:tblPr>
@@ -6000,7 +3898,7 @@
               <w:rPr>
                 <w:b/>
               </w:rPr>
-              <w:t>Completeness item</w:t>
+              <w:t>If they are looking at…</w:t>
             </w:r>
           </w:p>
         </w:tc>
@@ -6013,7 +3911,7 @@
               <w:rPr>
                 <w:b/>
               </w:rPr>
-              <w:t>Line</w:t>
+              <w:t>You say</w:t>
             </w:r>
           </w:p>
         </w:tc>
@@ -6025,10 +3923,16 @@
           </w:tcPr>
           <w:p>
             <w:r>
+              <w:t xml:space="preserve">Brochure </w:t>
+            </w:r>
+            <w:r>
               <w:rPr>
                 <w:b/>
               </w:rPr>
-              <w:t>EFS is not OS</w:t>
+              <w:t>5-year graph</w:t>
+            </w:r>
+            <w:r>
+              <w:t xml:space="preserve"> (~62% vs ~75% at M12; crossover by M24; ~73% vs ~53% at M60)</w:t>
             </w:r>
           </w:p>
         </w:tc>
@@ -6038,25 +3942,16 @@
           </w:tcPr>
           <w:p>
             <w:r>
-              <w:t xml:space="preserve">Composite of </w:t>
+              <w:t xml:space="preserve">“This is the long-term CHR </w:t>
             </w:r>
             <w:r>
               <w:rPr>
                 <w:b/>
               </w:rPr>
-              <w:t>thromboembolic events, disease progression, and death</w:t>
-            </w:r>
-            <w:r>
-              <w:t xml:space="preserve"> . Median EFS not reached. OS was </w:t>
-            </w:r>
-            <w:r>
-              <w:rPr>
-                <w:b/>
-              </w:rPr>
-              <w:t>not</w:t>
-            </w:r>
-            <w:r>
-              <w:t xml:space="preserve"> an endpoint. Do not say “patients live longer.”</w:t>
+              <w:t>curve on this leave-behind</w:t>
+            </w:r>
+            <w:r>
+              <w:t xml:space="preserve"> . HU is ahead at 1 year; ropeg crosses and holds.”</w:t>
             </w:r>
           </w:p>
         </w:tc>
@@ -6068,10 +3963,13 @@
           </w:tcPr>
           <w:p>
             <w:r>
+              <w:t xml:space="preserve">Brochure </w:t>
+            </w:r>
+            <w:r>
               <w:rPr>
                 <w:b/>
               </w:rPr>
-              <w:t>Risk reduction</w:t>
+              <w:t>84.3% (107/127)</w:t>
             </w:r>
           </w:p>
         </w:tc>
@@ -6081,13 +3979,25 @@
           </w:tcPr>
           <w:p>
             <w:r>
+              <w:t xml:space="preserve">“ </w:t>
+            </w:r>
+            <w:r>
               <w:rPr>
                 <w:b/>
               </w:rPr>
-              <w:t>HR 0.34 (95% CI 0.12–0.97), p = 0.04</w:t>
-            </w:r>
-            <w:r>
-              <w:t xml:space="preserve"> at ~7.3 / 7.2 years median (Gisslinger 2023).</w:t>
+              <w:t>Ever</w:t>
+            </w:r>
+            <w:r>
+              <w:t xml:space="preserve"> achieved CHR by 36 months — criteria met </w:t>
+            </w:r>
+            <w:r>
+              <w:rPr>
+                <w:b/>
+              </w:rPr>
+              <w:t>at any time</w:t>
+            </w:r>
+            <w:r>
+              <w:t xml:space="preserve"> . Not the snapshot on the graph.”</w:t>
             </w:r>
           </w:p>
         </w:tc>
@@ -6099,10 +4009,7 @@
           </w:tcPr>
           <w:p>
             <w:r>
-              <w:rPr>
-                <w:b/>
-              </w:rPr>
-              <w:t>Event mix</w:t>
+              <w:t>HK PI / haematologist who remembers PROUD-PV</w:t>
             </w:r>
           </w:p>
         </w:tc>
@@ -6112,112 +4019,16 @@
           </w:tcPr>
           <w:p>
             <w:r>
-              <w:t xml:space="preserve">Ropeg </w:t>
+              <w:t xml:space="preserve">“12-month primary </w:t>
             </w:r>
             <w:r>
               <w:rPr>
                 <w:b/>
               </w:rPr>
-              <w:t>n=95:</w:t>
-            </w:r>
-            <w:r>
-              <w:t xml:space="preserve"> TE </w:t>
-            </w:r>
-            <w:r>
-              <w:rPr>
-                <w:b/>
-              </w:rPr>
-              <w:t>2</w:t>
-            </w:r>
-            <w:r>
-              <w:t xml:space="preserve"> , MF </w:t>
-            </w:r>
-            <w:r>
-              <w:rPr>
-                <w:b/>
-              </w:rPr>
-              <w:t>1</w:t>
-            </w:r>
-            <w:r>
-              <w:t xml:space="preserve"> , death </w:t>
-            </w:r>
-            <w:r>
-              <w:rPr>
-                <w:b/>
-              </w:rPr>
-              <w:t>2</w:t>
-            </w:r>
-            <w:r>
-              <w:t xml:space="preserve"> . Control </w:t>
-            </w:r>
-            <w:r>
-              <w:rPr>
-                <w:b/>
-              </w:rPr>
-              <w:t>n=74:</w:t>
-            </w:r>
-            <w:r>
-              <w:t xml:space="preserve"> TE </w:t>
-            </w:r>
-            <w:r>
-              <w:rPr>
-                <w:b/>
-              </w:rPr>
-              <w:t>5</w:t>
-            </w:r>
-            <w:r>
-              <w:t xml:space="preserve"> , MF </w:t>
-            </w:r>
-            <w:r>
-              <w:rPr>
-                <w:b/>
-              </w:rPr>
-              <w:t>2</w:t>
-            </w:r>
-            <w:r>
-              <w:t xml:space="preserve"> , AML </w:t>
-            </w:r>
-            <w:r>
-              <w:rPr>
-                <w:b/>
-              </w:rPr>
-              <w:t>2</w:t>
-            </w:r>
-            <w:r>
-              <w:t xml:space="preserve"> , death </w:t>
-            </w:r>
-            <w:r>
-              <w:rPr>
-                <w:b/>
-              </w:rPr>
-              <w:t>3</w:t>
-            </w:r>
-            <w:r>
-              <w:t xml:space="preserve"> . </w:t>
-            </w:r>
-            <w:r>
-              <w:rPr>
-                <w:b/>
-              </w:rPr>
-              <w:t>Do not slogan “prevents leukemia.”</w:t>
-            </w:r>
-            <w:r>
-              <w:t xml:space="preserve"> AML sat in the </w:t>
-            </w:r>
-            <w:r>
-              <w:rPr>
-                <w:b/>
-              </w:rPr>
-              <w:t>control</w:t>
-            </w:r>
-            <w:r>
-              <w:t xml:space="preserve"> arm in this analysis; </w:t>
-            </w:r>
-            <w:r>
-              <w:rPr>
-                <w:b/>
-              </w:rPr>
-              <w:t>numbers are small.</w:t>
+              <w:t>43.1% vs 46.0%, p=0.63</w:t>
+            </w:r>
+            <w:r>
+              <w:t xml:space="preserve"> — discontinued counted as failures; non-inferiority not met.”</w:t>
             </w:r>
           </w:p>
         </w:tc>
@@ -6229,10 +4040,7 @@
           </w:tcPr>
           <w:p>
             <w:r>
-              <w:rPr>
-                <w:b/>
-              </w:rPr>
-              <w:t>Time in CHR</w:t>
+              <w:t>“What is the PI-aligned late number?”</w:t>
             </w:r>
           </w:p>
         </w:tc>
@@ -6245,69 +4053,110 @@
               <w:rPr>
                 <w:b/>
               </w:rPr>
-              <w:t>60.9% vs 41.2%</w:t>
-            </w:r>
-            <w:r>
-              <w:t xml:space="preserve"> of follow-up — the </w:t>
-            </w:r>
-            <w:r>
-              <w:rPr>
-                <w:b/>
-              </w:rPr>
-              <w:t>durability</w:t>
-            </w:r>
-            <w:r>
-              <w:t xml:space="preserve"> story that sits next to the ~70–80% </w:t>
-            </w:r>
-            <w:r>
-              <w:rPr>
-                <w:b/>
-              </w:rPr>
-              <w:t>LOCF</w:t>
-            </w:r>
-            <w:r>
-              <w:t xml:space="preserve"> graph.</w:t>
+              <w:t>54.5% vs 34.9% at 72 months, p=0.02</w:t>
+            </w:r>
+            <w:r>
+              <w:t xml:space="preserve"> (Gisslinger 2023 primary). LOCF 72.6% vs 47.3% is the published analogue of the ~70% graph.</w:t>
             </w:r>
           </w:p>
         </w:tc>
       </w:tr>
     </w:tbl>
     <w:p>
-      <w:r>
-        <w:rPr>
-          <w:rFonts w:ascii="Calibri" w:hAnsi="Calibri"/>
-          <w:sz w:val="22"/>
-        </w:rPr>
-      </w:r>
+      <w:r/>
     </w:p>
     <w:p>
+      <w:r/>
       <w:r>
         <w:rPr>
-          <w:rFonts w:ascii="Calibri" w:hAnsi="Calibri"/>
-          <w:sz w:val="22"/>
+          <w:b/>
         </w:rPr>
+        <w:t>Do not</w:t>
+      </w:r>
+      <w:r>
+        <w:t xml:space="preserve"> collapse those four rows into “about 80% respond.” The brochure may print 84.3% </w:t>
       </w:r>
       <w:r>
         <w:rPr>
-          <w:rFonts w:ascii="Calibri" w:hAnsi="Calibri"/>
           <w:b/>
-          <w:sz w:val="22"/>
         </w:rPr>
-        <w:t>Molecular (lexicon-optional, not on Piece B):</w:t>
-      </w:r>
+        <w:t>with its footnote</w:t>
+      </w:r>
+      <w:r>
+        <w:t>; you must say the footnote.</w:t>
+      </w:r>
+      <w:r/>
+    </w:p>
+    <w:p>
+      <w:r/>
       <w:r>
         <w:rPr>
-          <w:rFonts w:ascii="Calibri" w:hAnsi="Calibri"/>
-          <w:sz w:val="22"/>
+          <w:b/>
         </w:rPr>
-        <w:t xml:space="preserve"> JAK2V617F molecular response 66.0% vs 19.4% at 6 years (p&lt;0.0001); median allele burden 8.5% vs 50.4%. Use only if the global lexicon and local Medical allow it in this module. Do not teach treatment-free remission.</w:t>
+        <w:t>Brochure callout, do not mix with EFS:</w:t>
+      </w:r>
+      <w:r>
+        <w:t xml:space="preserve"> major thromboembolic events </w:t>
       </w:r>
       <w:r>
         <w:rPr>
-          <w:rFonts w:ascii="Calibri" w:hAnsi="Calibri"/>
-          <w:sz w:val="22"/>
+          <w:b/>
         </w:rPr>
-      </w:r>
+        <w:t>3% (4/127)</w:t>
+      </w:r>
+      <w:r>
+        <w:t xml:space="preserve"> at 36 months. That is </w:t>
+      </w:r>
+      <w:r>
+        <w:rPr>
+          <w:b/>
+        </w:rPr>
+        <w:t>not</w:t>
+      </w:r>
+      <w:r>
+        <w:t xml:space="preserve"> the EFS first-event count of 5/95.</w:t>
+      </w:r>
+      <w:r/>
+    </w:p>
+    <w:p>
+      <w:r/>
+      <w:r>
+        <w:rPr>
+          <w:b/>
+        </w:rPr>
+        <w:t>Titration honesty (HK PI):</w:t>
+      </w:r>
+      <w:r>
+        <w:t xml:space="preserve"> mean titration ~3.7 months (ropeg) vs ~2.6 months (hydroxycarbamide). HU may be preferred when </w:t>
+      </w:r>
+      <w:r>
+        <w:rPr>
+          <w:b/>
+        </w:rPr>
+        <w:t>early</w:t>
+      </w:r>
+      <w:r>
+        <w:t xml:space="preserve"> count reduction is needed to prevent thrombosis/bleeding. This is a clinical nuance, not an anti-product line. It is also why the graph’s month-12 dots sit </w:t>
+      </w:r>
+      <w:r>
+        <w:rPr>
+          <w:b/>
+        </w:rPr>
+        <w:t>above</w:t>
+      </w:r>
+      <w:r>
+        <w:t xml:space="preserve"> HU and </w:t>
+      </w:r>
+      <w:r>
+        <w:rPr>
+          <w:b/>
+        </w:rPr>
+        <w:t>below</w:t>
+      </w:r>
+      <w:r>
+        <w:t xml:space="preserve"> the PI 43.1% story at the same calendar time — different analysis, same pharmacology.</w:t>
+      </w:r>
+      <w:r/>
     </w:p>
     <w:p>
       <w:pPr>
@@ -6315,72 +4164,1119 @@
           <w:bottom w:val="single" w:sz="6" w:space="1" w:color="auto"/>
         </w:pBdr>
       </w:pPr>
-      <w:r>
-        <w:rPr>
-          <w:rFonts w:ascii="Calibri" w:hAnsi="Calibri"/>
-          <w:sz w:val="22"/>
-        </w:rPr>
-      </w:r>
+      <w:r/>
     </w:p>
     <w:p>
       <w:pPr>
         <w:pStyle w:val="Heading3"/>
       </w:pPr>
       <w:r>
-        <w:t>9a. Safety — same meeting as efficacy (6 min)</w:t>
+        <w:t>8b. Brochure — JAK2 V617F allele burden (if this page is in the room)</w:t>
       </w:r>
       <w:r/>
     </w:p>
     <w:p>
+      <w:r/>
+      <w:r>
+        <w:t xml:space="preserve">The leave-behind shows median JAK2 V617F </w:t>
+      </w:r>
       <w:r>
         <w:rPr>
-          <w:rFonts w:ascii="Calibri" w:hAnsi="Calibri"/>
-          <w:sz w:val="22"/>
+          <w:b/>
         </w:rPr>
+        <w:t>37% → 8%</w:t>
+      </w:r>
+      <w:r>
+        <w:t xml:space="preserve"> on BESREMi vs </w:t>
       </w:r>
       <w:r>
         <w:rPr>
-          <w:rFonts w:ascii="Calibri" w:hAnsi="Calibri"/>
-          <w:sz w:val="22"/>
+          <w:b/>
         </w:rPr>
-        <w:t xml:space="preserve">A haematologist who only hears CHR/EFS will </w:t>
+        <w:t>38% → 44%</w:t>
+      </w:r>
+      <w:r>
+        <w:t xml:space="preserve"> on HU/BAT at </w:t>
       </w:r>
       <w:r>
         <w:rPr>
-          <w:rFonts w:ascii="Calibri" w:hAnsi="Calibri"/>
           <w:b/>
-          <w:sz w:val="22"/>
         </w:rPr>
-        <w:t>discount</w:t>
+        <w:t>60 months</w:t>
+      </w:r>
+      <w:r>
+        <w:t xml:space="preserve"> (HU </w:t>
       </w:r>
       <w:r>
         <w:rPr>
-          <w:rFonts w:ascii="Calibri" w:hAnsi="Calibri"/>
-          <w:sz w:val="22"/>
+          <w:b/>
         </w:rPr>
-        <w:t xml:space="preserve"> the brand. Put safety </w:t>
+        <w:t>rebounds</w:t>
+      </w:r>
+      <w:r>
+        <w:t xml:space="preserve">). Gisslinger 2023 at ~6 years is the same direction: median </w:t>
       </w:r>
       <w:r>
         <w:rPr>
-          <w:rFonts w:ascii="Calibri" w:hAnsi="Calibri"/>
           <w:b/>
-          <w:sz w:val="22"/>
         </w:rPr>
-        <w:t>on the core deck</w:t>
+        <w:t>8.5% vs 50.4%</w:t>
+      </w:r>
+      <w:r>
+        <w:t xml:space="preserve">; molecular response </w:t>
       </w:r>
       <w:r>
         <w:rPr>
-          <w:rFonts w:ascii="Calibri" w:hAnsi="Calibri"/>
-          <w:sz w:val="22"/>
+          <w:b/>
         </w:rPr>
-        <w:t>, not in an appendix.</w:t>
-      </w:r>
+        <w:t>66.0% vs 19.4%</w:t>
+      </w:r>
+      <w:r>
+        <w:t xml:space="preserve"> (p&lt;0.0001).</w:t>
+      </w:r>
+      <w:r/>
+    </w:p>
+    <w:p>
+      <w:r/>
       <w:r>
         <w:rPr>
-          <w:rFonts w:ascii="Calibri" w:hAnsi="Calibri"/>
-          <w:sz w:val="22"/>
+          <w:b/>
         </w:rPr>
-      </w:r>
+        <w:t>How to say it:</w:t>
+      </w:r>
+      <w:r>
+        <w:t xml:space="preserve"> “Higher mutant allele burden is associated with thrombosis, hemorrhage, and fibrotic progression. In this long-term analysis the ropeg curve keeps falling; the HU/BAT curve comes back up.”</w:t>
+        <w:br/>
+      </w:r>
+      <w:r/>
+      <w:r>
+        <w:rPr>
+          <w:b/>
+        </w:rPr>
+        <w:t>How not to say it:</w:t>
+      </w:r>
+      <w:r>
+        <w:t xml:space="preserve"> “Selectively depletes HSCs” is </w:t>
+      </w:r>
+      <w:r>
+        <w:rPr>
+          <w:b/>
+        </w:rPr>
+        <w:t>brochure art</w:t>
+      </w:r>
+      <w:r>
+        <w:t xml:space="preserve"> — do not expand to “eradicates the clone,” “cures PV,” or treatment-free remission. Do not use 8% as a stopping rule.</w:t>
+      </w:r>
+      <w:r/>
+    </w:p>
+    <w:p>
+      <w:pPr>
+        <w:pBdr>
+          <w:bottom w:val="single" w:sz="6" w:space="1" w:color="auto"/>
+        </w:pBdr>
+      </w:pPr>
+      <w:r/>
+    </w:p>
+    <w:p>
+      <w:pPr>
+        <w:pStyle w:val="Heading3"/>
+      </w:pPr>
+      <w:r>
+        <w:t>9. Piece B — event-free survival (5 min)</w:t>
+      </w:r>
+      <w:r/>
+    </w:p>
+    <w:p>
+      <w:r/>
+      <w:r>
+        <w:rPr>
+          <w:b/>
+        </w:rPr>
+        <w:t>Poster:</w:t>
+      </w:r>
+      <w:r>
+        <w:t xml:space="preserve"> significantly higher probability of EFS over ≥6 years; </w:t>
+      </w:r>
+      <w:r>
+        <w:rPr>
+          <w:b/>
+        </w:rPr>
+        <w:t>p=0.04</w:t>
+      </w:r>
+      <w:r>
+        <w:t>.</w:t>
+      </w:r>
+      <w:r/>
+    </w:p>
+    <w:p>
+      <w:r/>
+      <w:r>
+        <w:rPr>
+          <w:b/>
+        </w:rPr>
+        <w:t>Named data (same CONTINUATION-PV analysis):</w:t>
+      </w:r>
+      <w:r/>
+      <w:r/>
+    </w:p>
+    <w:p>
+      <w:pPr>
+        <w:pStyle w:val="ListBullet"/>
+        <w:spacing w:line="240" w:lineRule="auto"/>
+        <w:ind w:left="720"/>
+      </w:pPr>
+      <w:r/>
+      <w:r>
+        <w:t xml:space="preserve">EFS probability: </w:t>
+      </w:r>
+      <w:r>
+        <w:rPr>
+          <w:b/>
+        </w:rPr>
+        <w:t>0.94 vs 0.82</w:t>
+      </w:r>
+      <w:r>
+        <w:t xml:space="preserve"> (log-rank p=0.04)</w:t>
+      </w:r>
+      <w:r/>
+    </w:p>
+    <w:p>
+      <w:pPr>
+        <w:pStyle w:val="ListBullet"/>
+        <w:spacing w:line="240" w:lineRule="auto"/>
+        <w:ind w:left="720"/>
+      </w:pPr>
+      <w:r/>
+      <w:r>
+        <w:t xml:space="preserve">HR </w:t>
+      </w:r>
+      <w:r>
+        <w:rPr>
+          <w:b/>
+        </w:rPr>
+        <w:t>0.34</w:t>
+      </w:r>
+      <w:r>
+        <w:t xml:space="preserve"> (95% CI 0.12–0.97)</w:t>
+      </w:r>
+      <w:r/>
+    </w:p>
+    <w:p>
+      <w:pPr>
+        <w:pStyle w:val="ListBullet"/>
+        <w:spacing w:line="240" w:lineRule="auto"/>
+        <w:ind w:left="720"/>
+      </w:pPr>
+      <w:r/>
+      <w:r>
+        <w:t xml:space="preserve">First risk events: </w:t>
+      </w:r>
+      <w:r>
+        <w:rPr>
+          <w:b/>
+        </w:rPr>
+        <w:t>5/95 (5.3%)</w:t>
+      </w:r>
+      <w:r>
+        <w:t xml:space="preserve"> BESREMi vs </w:t>
+      </w:r>
+      <w:r>
+        <w:rPr>
+          <w:b/>
+        </w:rPr>
+        <w:t>12/74 (16.2%)</w:t>
+      </w:r>
+      <w:r>
+        <w:t xml:space="preserve"> control</w:t>
+      </w:r>
+      <w:r/>
+    </w:p>
+    <w:p>
+      <w:pPr>
+        <w:pStyle w:val="ListBullet"/>
+        <w:spacing w:line="240" w:lineRule="auto"/>
+        <w:ind w:left="720"/>
+      </w:pPr>
+      <w:r/>
+      <w:r>
+        <w:t xml:space="preserve">Events on the piece: disease progression, death, thromboembolic events </w:t>
+      </w:r>
+      <w:r/>
+    </w:p>
+    <w:p>
+      <w:pPr>
+        <w:pStyle w:val="ListBullet"/>
+        <w:spacing w:line="240" w:lineRule="auto"/>
+        <w:ind w:left="720"/>
+      </w:pPr>
+      <w:r/>
+      <w:r>
+        <w:t>Published first-event mix (for Medical Q&amp;A, not a promotional bar chart unless lexicon-approved): BESREMi — thrombosis 2, myelofibrosis 1, death 2; control — thrombosis 5, myelofibrosis 2, acute leukemia 2, death 3</w:t>
+      </w:r>
+      <w:r/>
+      <w:r/>
+    </w:p>
+    <w:p>
+      <w:r/>
+      <w:r>
+        <w:rPr>
+          <w:b/>
+        </w:rPr>
+        <w:t>Do not</w:t>
+      </w:r>
+      <w:r>
+        <w:t xml:space="preserve"> say “prevents death” or “prevents leukemia.” Say: “In this randomized long-term analysis, fewer patients on ropeginterferon experienced a first risk event, and EFS was higher (p=0.04).”</w:t>
+      </w:r>
+      <w:r/>
+    </w:p>
+    <w:p>
+      <w:r/>
+      <w:r>
+        <w:rPr>
+          <w:b/>
+        </w:rPr>
+        <w:t>Completeness (Piece B is directionally correct and incomplete — add these lines):</w:t>
+      </w:r>
+      <w:r/>
+    </w:p>
+    <w:tbl>
+      <w:tblPr>
+        <w:tblStyle w:val="TableGrid"/>
+        <w:tblW w:type="auto" w:w="0"/>
+        <w:tblLook w:firstColumn="1" w:firstRow="1" w:lastColumn="0" w:lastRow="0" w:noHBand="0" w:noVBand="1" w:val="04A0"/>
+      </w:tblPr>
+      <w:tblGrid>
+        <w:gridCol w:w="4824"/>
+        <w:gridCol w:w="4824"/>
+      </w:tblGrid>
+      <w:tr>
+        <w:tc>
+          <w:tcPr>
+            <w:tcW w:type="dxa" w:w="4824"/>
+          </w:tcPr>
+          <w:p>
+            <w:r>
+              <w:rPr>
+                <w:b/>
+              </w:rPr>
+              <w:t>Completeness item</w:t>
+            </w:r>
+          </w:p>
+        </w:tc>
+        <w:tc>
+          <w:tcPr>
+            <w:tcW w:type="dxa" w:w="4824"/>
+          </w:tcPr>
+          <w:p>
+            <w:r>
+              <w:rPr>
+                <w:b/>
+              </w:rPr>
+              <w:t>Line</w:t>
+            </w:r>
+          </w:p>
+        </w:tc>
+      </w:tr>
+      <w:tr>
+        <w:tc>
+          <w:tcPr>
+            <w:tcW w:type="dxa" w:w="4824"/>
+          </w:tcPr>
+          <w:p>
+            <w:r>
+              <w:rPr>
+                <w:b/>
+              </w:rPr>
+              <w:t>EFS is not OS</w:t>
+            </w:r>
+          </w:p>
+        </w:tc>
+        <w:tc>
+          <w:tcPr>
+            <w:tcW w:type="dxa" w:w="4824"/>
+          </w:tcPr>
+          <w:p>
+            <w:r>
+              <w:t xml:space="preserve">Composite of </w:t>
+            </w:r>
+            <w:r>
+              <w:rPr>
+                <w:b/>
+              </w:rPr>
+              <w:t>thromboembolic events, disease progression, and death</w:t>
+            </w:r>
+            <w:r>
+              <w:t xml:space="preserve"> . Median EFS not reached. OS was </w:t>
+            </w:r>
+            <w:r>
+              <w:rPr>
+                <w:b/>
+              </w:rPr>
+              <w:t>not</w:t>
+            </w:r>
+            <w:r>
+              <w:t xml:space="preserve"> an endpoint. Do not say “patients live longer.”</w:t>
+            </w:r>
+          </w:p>
+        </w:tc>
+      </w:tr>
+      <w:tr>
+        <w:tc>
+          <w:tcPr>
+            <w:tcW w:type="dxa" w:w="4824"/>
+          </w:tcPr>
+          <w:p>
+            <w:r>
+              <w:rPr>
+                <w:b/>
+              </w:rPr>
+              <w:t>Risk reduction</w:t>
+            </w:r>
+          </w:p>
+        </w:tc>
+        <w:tc>
+          <w:tcPr>
+            <w:tcW w:type="dxa" w:w="4824"/>
+          </w:tcPr>
+          <w:p>
+            <w:r>
+              <w:rPr>
+                <w:b/>
+              </w:rPr>
+              <w:t>HR 0.34 (95% CI 0.12–0.97), p = 0.04</w:t>
+            </w:r>
+            <w:r>
+              <w:t xml:space="preserve"> at ~7.3 / 7.2 years median (Gisslinger 2023).</w:t>
+            </w:r>
+          </w:p>
+        </w:tc>
+      </w:tr>
+      <w:tr>
+        <w:tc>
+          <w:tcPr>
+            <w:tcW w:type="dxa" w:w="4824"/>
+          </w:tcPr>
+          <w:p>
+            <w:r>
+              <w:rPr>
+                <w:b/>
+              </w:rPr>
+              <w:t>Event mix</w:t>
+            </w:r>
+          </w:p>
+        </w:tc>
+        <w:tc>
+          <w:tcPr>
+            <w:tcW w:type="dxa" w:w="4824"/>
+          </w:tcPr>
+          <w:p>
+            <w:r>
+              <w:t xml:space="preserve">Ropeg </w:t>
+            </w:r>
+            <w:r>
+              <w:rPr>
+                <w:b/>
+              </w:rPr>
+              <w:t>n=95:</w:t>
+            </w:r>
+            <w:r>
+              <w:t xml:space="preserve"> TE </w:t>
+            </w:r>
+            <w:r>
+              <w:rPr>
+                <w:b/>
+              </w:rPr>
+              <w:t>2</w:t>
+            </w:r>
+            <w:r>
+              <w:t xml:space="preserve"> , MF </w:t>
+            </w:r>
+            <w:r>
+              <w:rPr>
+                <w:b/>
+              </w:rPr>
+              <w:t>1</w:t>
+            </w:r>
+            <w:r>
+              <w:t xml:space="preserve"> , death </w:t>
+            </w:r>
+            <w:r>
+              <w:rPr>
+                <w:b/>
+              </w:rPr>
+              <w:t>2</w:t>
+            </w:r>
+            <w:r>
+              <w:t xml:space="preserve"> . Control </w:t>
+            </w:r>
+            <w:r>
+              <w:rPr>
+                <w:b/>
+              </w:rPr>
+              <w:t>n=74:</w:t>
+            </w:r>
+            <w:r>
+              <w:t xml:space="preserve"> TE </w:t>
+            </w:r>
+            <w:r>
+              <w:rPr>
+                <w:b/>
+              </w:rPr>
+              <w:t>5</w:t>
+            </w:r>
+            <w:r>
+              <w:t xml:space="preserve"> , MF </w:t>
+            </w:r>
+            <w:r>
+              <w:rPr>
+                <w:b/>
+              </w:rPr>
+              <w:t>2</w:t>
+            </w:r>
+            <w:r>
+              <w:t xml:space="preserve"> , AML </w:t>
+            </w:r>
+            <w:r>
+              <w:rPr>
+                <w:b/>
+              </w:rPr>
+              <w:t>2</w:t>
+            </w:r>
+            <w:r>
+              <w:t xml:space="preserve"> , death </w:t>
+            </w:r>
+            <w:r>
+              <w:rPr>
+                <w:b/>
+              </w:rPr>
+              <w:t>3</w:t>
+            </w:r>
+            <w:r>
+              <w:t xml:space="preserve"> . </w:t>
+            </w:r>
+            <w:r>
+              <w:rPr>
+                <w:b/>
+              </w:rPr>
+              <w:t>Do not slogan “prevents leukemia.”</w:t>
+            </w:r>
+            <w:r>
+              <w:t xml:space="preserve"> AML sat in the </w:t>
+            </w:r>
+            <w:r>
+              <w:rPr>
+                <w:b/>
+              </w:rPr>
+              <w:t>control</w:t>
+            </w:r>
+            <w:r>
+              <w:t xml:space="preserve"> arm in this analysis; </w:t>
+            </w:r>
+            <w:r>
+              <w:rPr>
+                <w:b/>
+              </w:rPr>
+              <w:t>numbers are small.</w:t>
+            </w:r>
+          </w:p>
+        </w:tc>
+      </w:tr>
+      <w:tr>
+        <w:tc>
+          <w:tcPr>
+            <w:tcW w:type="dxa" w:w="4824"/>
+          </w:tcPr>
+          <w:p>
+            <w:r>
+              <w:rPr>
+                <w:b/>
+              </w:rPr>
+              <w:t>Time in CHR</w:t>
+            </w:r>
+          </w:p>
+        </w:tc>
+        <w:tc>
+          <w:tcPr>
+            <w:tcW w:type="dxa" w:w="4824"/>
+          </w:tcPr>
+          <w:p>
+            <w:r>
+              <w:rPr>
+                <w:b/>
+              </w:rPr>
+              <w:t>60.9% vs 41.2%</w:t>
+            </w:r>
+            <w:r>
+              <w:t xml:space="preserve"> of follow-up — the </w:t>
+            </w:r>
+            <w:r>
+              <w:rPr>
+                <w:b/>
+              </w:rPr>
+              <w:t>durability</w:t>
+            </w:r>
+            <w:r>
+              <w:t xml:space="preserve"> story that sits next to the ~70–80% </w:t>
+            </w:r>
+            <w:r>
+              <w:rPr>
+                <w:b/>
+              </w:rPr>
+              <w:t>LOCF</w:t>
+            </w:r>
+            <w:r>
+              <w:t xml:space="preserve"> graph.</w:t>
+            </w:r>
+          </w:p>
+        </w:tc>
+      </w:tr>
+    </w:tbl>
+    <w:p>
+      <w:r/>
+    </w:p>
+    <w:p>
+      <w:pPr>
+        <w:pBdr>
+          <w:bottom w:val="single" w:sz="6" w:space="1" w:color="auto"/>
+        </w:pBdr>
+      </w:pPr>
+      <w:r/>
+    </w:p>
+    <w:p>
+      <w:pPr>
+        <w:pStyle w:val="Heading3"/>
+      </w:pPr>
+      <w:r>
+        <w:t>9a. Safety — same meeting as efficacy (6 min)</w:t>
+      </w:r>
+      <w:r/>
+    </w:p>
+    <w:p>
+      <w:r/>
+      <w:r>
+        <w:rPr>
+          <w:b/>
+        </w:rPr>
+        <w:t>If the 36-month all-causality table (brochure page 9) is open — use this table, not Edahiro:</w:t>
+      </w:r>
+      <w:r/>
+    </w:p>
+    <w:tbl>
+      <w:tblPr>
+        <w:tblStyle w:val="TableGrid"/>
+        <w:tblW w:type="auto" w:w="0"/>
+        <w:tblLook w:firstColumn="1" w:firstRow="1" w:lastColumn="0" w:lastRow="0" w:noHBand="0" w:noVBand="1" w:val="04A0"/>
+      </w:tblPr>
+      <w:tblGrid>
+        <w:gridCol w:w="2412"/>
+        <w:gridCol w:w="2412"/>
+        <w:gridCol w:w="2412"/>
+        <w:gridCol w:w="2412"/>
+      </w:tblGrid>
+      <w:tr>
+        <w:tc>
+          <w:tcPr>
+            <w:tcW w:type="dxa" w:w="2412"/>
+          </w:tcPr>
+          <w:p>
+            <w:r>
+              <w:rPr>
+                <w:b/>
+              </w:rPr>
+              <w:t>Pattern</w:t>
+            </w:r>
+          </w:p>
+        </w:tc>
+        <w:tc>
+          <w:tcPr>
+            <w:tcW w:type="dxa" w:w="2412"/>
+          </w:tcPr>
+          <w:p>
+            <w:r>
+              <w:rPr>
+                <w:b/>
+              </w:rPr>
+              <w:t>BESREMi (n=127)</w:t>
+            </w:r>
+          </w:p>
+        </w:tc>
+        <w:tc>
+          <w:tcPr>
+            <w:tcW w:type="dxa" w:w="2412"/>
+          </w:tcPr>
+          <w:p>
+            <w:r>
+              <w:rPr>
+                <w:b/>
+              </w:rPr>
+              <w:t>Control (n=127)</w:t>
+            </w:r>
+          </w:p>
+        </w:tc>
+        <w:tc>
+          <w:tcPr>
+            <w:tcW w:type="dxa" w:w="2412"/>
+          </w:tcPr>
+          <w:p>
+            <w:r>
+              <w:rPr>
+                <w:b/>
+              </w:rPr>
+              <w:t>How to say it</w:t>
+            </w:r>
+          </w:p>
+        </w:tc>
+      </w:tr>
+      <w:tr>
+        <w:tc>
+          <w:tcPr>
+            <w:tcW w:type="dxa" w:w="2412"/>
+          </w:tcPr>
+          <w:p>
+            <w:r>
+              <w:t>Thrombocytopenia</w:t>
+            </w:r>
+          </w:p>
+        </w:tc>
+        <w:tc>
+          <w:tcPr>
+            <w:tcW w:type="dxa" w:w="2412"/>
+          </w:tcPr>
+          <w:p>
+            <w:r>
+              <w:t>21% (G≥3 2%)</w:t>
+            </w:r>
+          </w:p>
+        </w:tc>
+        <w:tc>
+          <w:tcPr>
+            <w:tcW w:type="dxa" w:w="2412"/>
+          </w:tcPr>
+          <w:p>
+            <w:r>
+              <w:t>28% (4%)</w:t>
+            </w:r>
+          </w:p>
+        </w:tc>
+        <w:tc>
+          <w:tcPr>
+            <w:tcW w:type="dxa" w:w="2412"/>
+          </w:tcPr>
+          <w:p>
+            <w:r>
+              <w:t xml:space="preserve">Cytopenias are </w:t>
+            </w:r>
+            <w:r>
+              <w:rPr>
+                <w:b/>
+              </w:rPr>
+              <w:t>not</w:t>
+            </w:r>
+            <w:r>
+              <w:t xml:space="preserve"> the IFN problem vs HU</w:t>
+            </w:r>
+          </w:p>
+        </w:tc>
+      </w:tr>
+      <w:tr>
+        <w:tc>
+          <w:tcPr>
+            <w:tcW w:type="dxa" w:w="2412"/>
+          </w:tcPr>
+          <w:p>
+            <w:r>
+              <w:t>Leukopenia</w:t>
+            </w:r>
+          </w:p>
+        </w:tc>
+        <w:tc>
+          <w:tcPr>
+            <w:tcW w:type="dxa" w:w="2412"/>
+          </w:tcPr>
+          <w:p>
+            <w:r>
+              <w:t>18% (2%)</w:t>
+            </w:r>
+          </w:p>
+        </w:tc>
+        <w:tc>
+          <w:tcPr>
+            <w:tcW w:type="dxa" w:w="2412"/>
+          </w:tcPr>
+          <w:p>
+            <w:r>
+              <w:t>22% (5%)</w:t>
+            </w:r>
+          </w:p>
+        </w:tc>
+        <w:tc>
+          <w:tcPr>
+            <w:tcW w:type="dxa" w:w="2412"/>
+          </w:tcPr>
+          <w:p>
+            <w:r>
+              <w:t>Same</w:t>
+            </w:r>
+          </w:p>
+        </w:tc>
+      </w:tr>
+      <w:tr>
+        <w:tc>
+          <w:tcPr>
+            <w:tcW w:type="dxa" w:w="2412"/>
+          </w:tcPr>
+          <w:p>
+            <w:r>
+              <w:t>Anaemia</w:t>
+            </w:r>
+          </w:p>
+        </w:tc>
+        <w:tc>
+          <w:tcPr>
+            <w:tcW w:type="dxa" w:w="2412"/>
+          </w:tcPr>
+          <w:p>
+            <w:r>
+              <w:t>13% (1%)</w:t>
+            </w:r>
+          </w:p>
+        </w:tc>
+        <w:tc>
+          <w:tcPr>
+            <w:tcW w:type="dxa" w:w="2412"/>
+          </w:tcPr>
+          <w:p>
+            <w:r>
+              <w:t>24% (2%)</w:t>
+            </w:r>
+          </w:p>
+        </w:tc>
+        <w:tc>
+          <w:tcPr>
+            <w:tcW w:type="dxa" w:w="2412"/>
+          </w:tcPr>
+          <w:p>
+            <w:r>
+              <w:t>Same</w:t>
+            </w:r>
+          </w:p>
+        </w:tc>
+      </w:tr>
+      <w:tr>
+        <w:tc>
+          <w:tcPr>
+            <w:tcW w:type="dxa" w:w="2412"/>
+          </w:tcPr>
+          <w:p>
+            <w:r>
+              <w:t>GGT increase</w:t>
+            </w:r>
+          </w:p>
+        </w:tc>
+        <w:tc>
+          <w:tcPr>
+            <w:tcW w:type="dxa" w:w="2412"/>
+          </w:tcPr>
+          <w:p>
+            <w:r>
+              <w:rPr>
+                <w:b/>
+              </w:rPr>
+              <w:t>16% (G≥3 8%)</w:t>
+            </w:r>
+          </w:p>
+        </w:tc>
+        <w:tc>
+          <w:tcPr>
+            <w:tcW w:type="dxa" w:w="2412"/>
+          </w:tcPr>
+          <w:p>
+            <w:r>
+              <w:t>2% (2%)</w:t>
+            </w:r>
+          </w:p>
+        </w:tc>
+        <w:tc>
+          <w:tcPr>
+            <w:tcW w:type="dxa" w:w="2412"/>
+          </w:tcPr>
+          <w:p>
+            <w:r>
+              <w:rPr>
+                <w:b/>
+              </w:rPr>
+              <w:t>IFN / liver signature</w:t>
+            </w:r>
+          </w:p>
+        </w:tc>
+      </w:tr>
+      <w:tr>
+        <w:tc>
+          <w:tcPr>
+            <w:tcW w:type="dxa" w:w="2412"/>
+          </w:tcPr>
+          <w:p>
+            <w:r>
+              <w:t>ALT increase</w:t>
+            </w:r>
+          </w:p>
+        </w:tc>
+        <w:tc>
+          <w:tcPr>
+            <w:tcW w:type="dxa" w:w="2412"/>
+          </w:tcPr>
+          <w:p>
+            <w:r>
+              <w:t>13% (4%)</w:t>
+            </w:r>
+          </w:p>
+        </w:tc>
+        <w:tc>
+          <w:tcPr>
+            <w:tcW w:type="dxa" w:w="2412"/>
+          </w:tcPr>
+          <w:p>
+            <w:r>
+              <w:t>2% (0%)</w:t>
+            </w:r>
+          </w:p>
+        </w:tc>
+        <w:tc>
+          <w:tcPr>
+            <w:tcW w:type="dxa" w:w="2412"/>
+          </w:tcPr>
+          <w:p>
+            <w:r>
+              <w:t>Monitor LFTs</w:t>
+            </w:r>
+          </w:p>
+        </w:tc>
+      </w:tr>
+      <w:tr>
+        <w:tc>
+          <w:tcPr>
+            <w:tcW w:type="dxa" w:w="2412"/>
+          </w:tcPr>
+          <w:p>
+            <w:r>
+              <w:t>AST increase</w:t>
+            </w:r>
+          </w:p>
+        </w:tc>
+        <w:tc>
+          <w:tcPr>
+            <w:tcW w:type="dxa" w:w="2412"/>
+          </w:tcPr>
+          <w:p>
+            <w:r>
+              <w:t>10% (2%)</w:t>
+            </w:r>
+          </w:p>
+        </w:tc>
+        <w:tc>
+          <w:tcPr>
+            <w:tcW w:type="dxa" w:w="2412"/>
+          </w:tcPr>
+          <w:p>
+            <w:r>
+              <w:t>2% (0%)</w:t>
+            </w:r>
+          </w:p>
+        </w:tc>
+        <w:tc>
+          <w:tcPr>
+            <w:tcW w:type="dxa" w:w="2412"/>
+          </w:tcPr>
+          <w:p>
+            <w:r>
+              <w:t>Monitor LFTs</w:t>
+            </w:r>
+          </w:p>
+        </w:tc>
+      </w:tr>
+      <w:tr>
+        <w:tc>
+          <w:tcPr>
+            <w:tcW w:type="dxa" w:w="2412"/>
+          </w:tcPr>
+          <w:p>
+            <w:r>
+              <w:t>Arthralgia</w:t>
+            </w:r>
+          </w:p>
+        </w:tc>
+        <w:tc>
+          <w:tcPr>
+            <w:tcW w:type="dxa" w:w="2412"/>
+          </w:tcPr>
+          <w:p>
+            <w:r>
+              <w:t>12% (1%)</w:t>
+            </w:r>
+          </w:p>
+        </w:tc>
+        <w:tc>
+          <w:tcPr>
+            <w:tcW w:type="dxa" w:w="2412"/>
+          </w:tcPr>
+          <w:p>
+            <w:r>
+              <w:t>4% (0%)</w:t>
+            </w:r>
+          </w:p>
+        </w:tc>
+        <w:tc>
+          <w:tcPr>
+            <w:tcW w:type="dxa" w:w="2412"/>
+          </w:tcPr>
+          <w:p>
+            <w:r>
+              <w:t>IFN-class</w:t>
+            </w:r>
+          </w:p>
+        </w:tc>
+      </w:tr>
+      <w:tr>
+        <w:tc>
+          <w:tcPr>
+            <w:tcW w:type="dxa" w:w="2412"/>
+          </w:tcPr>
+          <w:p>
+            <w:r>
+              <w:t>Fatigue</w:t>
+            </w:r>
+          </w:p>
+        </w:tc>
+        <w:tc>
+          <w:tcPr>
+            <w:tcW w:type="dxa" w:w="2412"/>
+          </w:tcPr>
+          <w:p>
+            <w:r>
+              <w:t>13% (0%)</w:t>
+            </w:r>
+          </w:p>
+        </w:tc>
+        <w:tc>
+          <w:tcPr>
+            <w:tcW w:type="dxa" w:w="2412"/>
+          </w:tcPr>
+          <w:p>
+            <w:r>
+              <w:t>13% (1%)</w:t>
+            </w:r>
+          </w:p>
+        </w:tc>
+        <w:tc>
+          <w:tcPr>
+            <w:tcW w:type="dxa" w:w="2412"/>
+          </w:tcPr>
+          <w:p>
+            <w:r>
+              <w:t>Balanced</w:t>
+            </w:r>
+          </w:p>
+        </w:tc>
+      </w:tr>
+      <w:tr>
+        <w:tc>
+          <w:tcPr>
+            <w:tcW w:type="dxa" w:w="2412"/>
+          </w:tcPr>
+          <w:p>
+            <w:r>
+              <w:t>Headache</w:t>
+            </w:r>
+          </w:p>
+        </w:tc>
+        <w:tc>
+          <w:tcPr>
+            <w:tcW w:type="dxa" w:w="2412"/>
+          </w:tcPr>
+          <w:p>
+            <w:r>
+              <w:t>12%</w:t>
+            </w:r>
+          </w:p>
+        </w:tc>
+        <w:tc>
+          <w:tcPr>
+            <w:tcW w:type="dxa" w:w="2412"/>
+          </w:tcPr>
+          <w:p>
+            <w:r>
+              <w:t>13%</w:t>
+            </w:r>
+          </w:p>
+        </w:tc>
+        <w:tc>
+          <w:tcPr>
+            <w:tcW w:type="dxa" w:w="2412"/>
+          </w:tcPr>
+          <w:p>
+            <w:r>
+              <w:t>Balanced</w:t>
+            </w:r>
+          </w:p>
+        </w:tc>
+      </w:tr>
+    </w:tbl>
+    <w:p>
+      <w:r/>
+    </w:p>
+    <w:p>
+      <w:r/>
+      <w:r>
+        <w:t xml:space="preserve">This table is </w:t>
+      </w:r>
+      <w:r>
+        <w:rPr>
+          <w:b/>
+        </w:rPr>
+        <w:t>regardless of causality</w:t>
+      </w:r>
+      <w:r>
+        <w:t xml:space="preserve">. </w:t>
+      </w:r>
+      <w:r>
+        <w:rPr>
+          <w:b/>
+        </w:rPr>
+        <w:t>Drug-related discontinuation ~11% vs 2–3%</w:t>
+      </w:r>
+      <w:r>
+        <w:t xml:space="preserve"> is a different cut — use it for “will they stay on drug?”</w:t>
+        <w:br/>
+      </w:r>
+      <w:r/>
+      <w:r>
+        <w:rPr>
+          <w:b/>
+        </w:rPr>
+        <w:t>Do not</w:t>
+      </w:r>
+      <w:r>
+        <w:t xml:space="preserve"> put Edahiro </w:t>
+      </w:r>
+      <w:r>
+        <w:rPr>
+          <w:b/>
+        </w:rPr>
+        <w:t>alopecia 55.2%</w:t>
+      </w:r>
+      <w:r>
+        <w:t xml:space="preserve"> (Japan Ph2 n=29) onto page 9. PI / this brochure lists alopecia around </w:t>
+      </w:r>
+      <w:r>
+        <w:rPr>
+          <w:b/>
+        </w:rPr>
+        <w:t>6–7%</w:t>
+      </w:r>
+      <w:r>
+        <w:t>.</w:t>
+      </w:r>
+      <w:r/>
     </w:p>
     <w:tbl>
       <w:tblPr>
@@ -6460,7 +5356,7 @@
               <w:t>~16.5% vs 16.7%</w:t>
             </w:r>
             <w:r>
-              <w:t xml:space="preserve"> (treatment-related, PROUD-PV / Kiladjian)</w:t>
+              <w:t xml:space="preserve"> (treatment-related)</w:t>
             </w:r>
           </w:p>
         </w:tc>
@@ -6470,7 +5366,7 @@
           </w:tcPr>
           <w:p>
             <w:r>
-              <w:t>Kiladjian; Gisslinger 2023 discussion</w:t>
+              <w:t>Kiladjian; Gisslinger 2023</w:t>
             </w:r>
           </w:p>
         </w:tc>
@@ -6512,18 +5408,6 @@
               </w:rPr>
               <w:t>~2–4%</w:t>
             </w:r>
-            <w:r>
-              <w:t xml:space="preserve"> (paper vs PI wording differs slightly — use </w:t>
-            </w:r>
-            <w:r>
-              <w:rPr>
-                <w:b/>
-              </w:rPr>
-              <w:t>PI or the paper</w:t>
-            </w:r>
-            <w:r>
-              <w:t xml:space="preserve"> , not both as if identical)</w:t>
-            </w:r>
           </w:p>
         </w:tc>
         <w:tc>
@@ -6541,7 +5425,7 @@
               <w:t>11.4% vs 2.4%</w:t>
             </w:r>
             <w:r>
-              <w:t xml:space="preserve"> in one PI passage; Gisslinger letter </w:t>
+              <w:t xml:space="preserve"> ; Gisslinger letter </w:t>
             </w:r>
             <w:r>
               <w:rPr>
@@ -6565,7 +5449,7 @@
               <w:rPr>
                 <w:b/>
               </w:rPr>
-              <w:t>Ropeg pattern</w:t>
+              <w:t>Japan Ph2, PI-like start</w:t>
             </w:r>
           </w:p>
         </w:tc>
@@ -6575,16 +5459,49 @@
           </w:tcPr>
           <w:p>
             <w:r>
-              <w:t xml:space="preserve">Liver enzyme increase, arthralgia, flu-like, </w:t>
-            </w:r>
-            <w:r>
               <w:rPr>
                 <w:b/>
               </w:rPr>
-              <w:t>IFN-class</w:t>
-            </w:r>
-            <w:r>
-              <w:t xml:space="preserve"> psychiatric / autoimmune / endocrine</w:t>
+              <w:t>n=29</w:t>
+            </w:r>
+            <w:r>
+              <w:t xml:space="preserve"> , start </w:t>
+            </w:r>
+            <w:r>
+              <w:rPr>
+                <w:b/>
+              </w:rPr>
+              <w:t>100 µg</w:t>
+            </w:r>
+            <w:r>
+              <w:t xml:space="preserve"> ; </w:t>
+            </w:r>
+            <w:r>
+              <w:rPr>
+                <w:b/>
+              </w:rPr>
+              <w:t>alopecia 55.2%</w:t>
+            </w:r>
+            <w:r>
+              <w:t xml:space="preserve"> — </w:t>
+            </w:r>
+            <w:r>
+              <w:rPr>
+                <w:b/>
+              </w:rPr>
+              <w:t>Medical gate:</w:t>
+            </w:r>
+            <w:r>
+              <w:t xml:space="preserve"> Q&amp;A only unless cleared; </w:t>
+            </w:r>
+            <w:r>
+              <w:rPr>
+                <w:b/>
+              </w:rPr>
+              <w:t>not</w:t>
+            </w:r>
+            <w:r>
+              <w:t xml:space="preserve"> on the 36-month table</w:t>
             </w:r>
           </w:p>
         </w:tc>
@@ -6594,7 +5511,7 @@
           </w:tcPr>
           <w:p>
             <w:r>
-              <w:t>HK PI warnings</w:t>
+              <w:t>Edahiro 2022</w:t>
             </w:r>
           </w:p>
         </w:tc>
@@ -6609,7 +5526,7 @@
               <w:rPr>
                 <w:b/>
               </w:rPr>
-              <w:t>HU pattern</w:t>
+              <w:t>Pregnancy</w:t>
             </w:r>
           </w:p>
         </w:tc>
@@ -6619,7 +5536,19 @@
           </w:tcPr>
           <w:p>
             <w:r>
-              <w:t>Leukopenia, thrombocytopenia</w:t>
+              <w:rPr>
+                <w:b/>
+              </w:rPr>
+              <w:t>Do not</w:t>
+            </w:r>
+            <w:r>
+              <w:t xml:space="preserve"> use Bang 2023 (n=1). HK PI: not recommended; contraception during treatment and </w:t>
+            </w:r>
+            <w:r>
+              <w:rPr>
+                <w:b/>
+              </w:rPr>
+              <w:t>≥14 days after last dose</w:t>
             </w:r>
           </w:p>
         </w:tc>
@@ -6629,142 +5558,6 @@
           </w:tcPr>
           <w:p>
             <w:r>
-              <w:t>Expected</w:t>
-            </w:r>
-          </w:p>
-        </w:tc>
-      </w:tr>
-      <w:tr>
-        <w:tc>
-          <w:tcPr>
-            <w:tcW w:type="dxa" w:w="3216"/>
-          </w:tcPr>
-          <w:p>
-            <w:r>
-              <w:rPr>
-                <w:b/>
-              </w:rPr>
-              <w:t>Japan Ph2, PI-like start</w:t>
-            </w:r>
-          </w:p>
-        </w:tc>
-        <w:tc>
-          <w:tcPr>
-            <w:tcW w:type="dxa" w:w="3216"/>
-          </w:tcPr>
-          <w:p>
-            <w:r>
-              <w:rPr>
-                <w:b/>
-              </w:rPr>
-              <w:t>n=29</w:t>
-            </w:r>
-            <w:r>
-              <w:t xml:space="preserve"> , start </w:t>
-            </w:r>
-            <w:r>
-              <w:rPr>
-                <w:b/>
-              </w:rPr>
-              <w:t>100 µg</w:t>
-            </w:r>
-            <w:r>
-              <w:t xml:space="preserve"> ; </w:t>
-            </w:r>
-            <w:r>
-              <w:rPr>
-                <w:b/>
-              </w:rPr>
-              <w:t>alopecia 55.2%</w:t>
-            </w:r>
-            <w:r>
-              <w:t xml:space="preserve"> — warn KAMs so </w:t>
-            </w:r>
-            <w:r>
-              <w:rPr>
-                <w:b/>
-              </w:rPr>
-              <w:t>clinic surprises</w:t>
-            </w:r>
-            <w:r>
-              <w:t xml:space="preserve"> are not “we weren’t told.” </w:t>
-            </w:r>
-            <w:r>
-              <w:rPr>
-                <w:b/>
-              </w:rPr>
-              <w:t>Medical gate in the room:</w:t>
-            </w:r>
-            <w:r>
-              <w:t xml:space="preserve"> core line vs Q&amp;A only.</w:t>
-            </w:r>
-          </w:p>
-        </w:tc>
-        <w:tc>
-          <w:tcPr>
-            <w:tcW w:type="dxa" w:w="3216"/>
-          </w:tcPr>
-          <w:p>
-            <w:r>
-              <w:t>Edahiro 2022; cited in HK PI</w:t>
-            </w:r>
-          </w:p>
-        </w:tc>
-      </w:tr>
-      <w:tr>
-        <w:tc>
-          <w:tcPr>
-            <w:tcW w:type="dxa" w:w="3216"/>
-          </w:tcPr>
-          <w:p>
-            <w:r>
-              <w:rPr>
-                <w:b/>
-              </w:rPr>
-              <w:t>Pregnancy</w:t>
-            </w:r>
-          </w:p>
-        </w:tc>
-        <w:tc>
-          <w:tcPr>
-            <w:tcW w:type="dxa" w:w="3216"/>
-          </w:tcPr>
-          <w:p>
-            <w:r>
-              <w:rPr>
-                <w:b/>
-              </w:rPr>
-              <w:t>Do not</w:t>
-            </w:r>
-            <w:r>
-              <w:t xml:space="preserve"> use Bang 2023 (n=1) in </w:t>
-            </w:r>
-            <w:r>
-              <w:rPr>
-                <w:b/>
-              </w:rPr>
-              <w:t>promo</w:t>
-            </w:r>
-            <w:r>
-              <w:t xml:space="preserve"> . HK PI: not recommended; contraception during treatment and </w:t>
-            </w:r>
-            <w:r>
-              <w:rPr>
-                <w:b/>
-              </w:rPr>
-              <w:t>≥14 days after last dose</w:t>
-            </w:r>
-            <w:r>
-              <w:t xml:space="preserve"> . Do not teach US REMS as HK law.</w:t>
-            </w:r>
-          </w:p>
-        </w:tc>
-        <w:tc>
-          <w:tcPr>
-            <w:tcW w:type="dxa" w:w="3216"/>
-          </w:tcPr>
-          <w:p>
-            <w:r>
               <w:t>Label</w:t>
             </w:r>
           </w:p>
@@ -6772,56 +5565,29 @@
       </w:tr>
     </w:tbl>
     <w:p>
-      <w:r>
-        <w:rPr>
-          <w:rFonts w:ascii="Calibri" w:hAnsi="Calibri"/>
-          <w:sz w:val="22"/>
-        </w:rPr>
-      </w:r>
+      <w:r/>
     </w:p>
     <w:p>
+      <w:r/>
       <w:r>
         <w:rPr>
-          <w:rFonts w:ascii="Calibri" w:hAnsi="Calibri"/>
-          <w:sz w:val="22"/>
-        </w:rPr>
-      </w:r>
-      <w:r>
-        <w:rPr>
-          <w:rFonts w:ascii="Calibri" w:hAnsi="Calibri"/>
           <w:b/>
-          <w:sz w:val="22"/>
         </w:rPr>
         <w:t>Talk-track:</w:t>
       </w:r>
       <w:r>
+        <w:t xml:space="preserve"> “Efficacy at 6 years is the reason to consider the product. Liver enzymes and IFN-class monitoring are the reason we </w:t>
+      </w:r>
+      <w:r>
         <w:rPr>
-          <w:rFonts w:ascii="Calibri" w:hAnsi="Calibri"/>
-          <w:sz w:val="22"/>
-        </w:rPr>
-        <w:t xml:space="preserve"> “Efficacy at 6 years is the reason to consider the product. IFN-class monitoring is the reason we </w:t>
-      </w:r>
-      <w:r>
-        <w:rPr>
-          <w:rFonts w:ascii="Calibri" w:hAnsi="Calibri"/>
           <w:b/>
-          <w:sz w:val="22"/>
         </w:rPr>
         <w:t>start and titrate by the PI</w:t>
       </w:r>
       <w:r>
-        <w:rPr>
-          <w:rFonts w:ascii="Calibri" w:hAnsi="Calibri"/>
-          <w:sz w:val="22"/>
-        </w:rPr>
-        <w:t>, not by a conference slide.”</w:t>
-      </w:r>
-      <w:r>
-        <w:rPr>
-          <w:rFonts w:ascii="Calibri" w:hAnsi="Calibri"/>
-          <w:sz w:val="22"/>
-        </w:rPr>
-      </w:r>
+        <w:t>.”</w:t>
+      </w:r>
+      <w:r/>
     </w:p>
     <w:p>
       <w:pPr>
@@ -6829,12 +5595,7 @@
           <w:bottom w:val="single" w:sz="6" w:space="1" w:color="auto"/>
         </w:pBdr>
       </w:pPr>
-      <w:r>
-        <w:rPr>
-          <w:rFonts w:ascii="Calibri" w:hAnsi="Calibri"/>
-          <w:sz w:val="22"/>
-        </w:rPr>
-      </w:r>
+      <w:r/>
     </w:p>
     <w:p>
       <w:pPr>
@@ -6950,7 +5711,16 @@
           </w:tcPr>
           <w:p>
             <w:r>
-              <w:t>100 mcg q2w (50 mcg if already on another cytoreductive)</w:t>
+              <w:t xml:space="preserve">100 mcg q2w (50 mcg if already on another cytoreductive; also </w:t>
+            </w:r>
+            <w:r>
+              <w:rPr>
+                <w:b/>
+              </w:rPr>
+              <w:t>50 mcg</w:t>
+            </w:r>
+            <w:r>
+              <w:t xml:space="preserve"> if severe renal impairment GFR 15–29)</w:t>
             </w:r>
           </w:p>
         </w:tc>
@@ -7049,72 +5819,75 @@
           </w:p>
         </w:tc>
       </w:tr>
+      <w:tr>
+        <w:tc>
+          <w:tcPr>
+            <w:tcW w:type="dxa" w:w="4824"/>
+          </w:tcPr>
+          <w:p>
+            <w:r>
+              <w:t>Injection</w:t>
+            </w:r>
+          </w:p>
+        </w:tc>
+        <w:tc>
+          <w:tcPr>
+            <w:tcW w:type="dxa" w:w="4824"/>
+          </w:tcPr>
+          <w:p>
+            <w:r>
+              <w:t>SC abdomen (≥5 cm from navel) or thigh; may be self-administered after training</w:t>
+            </w:r>
+          </w:p>
+        </w:tc>
+      </w:tr>
     </w:tbl>
     <w:p>
-      <w:r>
-        <w:rPr>
-          <w:rFonts w:ascii="Calibri" w:hAnsi="Calibri"/>
-          <w:sz w:val="22"/>
-        </w:rPr>
-      </w:r>
+      <w:r/>
     </w:p>
     <w:p>
+      <w:r/>
       <w:r>
         <w:rPr>
-          <w:rFonts w:ascii="Calibri" w:hAnsi="Calibri"/>
-          <w:sz w:val="22"/>
-        </w:rPr>
-      </w:r>
-      <w:r>
-        <w:rPr>
-          <w:rFonts w:ascii="Calibri" w:hAnsi="Calibri"/>
           <w:b/>
-          <w:sz w:val="22"/>
         </w:rPr>
         <w:t>Key contraindications (abbreviate verbally; full list on leave-behind):</w:t>
       </w:r>
       <w:r>
+        <w:t xml:space="preserve"> hypersensitivity; </w:t>
+      </w:r>
+      <w:r>
         <w:rPr>
-          <w:rFonts w:ascii="Calibri" w:hAnsi="Calibri"/>
-          <w:sz w:val="22"/>
+          <w:b/>
         </w:rPr>
-        <w:t xml:space="preserve"> decompensated cirrhosis (Child-Pugh B/C); ESRD (GFR &lt;15); severe psychiatric history; severe uncontrolled CV disease; autoimmune disease; transplant immunosuppression; telbivudine combination; hypersensitivity. Excipient of known effect: benzyl alcohol 10 mg/mL.</w:t>
+        <w:t>pre-existing thyroid disease unless controlled</w:t>
+      </w:r>
+      <w:r>
+        <w:t xml:space="preserve">; decompensated cirrhosis (Child-Pugh B/C); ESRD (GFR &lt;15); severe psychiatric history; severe uncontrolled CV disease; autoimmune disease; transplant immunosuppression; telbivudine combination. Child-Pugh A: no dose adjustment. Elderly: no adjustment. Paediatric: not established. Excipients of known effect: benzyl alcohol 10 mg/mL </w:t>
       </w:r>
       <w:r>
         <w:rPr>
-          <w:rFonts w:ascii="Calibri" w:hAnsi="Calibri"/>
-          <w:sz w:val="22"/>
+          <w:b/>
         </w:rPr>
-      </w:r>
+        <w:t>and</w:t>
+      </w:r>
+      <w:r>
+        <w:t xml:space="preserve"> polysorbate 80.</w:t>
+      </w:r>
+      <w:r/>
     </w:p>
     <w:p>
+      <w:r/>
       <w:r>
         <w:rPr>
-          <w:rFonts w:ascii="Calibri" w:hAnsi="Calibri"/>
-          <w:sz w:val="22"/>
-        </w:rPr>
-      </w:r>
-      <w:r>
-        <w:rPr>
-          <w:rFonts w:ascii="Calibri" w:hAnsi="Calibri"/>
           <w:b/>
-          <w:sz w:val="22"/>
         </w:rPr>
         <w:t>ADR:</w:t>
       </w:r>
       <w:r>
-        <w:rPr>
-          <w:rFonts w:ascii="Calibri" w:hAnsi="Calibri"/>
-          <w:sz w:val="22"/>
-        </w:rPr>
         <w:t xml:space="preserve"> suspected ADRs via Drug Office — http://www.drugoffice.gov.hk/adr.html</w:t>
       </w:r>
-      <w:r>
-        <w:rPr>
-          <w:rFonts w:ascii="Calibri" w:hAnsi="Calibri"/>
-          <w:sz w:val="22"/>
-        </w:rPr>
-      </w:r>
+      <w:r/>
     </w:p>
     <w:p>
       <w:pPr>
@@ -7122,12 +5895,7 @@
           <w:bottom w:val="single" w:sz="6" w:space="1" w:color="auto"/>
         </w:pBdr>
       </w:pPr>
-      <w:r>
-        <w:rPr>
-          <w:rFonts w:ascii="Calibri" w:hAnsi="Calibri"/>
-          <w:sz w:val="22"/>
-        </w:rPr>
-      </w:r>
+      <w:r/>
     </w:p>
     <w:p>
       <w:pPr>
@@ -7145,33 +5913,17 @@
         <w:spacing w:line="240" w:lineRule="auto"/>
         <w:ind w:left="720"/>
       </w:pPr>
+      <w:r/>
       <w:r>
         <w:rPr>
-          <w:rFonts w:ascii="Calibri" w:hAnsi="Calibri"/>
-          <w:sz w:val="22"/>
-        </w:rPr>
-      </w:r>
-      <w:r>
-        <w:rPr>
-          <w:rFonts w:ascii="Calibri" w:hAnsi="Calibri"/>
           <w:b/>
-          <w:sz w:val="22"/>
         </w:rPr>
         <w:t>Private now → HA Drug Formulary is the public-access goal.</w:t>
       </w:r>
       <w:r>
-        <w:rPr>
-          <w:rFonts w:ascii="Calibri" w:hAnsi="Calibri"/>
-          <w:sz w:val="22"/>
-        </w:rPr>
         <w:t xml:space="preserve"> Do not announce a listing date.</w:t>
       </w:r>
-      <w:r>
-        <w:rPr>
-          <w:rFonts w:ascii="Calibri" w:hAnsi="Calibri"/>
-          <w:sz w:val="22"/>
-        </w:rPr>
-      </w:r>
+      <w:r/>
     </w:p>
     <w:p>
       <w:pPr>
@@ -7179,63 +5931,35 @@
         <w:spacing w:line="240" w:lineRule="auto"/>
         <w:ind w:left="720"/>
       </w:pPr>
+      <w:r/>
       <w:r>
         <w:rPr>
-          <w:rFonts w:ascii="Calibri" w:hAnsi="Calibri"/>
-          <w:sz w:val="22"/>
-        </w:rPr>
-      </w:r>
-      <w:r>
-        <w:rPr>
-          <w:rFonts w:ascii="Calibri" w:hAnsi="Calibri"/>
           <w:b/>
-          <w:sz w:val="22"/>
         </w:rPr>
         <w:t>PSP:</w:t>
       </w:r>
       <w:r>
+        <w:t xml:space="preserve"> Base Case (buy 5 get 1); Private Sector (buy 2 get 1, private only, first year, expires </w:t>
+      </w:r>
+      <w:r>
         <w:rPr>
-          <w:rFonts w:ascii="Calibri" w:hAnsi="Calibri"/>
-          <w:sz w:val="22"/>
-        </w:rPr>
-        <w:t xml:space="preserve"> Base Case (buy 5 get 1); Private Sector (buy 2 get 1, private only, first year, expires </w:t>
-      </w:r>
-      <w:r>
-        <w:rPr>
-          <w:rFonts w:ascii="Calibri" w:hAnsi="Calibri"/>
           <w:b/>
-          <w:sz w:val="22"/>
         </w:rPr>
         <w:t>end 2026</w:t>
       </w:r>
       <w:r>
+        <w:t xml:space="preserve">). Confirm current eligibility with market access </w:t>
+      </w:r>
+      <w:r>
         <w:rPr>
-          <w:rFonts w:ascii="Calibri" w:hAnsi="Calibri"/>
-          <w:sz w:val="22"/>
-        </w:rPr>
-        <w:t xml:space="preserve">). Confirm current eligibility with market access </w:t>
-      </w:r>
-      <w:r>
-        <w:rPr>
-          <w:rFonts w:ascii="Calibri" w:hAnsi="Calibri"/>
           <w:b/>
-          <w:sz w:val="22"/>
         </w:rPr>
         <w:t>before</w:t>
       </w:r>
       <w:r>
-        <w:rPr>
-          <w:rFonts w:ascii="Calibri" w:hAnsi="Calibri"/>
-          <w:sz w:val="22"/>
-        </w:rPr>
         <w:t xml:space="preserve"> quoting a physician.</w:t>
       </w:r>
-      <w:r>
-        <w:rPr>
-          <w:rFonts w:ascii="Calibri" w:hAnsi="Calibri"/>
-          <w:sz w:val="22"/>
-        </w:rPr>
-      </w:r>
+      <w:r/>
     </w:p>
     <w:p>
       <w:pPr>
@@ -7243,46 +5967,21 @@
         <w:spacing w:line="240" w:lineRule="auto"/>
         <w:ind w:left="720"/>
       </w:pPr>
+      <w:r/>
+      <w:r>
+        <w:t xml:space="preserve">List price and PSP economics stay </w:t>
+      </w:r>
       <w:r>
         <w:rPr>
-          <w:rFonts w:ascii="Calibri" w:hAnsi="Calibri"/>
-          <w:sz w:val="22"/>
-        </w:rPr>
-      </w:r>
-      <w:r>
-        <w:rPr>
-          <w:rFonts w:ascii="Calibri" w:hAnsi="Calibri"/>
-          <w:sz w:val="22"/>
-        </w:rPr>
-        <w:t xml:space="preserve">List price and PSP economics stay </w:t>
-      </w:r>
-      <w:r>
-        <w:rPr>
-          <w:rFonts w:ascii="Calibri" w:hAnsi="Calibri"/>
           <w:b/>
-          <w:sz w:val="22"/>
         </w:rPr>
         <w:t>internal</w:t>
       </w:r>
       <w:r>
-        <w:rPr>
-          <w:rFonts w:ascii="Calibri" w:hAnsi="Calibri"/>
-          <w:sz w:val="22"/>
-        </w:rPr>
         <w:t>. Do not volunteer HK$ figures on a promotional slide.</w:t>
       </w:r>
-      <w:r>
-        <w:rPr>
-          <w:rFonts w:ascii="Calibri" w:hAnsi="Calibri"/>
-          <w:sz w:val="22"/>
-        </w:rPr>
-      </w:r>
-      <w:r>
-        <w:rPr>
-          <w:rFonts w:ascii="Calibri" w:hAnsi="Calibri"/>
-          <w:sz w:val="22"/>
-        </w:rPr>
-      </w:r>
+      <w:r/>
+      <w:r/>
     </w:p>
     <w:p>
       <w:pPr>
@@ -7290,12 +5989,7 @@
           <w:bottom w:val="single" w:sz="6" w:space="1" w:color="auto"/>
         </w:pBdr>
       </w:pPr>
-      <w:r>
-        <w:rPr>
-          <w:rFonts w:ascii="Calibri" w:hAnsi="Calibri"/>
-          <w:sz w:val="22"/>
-        </w:rPr>
-      </w:r>
+      <w:r/>
     </w:p>
     <w:p>
       <w:pPr>
@@ -7325,138 +6019,80 @@
       <w:r/>
     </w:p>
     <w:p>
+      <w:r/>
       <w:r>
         <w:rPr>
-          <w:rFonts w:ascii="Calibri" w:hAnsi="Calibri"/>
-          <w:sz w:val="22"/>
-        </w:rPr>
-      </w:r>
-      <w:r>
-        <w:rPr>
-          <w:rFonts w:ascii="Calibri" w:hAnsi="Calibri"/>
           <w:b/>
-          <w:sz w:val="22"/>
         </w:rPr>
         <w:t>Gate for 26 Aug:</w:t>
       </w:r>
       <w:r>
+        <w:t xml:space="preserve"> Medical Affairs </w:t>
+      </w:r>
+      <w:r>
         <w:rPr>
-          <w:rFonts w:ascii="Calibri" w:hAnsi="Calibri"/>
-          <w:sz w:val="22"/>
-        </w:rPr>
-        <w:t xml:space="preserve"> Medical Affairs </w:t>
-      </w:r>
-      <w:r>
-        <w:rPr>
-          <w:rFonts w:ascii="Calibri" w:hAnsi="Calibri"/>
           <w:b/>
-          <w:sz w:val="22"/>
         </w:rPr>
         <w:t>yes / notes-only / out</w:t>
       </w:r>
       <w:r>
+        <w:t xml:space="preserve"> in the room. If </w:t>
+      </w:r>
+      <w:r>
         <w:rPr>
-          <w:rFonts w:ascii="Calibri" w:hAnsi="Calibri"/>
-          <w:sz w:val="22"/>
-        </w:rPr>
-        <w:t xml:space="preserve"> in the room. If </w:t>
-      </w:r>
-      <w:r>
-        <w:rPr>
-          <w:rFonts w:ascii="Calibri" w:hAnsi="Calibri"/>
           <w:b/>
-          <w:sz w:val="22"/>
         </w:rPr>
         <w:t>out</w:t>
       </w:r>
       <w:r>
+        <w:t xml:space="preserve"> or </w:t>
+      </w:r>
+      <w:r>
         <w:rPr>
-          <w:rFonts w:ascii="Calibri" w:hAnsi="Calibri"/>
-          <w:sz w:val="22"/>
-        </w:rPr>
-        <w:t xml:space="preserve"> or </w:t>
-      </w:r>
-      <w:r>
-        <w:rPr>
-          <w:rFonts w:ascii="Calibri" w:hAnsi="Calibri"/>
           <w:b/>
-          <w:sz w:val="22"/>
         </w:rPr>
         <w:t>notes-only</w:t>
       </w:r>
       <w:r>
+        <w:t xml:space="preserve">, do </w:t>
+      </w:r>
+      <w:r>
         <w:rPr>
-          <w:rFonts w:ascii="Calibri" w:hAnsi="Calibri"/>
-          <w:sz w:val="22"/>
-        </w:rPr>
-        <w:t xml:space="preserve">, do </w:t>
-      </w:r>
-      <w:r>
-        <w:rPr>
-          <w:rFonts w:ascii="Calibri" w:hAnsi="Calibri"/>
           <w:b/>
-          <w:sz w:val="22"/>
         </w:rPr>
         <w:t>not</w:t>
       </w:r>
       <w:r>
+        <w:t xml:space="preserve"> put this on the projected core deck. If </w:t>
+      </w:r>
+      <w:r>
         <w:rPr>
-          <w:rFonts w:ascii="Calibri" w:hAnsi="Calibri"/>
-          <w:sz w:val="22"/>
-        </w:rPr>
-        <w:t xml:space="preserve"> put this on the projected core deck. If </w:t>
-      </w:r>
-      <w:r>
-        <w:rPr>
-          <w:rFonts w:ascii="Calibri" w:hAnsi="Calibri"/>
           <w:b/>
-          <w:sz w:val="22"/>
         </w:rPr>
         <w:t>yes</w:t>
       </w:r>
       <w:r>
+        <w:t xml:space="preserve">, use the </w:t>
+      </w:r>
+      <w:r>
         <w:rPr>
-          <w:rFonts w:ascii="Calibri" w:hAnsi="Calibri"/>
-          <w:sz w:val="22"/>
-        </w:rPr>
-        <w:t xml:space="preserve">, use the </w:t>
-      </w:r>
-      <w:r>
-        <w:rPr>
-          <w:rFonts w:ascii="Calibri" w:hAnsi="Calibri"/>
           <w:b/>
-          <w:sz w:val="22"/>
         </w:rPr>
         <w:t>two-regimen banner</w:t>
       </w:r>
       <w:r>
+        <w:t xml:space="preserve"> and the </w:t>
+      </w:r>
+      <w:r>
         <w:rPr>
-          <w:rFonts w:ascii="Calibri" w:hAnsi="Calibri"/>
-          <w:sz w:val="22"/>
-        </w:rPr>
-        <w:t xml:space="preserve"> and the </w:t>
-      </w:r>
-      <w:r>
-        <w:rPr>
-          <w:rFonts w:ascii="Calibri" w:hAnsi="Calibri"/>
           <w:b/>
-          <w:sz w:val="22"/>
         </w:rPr>
         <w:t>n=36</w:t>
       </w:r>
       <w:r>
-        <w:rPr>
-          <w:rFonts w:ascii="Calibri" w:hAnsi="Calibri"/>
-          <w:sz w:val="22"/>
-        </w:rPr>
         <w:t xml:space="preserve"> caveat.</w:t>
       </w:r>
-      <w:r>
-        <w:rPr>
-          <w:rFonts w:ascii="Calibri" w:hAnsi="Calibri"/>
-          <w:sz w:val="22"/>
-        </w:rPr>
-      </w:r>
+      <w:r/>
     </w:p>
     <w:tbl>
       <w:tblPr>
@@ -7743,108 +6379,59 @@
       </w:tr>
     </w:tbl>
     <w:p>
-      <w:r>
-        <w:rPr>
-          <w:rFonts w:ascii="Calibri" w:hAnsi="Calibri"/>
-          <w:sz w:val="22"/>
-        </w:rPr>
-      </w:r>
+      <w:r/>
     </w:p>
     <w:p>
+      <w:r/>
+      <w:r>
+        <w:t xml:space="preserve">NCCN </w:t>
+      </w:r>
       <w:r>
         <w:rPr>
-          <w:rFonts w:ascii="Calibri" w:hAnsi="Calibri"/>
-          <w:sz w:val="22"/>
-        </w:rPr>
-      </w:r>
-      <w:r>
-        <w:rPr>
-          <w:rFonts w:ascii="Calibri" w:hAnsi="Calibri"/>
-          <w:sz w:val="22"/>
-        </w:rPr>
-        <w:t xml:space="preserve">NCCN </w:t>
-      </w:r>
-      <w:r>
-        <w:rPr>
-          <w:rFonts w:ascii="Calibri" w:hAnsi="Calibri"/>
           <w:b/>
-          <w:sz w:val="22"/>
         </w:rPr>
         <w:t>low-risk</w:t>
       </w:r>
       <w:r>
+        <w:t xml:space="preserve"> on Piece B still lists </w:t>
+      </w:r>
+      <w:r>
         <w:rPr>
-          <w:rFonts w:ascii="Calibri" w:hAnsi="Calibri"/>
-          <w:sz w:val="22"/>
-        </w:rPr>
-        <w:t xml:space="preserve"> on Piece B still lists </w:t>
-      </w:r>
-      <w:r>
-        <w:rPr>
-          <w:rFonts w:ascii="Calibri" w:hAnsi="Calibri"/>
           <w:b/>
-          <w:sz w:val="22"/>
         </w:rPr>
         <w:t>aspirin ± phlebotomy</w:t>
       </w:r>
       <w:r>
+        <w:t xml:space="preserve"> and </w:t>
+      </w:r>
+      <w:r>
         <w:rPr>
-          <w:rFonts w:ascii="Calibri" w:hAnsi="Calibri"/>
-          <w:sz w:val="22"/>
-        </w:rPr>
-        <w:t xml:space="preserve"> and </w:t>
-      </w:r>
-      <w:r>
-        <w:rPr>
-          <w:rFonts w:ascii="Calibri" w:hAnsi="Calibri"/>
           <w:b/>
-          <w:sz w:val="22"/>
         </w:rPr>
         <w:t>IFN if indicated</w:t>
       </w:r>
       <w:r>
+        <w:t xml:space="preserve">. Low-PV is </w:t>
+      </w:r>
+      <w:r>
         <w:rPr>
-          <w:rFonts w:ascii="Calibri" w:hAnsi="Calibri"/>
-          <w:sz w:val="22"/>
-        </w:rPr>
-        <w:t xml:space="preserve">. Low-PV is </w:t>
-      </w:r>
-      <w:r>
-        <w:rPr>
-          <w:rFonts w:ascii="Calibri" w:hAnsi="Calibri"/>
           <w:b/>
-          <w:sz w:val="22"/>
         </w:rPr>
         <w:t>evidence under that fork</w:t>
       </w:r>
       <w:r>
+        <w:t xml:space="preserve">, not a </w:t>
+      </w:r>
+      <w:r>
         <w:rPr>
-          <w:rFonts w:ascii="Calibri" w:hAnsi="Calibri"/>
-          <w:sz w:val="22"/>
-        </w:rPr>
-        <w:t xml:space="preserve">, not a </w:t>
-      </w:r>
-      <w:r>
-        <w:rPr>
-          <w:rFonts w:ascii="Calibri" w:hAnsi="Calibri"/>
           <w:b/>
-          <w:sz w:val="22"/>
         </w:rPr>
         <w:t>rewrite of NCCN</w:t>
       </w:r>
       <w:r>
-        <w:rPr>
-          <w:rFonts w:ascii="Calibri" w:hAnsi="Calibri"/>
-          <w:sz w:val="22"/>
-        </w:rPr>
         <w:t>.</w:t>
       </w:r>
-      <w:r>
-        <w:rPr>
-          <w:rFonts w:ascii="Calibri" w:hAnsi="Calibri"/>
-          <w:sz w:val="22"/>
-        </w:rPr>
-      </w:r>
+      <w:r/>
     </w:p>
     <w:p>
       <w:pPr>
@@ -7852,12 +6439,7 @@
           <w:bottom w:val="single" w:sz="6" w:space="1" w:color="auto"/>
         </w:pBdr>
       </w:pPr>
-      <w:r>
-        <w:rPr>
-          <w:rFonts w:ascii="Calibri" w:hAnsi="Calibri"/>
-          <w:sz w:val="22"/>
-        </w:rPr>
-      </w:r>
+      <w:r/>
     </w:p>
     <w:p>
       <w:pPr>
@@ -8150,7 +6732,7 @@
           </w:tcPr>
           <w:p>
             <w:r>
-              <w:t>“The poster shows ~80% CHR.”</w:t>
+              <w:t>“The poster shows ~80% CHR.” / “This page says 84.3%.”</w:t>
             </w:r>
           </w:p>
         </w:tc>
@@ -8160,16 +6742,40 @@
           </w:tcPr>
           <w:p>
             <w:r>
-              <w:t xml:space="preserve">That visual aligns with </w:t>
-            </w:r>
-            <w:r>
               <w:rPr>
                 <w:b/>
               </w:rPr>
-              <w:t>LOCF 72.6%</w:t>
-            </w:r>
-            <w:r>
-              <w:t xml:space="preserve"> . Primary analysis (discontinued = non-responder) is </w:t>
+              <w:t>84.3% (107/127)</w:t>
+            </w:r>
+            <w:r>
+              <w:t xml:space="preserve"> is </w:t>
+            </w:r>
+            <w:r>
+              <w:rPr>
+                <w:b/>
+              </w:rPr>
+              <w:t>ever-CHR by 36 months</w:t>
+            </w:r>
+            <w:r>
+              <w:t xml:space="preserve"> (footnote: criteria met at any time). The </w:t>
+            </w:r>
+            <w:r>
+              <w:rPr>
+                <w:b/>
+              </w:rPr>
+              <w:t>graph</w:t>
+            </w:r>
+            <w:r>
+              <w:t xml:space="preserve"> is a snapshot/LOCF-style curve (~73% at 60 months). The </w:t>
+            </w:r>
+            <w:r>
+              <w:rPr>
+                <w:b/>
+              </w:rPr>
+              <w:t>PI-aligned primary</w:t>
+            </w:r>
+            <w:r>
+              <w:t xml:space="preserve"> at 72 months is </w:t>
             </w:r>
             <w:r>
               <w:rPr>
@@ -8178,7 +6784,7 @@
               <w:t>54.5% vs 34.9%</w:t>
             </w:r>
             <w:r>
-              <w:t xml:space="preserve"> . Use the primary number unless Medical has cleared the LOCF graph language.</w:t>
+              <w:t xml:space="preserve"> . Name which one you are quoting.</w:t>
             </w:r>
           </w:p>
         </w:tc>
@@ -8190,7 +6796,7 @@
           </w:tcPr>
           <w:p>
             <w:r>
-              <w:t>“CHR is still significant at 5 years.”</w:t>
+              <w:t>“Your graph shows 62% at 1 year, not 43%.”</w:t>
             </w:r>
           </w:p>
         </w:tc>
@@ -8200,31 +6806,34 @@
           </w:tcPr>
           <w:p>
             <w:r>
+              <w:t xml:space="preserve">Both are PROUD-PV/CONTINUATION-PV. </w:t>
+            </w:r>
+            <w:r>
               <w:rPr>
                 <w:b/>
               </w:rPr>
-              <w:t>No.</w:t>
-            </w:r>
-            <w:r>
-              <w:t xml:space="preserve"> Month-60 CHR </w:t>
+              <w:t>43.1% vs 46%</w:t>
+            </w:r>
+            <w:r>
+              <w:t xml:space="preserve"> is the </w:t>
             </w:r>
             <w:r>
               <w:rPr>
                 <w:b/>
               </w:rPr>
-              <w:t>55.8% vs 44.0%, p=0.097 (NS)</w:t>
-            </w:r>
-            <w:r>
-              <w:t xml:space="preserve"> . Do not quote 5-year CHR as significant. The significant late CHR timepoint in Gisslinger 2023 is </w:t>
+              <w:t>ITT primary</w:t>
+            </w:r>
+            <w:r>
+              <w:t xml:space="preserve"> (discontinued = failure). The </w:t>
             </w:r>
             <w:r>
               <w:rPr>
                 <w:b/>
               </w:rPr>
-              <w:t>72 months</w:t>
-            </w:r>
-            <w:r>
-              <w:t xml:space="preserve"> .</w:t>
+              <w:t>green/yellow graph</w:t>
+            </w:r>
+            <w:r>
+              <w:t xml:space="preserve"> is the 5-year CHR curve used on the leave-behind — HU is ahead at month 12 on that curve, which is the same clinical point as “HU is faster.”</w:t>
             </w:r>
           </w:p>
         </w:tc>
@@ -8236,7 +6845,7 @@
           </w:tcPr>
           <w:p>
             <w:r>
-              <w:t>“Will HA pay?”</w:t>
+              <w:t>“CHR is still significant at 5 years.”</w:t>
             </w:r>
           </w:p>
         </w:tc>
@@ -8246,6 +6855,83 @@
           </w:tcPr>
           <w:p>
             <w:r>
+              <w:rPr>
+                <w:b/>
+              </w:rPr>
+              <w:t>No</w:t>
+            </w:r>
+            <w:r>
+              <w:t xml:space="preserve"> for the Gisslinger primary snapshot at month 60 ( </w:t>
+            </w:r>
+            <w:r>
+              <w:rPr>
+                <w:b/>
+              </w:rPr>
+              <w:t>55.8% vs 44.0%, p=0.097</w:t>
+            </w:r>
+            <w:r>
+              <w:t xml:space="preserve"> ). The brochure graph is a </w:t>
+            </w:r>
+            <w:r>
+              <w:rPr>
+                <w:b/>
+              </w:rPr>
+              <w:t>different analysis</w:t>
+            </w:r>
+            <w:r>
+              <w:t xml:space="preserve"> . Do not call the PI 5-year CHR significant.</w:t>
+            </w:r>
+          </w:p>
+        </w:tc>
+      </w:tr>
+      <w:tr>
+        <w:tc>
+          <w:tcPr>
+            <w:tcW w:type="dxa" w:w="4824"/>
+          </w:tcPr>
+          <w:p>
+            <w:r>
+              <w:t>“JAK2 went to 8% — can I stop?”</w:t>
+            </w:r>
+          </w:p>
+        </w:tc>
+        <w:tc>
+          <w:tcPr>
+            <w:tcW w:type="dxa" w:w="4824"/>
+          </w:tcPr>
+          <w:p>
+            <w:r>
+              <w:t xml:space="preserve">No TFR claim. 8% vs 44% at 60 months is </w:t>
+            </w:r>
+            <w:r>
+              <w:rPr>
+                <w:b/>
+              </w:rPr>
+              <w:t>allele-burden reduction on the brochure</w:t>
+            </w:r>
+            <w:r>
+              <w:t xml:space="preserve"> , not a stopping rule.</w:t>
+            </w:r>
+          </w:p>
+        </w:tc>
+      </w:tr>
+      <w:tr>
+        <w:tc>
+          <w:tcPr>
+            <w:tcW w:type="dxa" w:w="4824"/>
+          </w:tcPr>
+          <w:p>
+            <w:r>
+              <w:t>“Will HA pay?”</w:t>
+            </w:r>
+          </w:p>
+        </w:tc>
+        <w:tc>
+          <w:tcPr>
+            <w:tcW w:type="dxa" w:w="4824"/>
+          </w:tcPr>
+          <w:p>
+            <w:r>
               <w:t>Not listed as of this module. Private + PSP bridge. Formulary is the company milestone — no promised date.</w:t>
             </w:r>
           </w:p>
@@ -8253,12 +6939,7 @@
       </w:tr>
     </w:tbl>
     <w:p>
-      <w:r>
-        <w:rPr>
-          <w:rFonts w:ascii="Calibri" w:hAnsi="Calibri"/>
-          <w:sz w:val="22"/>
-        </w:rPr>
-      </w:r>
+      <w:r/>
     </w:p>
     <w:p>
       <w:pPr>
@@ -8266,19 +6947,14 @@
           <w:bottom w:val="single" w:sz="6" w:space="1" w:color="auto"/>
         </w:pBdr>
       </w:pPr>
-      <w:r>
-        <w:rPr>
-          <w:rFonts w:ascii="Calibri" w:hAnsi="Calibri"/>
-          <w:sz w:val="22"/>
-        </w:rPr>
-      </w:r>
+      <w:r/>
     </w:p>
     <w:p>
       <w:pPr>
         <w:pStyle w:val="Heading2"/>
       </w:pPr>
       <w:r>
-        <w:t>Knowledge check (pass = all eight)</w:t>
+        <w:t>Knowledge check (pass = all nine)</w:t>
       </w:r>
       <w:r/>
       <w:r/>
@@ -8289,25 +6965,11 @@
         <w:spacing w:line="240" w:lineRule="auto"/>
         <w:ind w:left="720"/>
       </w:pPr>
-      <w:r>
-        <w:rPr>
-          <w:rFonts w:ascii="Calibri" w:hAnsi="Calibri"/>
-          <w:sz w:val="22"/>
-        </w:rPr>
-      </w:r>
-      <w:r>
-        <w:rPr>
-          <w:rFonts w:ascii="Calibri" w:hAnsi="Calibri"/>
-          <w:sz w:val="22"/>
-        </w:rPr>
+      <w:r/>
+      <w:r>
         <w:t xml:space="preserve">HK indication in one sentence? </w:t>
       </w:r>
-      <w:r>
-        <w:rPr>
-          <w:rFonts w:ascii="Calibri" w:hAnsi="Calibri"/>
-          <w:sz w:val="22"/>
-        </w:rPr>
-      </w:r>
+      <w:r/>
     </w:p>
     <w:p>
       <w:pPr>
@@ -8315,25 +6977,11 @@
         <w:spacing w:line="240" w:lineRule="auto"/>
         <w:ind w:left="720"/>
       </w:pPr>
-      <w:r>
-        <w:rPr>
-          <w:rFonts w:ascii="Calibri" w:hAnsi="Calibri"/>
-          <w:sz w:val="22"/>
-        </w:rPr>
-      </w:r>
-      <w:r>
-        <w:rPr>
-          <w:rFonts w:ascii="Calibri" w:hAnsi="Calibri"/>
-          <w:sz w:val="22"/>
-        </w:rPr>
+      <w:r/>
+      <w:r>
         <w:t xml:space="preserve">Who is low-risk PV on Piece A? </w:t>
       </w:r>
-      <w:r>
-        <w:rPr>
-          <w:rFonts w:ascii="Calibri" w:hAnsi="Calibri"/>
-          <w:sz w:val="22"/>
-        </w:rPr>
-      </w:r>
+      <w:r/>
     </w:p>
     <w:p>
       <w:pPr>
@@ -8341,25 +6989,11 @@
         <w:spacing w:line="240" w:lineRule="auto"/>
         <w:ind w:left="720"/>
       </w:pPr>
-      <w:r>
-        <w:rPr>
-          <w:rFonts w:ascii="Calibri" w:hAnsi="Calibri"/>
-          <w:sz w:val="22"/>
-        </w:rPr>
-      </w:r>
-      <w:r>
-        <w:rPr>
-          <w:rFonts w:ascii="Calibri" w:hAnsi="Calibri"/>
-          <w:sz w:val="22"/>
-        </w:rPr>
+      <w:r/>
+      <w:r>
         <w:t xml:space="preserve">Year-1 PROUD-PV CHR vs HU, with p-value? </w:t>
       </w:r>
-      <w:r>
-        <w:rPr>
-          <w:rFonts w:ascii="Calibri" w:hAnsi="Calibri"/>
-          <w:sz w:val="22"/>
-        </w:rPr>
-      </w:r>
+      <w:r/>
     </w:p>
     <w:p>
       <w:pPr>
@@ -8367,25 +7001,11 @@
         <w:spacing w:line="240" w:lineRule="auto"/>
         <w:ind w:left="720"/>
       </w:pPr>
-      <w:r>
-        <w:rPr>
-          <w:rFonts w:ascii="Calibri" w:hAnsi="Calibri"/>
-          <w:sz w:val="22"/>
-        </w:rPr>
-      </w:r>
-      <w:r>
-        <w:rPr>
-          <w:rFonts w:ascii="Calibri" w:hAnsi="Calibri"/>
-          <w:sz w:val="22"/>
-        </w:rPr>
+      <w:r/>
+      <w:r>
         <w:t xml:space="preserve">Primary CHR at 72 months vs control, with p-value? </w:t>
       </w:r>
-      <w:r>
-        <w:rPr>
-          <w:rFonts w:ascii="Calibri" w:hAnsi="Calibri"/>
-          <w:sz w:val="22"/>
-        </w:rPr>
-      </w:r>
+      <w:r/>
     </w:p>
     <w:p>
       <w:pPr>
@@ -8393,25 +7013,20 @@
         <w:spacing w:line="240" w:lineRule="auto"/>
         <w:ind w:left="720"/>
       </w:pPr>
+      <w:r/>
+      <w:r>
+        <w:t xml:space="preserve">What is </w:t>
+      </w:r>
       <w:r>
         <w:rPr>
-          <w:rFonts w:ascii="Calibri" w:hAnsi="Calibri"/>
-          <w:sz w:val="22"/>
+          <w:b/>
         </w:rPr>
-      </w:r>
-      <w:r>
-        <w:rPr>
-          <w:rFonts w:ascii="Calibri" w:hAnsi="Calibri"/>
-          <w:sz w:val="22"/>
-        </w:rPr>
-        <w:t xml:space="preserve">EFS probabilities, p-value, and why EFS ≠ OS? </w:t>
-      </w:r>
-      <w:r>
-        <w:rPr>
-          <w:rFonts w:ascii="Calibri" w:hAnsi="Calibri"/>
-          <w:sz w:val="22"/>
-        </w:rPr>
-      </w:r>
+        <w:t>84.3% (107/127)</w:t>
+      </w:r>
+      <w:r>
+        <w:t xml:space="preserve"> on the brochure — snapshot or ever-response? </w:t>
+      </w:r>
+      <w:r/>
     </w:p>
     <w:p>
       <w:pPr>
@@ -8419,40 +7034,11 @@
         <w:spacing w:line="240" w:lineRule="auto"/>
         <w:ind w:left="720"/>
       </w:pPr>
-      <w:r>
-        <w:rPr>
-          <w:rFonts w:ascii="Calibri" w:hAnsi="Calibri"/>
-          <w:sz w:val="22"/>
-        </w:rPr>
-      </w:r>
-      <w:r>
-        <w:rPr>
-          <w:rFonts w:ascii="Calibri" w:hAnsi="Calibri"/>
-          <w:sz w:val="22"/>
-        </w:rPr>
-        <w:t xml:space="preserve">HK start dose — and what HIDAT number you must </w:t>
-      </w:r>
-      <w:r>
-        <w:rPr>
-          <w:rFonts w:ascii="Calibri" w:hAnsi="Calibri"/>
-          <w:b/>
-          <w:sz w:val="22"/>
-        </w:rPr>
-        <w:t>not</w:t>
-      </w:r>
-      <w:r>
-        <w:rPr>
-          <w:rFonts w:ascii="Calibri" w:hAnsi="Calibri"/>
-          <w:sz w:val="22"/>
-        </w:rPr>
-        <w:t xml:space="preserve"> teach as the local start? </w:t>
-      </w:r>
-      <w:r>
-        <w:rPr>
-          <w:rFonts w:ascii="Calibri" w:hAnsi="Calibri"/>
-          <w:sz w:val="22"/>
-        </w:rPr>
-      </w:r>
+      <w:r/>
+      <w:r>
+        <w:t xml:space="preserve">EFS probabilities, p-value, and why EFS ≠ OS? </w:t>
+      </w:r>
+      <w:r/>
     </w:p>
     <w:p>
       <w:pPr>
@@ -8460,25 +7046,20 @@
         <w:spacing w:line="240" w:lineRule="auto"/>
         <w:ind w:left="720"/>
       </w:pPr>
+      <w:r/>
+      <w:r>
+        <w:t xml:space="preserve">HK start dose — and what HIDAT number you must </w:t>
+      </w:r>
       <w:r>
         <w:rPr>
-          <w:rFonts w:ascii="Calibri" w:hAnsi="Calibri"/>
-          <w:sz w:val="22"/>
+          <w:b/>
         </w:rPr>
-      </w:r>
-      <w:r>
-        <w:rPr>
-          <w:rFonts w:ascii="Calibri" w:hAnsi="Calibri"/>
-          <w:sz w:val="22"/>
-        </w:rPr>
-        <w:t xml:space="preserve">What is forbidden when a physician asks about Pegasys? </w:t>
-      </w:r>
-      <w:r>
-        <w:rPr>
-          <w:rFonts w:ascii="Calibri" w:hAnsi="Calibri"/>
-          <w:sz w:val="22"/>
-        </w:rPr>
-      </w:r>
+        <w:t>not</w:t>
+      </w:r>
+      <w:r>
+        <w:t xml:space="preserve"> teach as the local start? </w:t>
+      </w:r>
+      <w:r/>
     </w:p>
     <w:p>
       <w:pPr>
@@ -8486,165 +7067,127 @@
         <w:spacing w:line="240" w:lineRule="auto"/>
         <w:ind w:left="720"/>
       </w:pPr>
-      <w:r>
-        <w:rPr>
-          <w:rFonts w:ascii="Calibri" w:hAnsi="Calibri"/>
-          <w:sz w:val="22"/>
-        </w:rPr>
-      </w:r>
-      <w:r>
-        <w:rPr>
-          <w:rFonts w:ascii="Calibri" w:hAnsi="Calibri"/>
-          <w:sz w:val="22"/>
-        </w:rPr>
-        <w:t>Low-PV 100 µg vs PI titration — same regimen or two regimens, and who gates the slide?</w:t>
-      </w:r>
-      <w:r>
-        <w:rPr>
-          <w:rFonts w:ascii="Calibri" w:hAnsi="Calibri"/>
-          <w:sz w:val="22"/>
-        </w:rPr>
-      </w:r>
-      <w:r>
-        <w:rPr>
-          <w:rFonts w:ascii="Calibri" w:hAnsi="Calibri"/>
-          <w:sz w:val="22"/>
-        </w:rPr>
-      </w:r>
+      <w:r/>
+      <w:r>
+        <w:t xml:space="preserve">What is forbidden when a physician asks about Pegasys? </w:t>
+      </w:r>
+      <w:r/>
     </w:p>
     <w:p>
+      <w:pPr>
+        <w:pStyle w:val="ListNumber"/>
+        <w:spacing w:line="240" w:lineRule="auto"/>
+        <w:ind w:left="720"/>
+      </w:pPr>
+      <w:r/>
+      <w:r>
+        <w:t>Low-PV 100 µg vs PI titration — same regimen or two regimens, and who gates the slide?</w:t>
+      </w:r>
+      <w:r/>
+      <w:r/>
+    </w:p>
+    <w:p>
+      <w:r/>
       <w:r>
         <w:rPr>
-          <w:rFonts w:ascii="Calibri" w:hAnsi="Calibri"/>
-          <w:sz w:val="22"/>
-        </w:rPr>
-      </w:r>
-      <w:r>
-        <w:rPr>
-          <w:rFonts w:ascii="Calibri" w:hAnsi="Calibri"/>
           <w:b/>
-          <w:sz w:val="22"/>
         </w:rPr>
         <w:t>Answers:</w:t>
       </w:r>
       <w:r>
+        <w:t xml:space="preserve"> (1) Adult monotherapy for PV without symptomatic splenomegaly. (2) Age &lt;60 </w:t>
+      </w:r>
+      <w:r>
         <w:rPr>
-          <w:rFonts w:ascii="Calibri" w:hAnsi="Calibri"/>
-          <w:sz w:val="22"/>
-        </w:rPr>
-        <w:t xml:space="preserve"> (1) Adult monotherapy for PV without symptomatic splenomegaly. (2) Age &lt;60 </w:t>
-      </w:r>
-      <w:r>
-        <w:rPr>
-          <w:rFonts w:ascii="Calibri" w:hAnsi="Calibri"/>
           <w:b/>
-          <w:sz w:val="22"/>
         </w:rPr>
         <w:t>and</w:t>
       </w:r>
       <w:r>
+        <w:t xml:space="preserve"> no thrombosis history. (3) </w:t>
+      </w:r>
+      <w:r>
         <w:rPr>
-          <w:rFonts w:ascii="Calibri" w:hAnsi="Calibri"/>
-          <w:sz w:val="22"/>
-        </w:rPr>
-        <w:t xml:space="preserve"> no thrombosis history. (3) </w:t>
-      </w:r>
-      <w:r>
-        <w:rPr>
-          <w:rFonts w:ascii="Calibri" w:hAnsi="Calibri"/>
           <w:b/>
-          <w:sz w:val="22"/>
         </w:rPr>
         <w:t>43.1% vs 46.0%, p=0.63</w:t>
       </w:r>
       <w:r>
+        <w:t xml:space="preserve"> (NS; non-inferiority not met). (4) 54.5% vs 34.9%, p=0.02. (5) </w:t>
+      </w:r>
+      <w:r>
         <w:rPr>
-          <w:rFonts w:ascii="Calibri" w:hAnsi="Calibri"/>
-          <w:sz w:val="22"/>
+          <w:b/>
         </w:rPr>
-        <w:t xml:space="preserve"> (NS; non-inferiority not met). (4) 54.5% vs 34.9%, p=0.02. (5) 0.94 vs 0.82, p=0.04; composite of TE / progression / death — </w:t>
+        <w:t>Ever-CHR by 36 months</w:t>
+      </w:r>
+      <w:r>
+        <w:t xml:space="preserve"> (criteria met at any time) — </w:t>
       </w:r>
       <w:r>
         <w:rPr>
-          <w:rFonts w:ascii="Calibri" w:hAnsi="Calibri"/>
           <w:b/>
-          <w:sz w:val="22"/>
         </w:rPr>
         <w:t>not</w:t>
       </w:r>
       <w:r>
+        <w:t xml:space="preserve"> the 5-year graph snapshot and </w:t>
+      </w:r>
+      <w:r>
         <w:rPr>
-          <w:rFonts w:ascii="Calibri" w:hAnsi="Calibri"/>
-          <w:sz w:val="22"/>
+          <w:b/>
         </w:rPr>
-        <w:t xml:space="preserve"> overall survival. (6) </w:t>
+        <w:t>not</w:t>
+      </w:r>
+      <w:r>
+        <w:t xml:space="preserve"> the 72-month primary. (6) 0.94 vs 0.82, p=0.04; composite of TE / progression / death — </w:t>
       </w:r>
       <w:r>
         <w:rPr>
-          <w:rFonts w:ascii="Calibri" w:hAnsi="Calibri"/>
           <w:b/>
-          <w:sz w:val="22"/>
+        </w:rPr>
+        <w:t>not</w:t>
+      </w:r>
+      <w:r>
+        <w:t xml:space="preserve"> overall survival. (7) </w:t>
+      </w:r>
+      <w:r>
+        <w:rPr>
+          <w:b/>
         </w:rPr>
         <w:t>100 µg</w:t>
       </w:r>
       <w:r>
+        <w:t xml:space="preserve"> q2w (50 if already on cytoreductive or GFR 15–29); </w:t>
+      </w:r>
+      <w:r>
         <w:rPr>
-          <w:rFonts w:ascii="Calibri" w:hAnsi="Calibri"/>
-          <w:sz w:val="22"/>
-        </w:rPr>
-        <w:t xml:space="preserve"> q2w (50 if already on cytoreductive); </w:t>
-      </w:r>
-      <w:r>
-        <w:rPr>
-          <w:rFonts w:ascii="Calibri" w:hAnsi="Calibri"/>
           <w:b/>
-          <w:sz w:val="22"/>
         </w:rPr>
         <w:t>do not</w:t>
       </w:r>
       <w:r>
+        <w:t xml:space="preserve"> teach </w:t>
+      </w:r>
+      <w:r>
         <w:rPr>
-          <w:rFonts w:ascii="Calibri" w:hAnsi="Calibri"/>
-          <w:sz w:val="22"/>
-        </w:rPr>
-        <w:t xml:space="preserve"> teach </w:t>
-      </w:r>
-      <w:r>
-        <w:rPr>
-          <w:rFonts w:ascii="Calibri" w:hAnsi="Calibri"/>
           <w:b/>
-          <w:sz w:val="22"/>
         </w:rPr>
         <w:t>250–350–500</w:t>
       </w:r>
       <w:r>
+        <w:t xml:space="preserve"> as HK start. (8) IFN-to-IFN superiority / potency comparison. (9) </w:t>
+      </w:r>
+      <w:r>
         <w:rPr>
-          <w:rFonts w:ascii="Calibri" w:hAnsi="Calibri"/>
-          <w:sz w:val="22"/>
-        </w:rPr>
-        <w:t xml:space="preserve"> as HK start. (7) IFN-to-IFN superiority / potency comparison. (8) </w:t>
-      </w:r>
-      <w:r>
-        <w:rPr>
-          <w:rFonts w:ascii="Calibri" w:hAnsi="Calibri"/>
           <w:b/>
-          <w:sz w:val="22"/>
         </w:rPr>
         <w:t>Two regimens</w:t>
       </w:r>
       <w:r>
-        <w:rPr>
-          <w:rFonts w:ascii="Calibri" w:hAnsi="Calibri"/>
-          <w:sz w:val="22"/>
-        </w:rPr>
         <w:t>; Medical yes/no in the room.</w:t>
       </w:r>
-      <w:r>
-        <w:rPr>
-          <w:rFonts w:ascii="Calibri" w:hAnsi="Calibri"/>
-          <w:sz w:val="22"/>
-        </w:rPr>
-      </w:r>
+      <w:r/>
     </w:p>
     <w:p>
       <w:pPr>
@@ -8652,12 +7195,7 @@
           <w:bottom w:val="single" w:sz="6" w:space="1" w:color="auto"/>
         </w:pBdr>
       </w:pPr>
-      <w:r>
-        <w:rPr>
-          <w:rFonts w:ascii="Calibri" w:hAnsi="Calibri"/>
-          <w:sz w:val="22"/>
-        </w:rPr>
-      </w:r>
+      <w:r/>
     </w:p>
     <w:p>
       <w:pPr>
@@ -8669,180 +7207,91 @@
       <w:r/>
     </w:p>
     <w:p>
+      <w:r/>
       <w:r>
         <w:rPr>
-          <w:rFonts w:ascii="Calibri" w:hAnsi="Calibri"/>
-          <w:sz w:val="22"/>
-        </w:rPr>
-      </w:r>
-      <w:r>
-        <w:rPr>
-          <w:rFonts w:ascii="Calibri" w:hAnsi="Calibri"/>
           <w:b/>
-          <w:sz w:val="22"/>
         </w:rPr>
         <w:t>Besremi® (ropeginterferon alfa-2b)</w:t>
       </w:r>
       <w:r>
-        <w:rPr>
-          <w:rFonts w:ascii="Calibri" w:hAnsi="Calibri"/>
-          <w:sz w:val="22"/>
-        </w:rPr>
         <w:t xml:space="preserve"> solution for injection, 500 mcg/mL prefilled syringe.</w:t>
         <w:br/>
       </w:r>
+      <w:r/>
       <w:r>
         <w:rPr>
-          <w:rFonts w:ascii="Calibri" w:hAnsi="Calibri"/>
-          <w:sz w:val="22"/>
-        </w:rPr>
-      </w:r>
-      <w:r>
-        <w:rPr>
-          <w:rFonts w:ascii="Calibri" w:hAnsi="Calibri"/>
           <w:b/>
-          <w:sz w:val="22"/>
         </w:rPr>
         <w:t>Indication (HK):</w:t>
       </w:r>
       <w:r>
-        <w:rPr>
-          <w:rFonts w:ascii="Calibri" w:hAnsi="Calibri"/>
-          <w:sz w:val="22"/>
-        </w:rPr>
         <w:t xml:space="preserve"> monotherapy in adults for polycythaemia vera without symptomatic splenomegaly.</w:t>
         <w:br/>
       </w:r>
+      <w:r/>
       <w:r>
         <w:rPr>
-          <w:rFonts w:ascii="Calibri" w:hAnsi="Calibri"/>
-          <w:sz w:val="22"/>
-        </w:rPr>
-      </w:r>
-      <w:r>
-        <w:rPr>
-          <w:rFonts w:ascii="Calibri" w:hAnsi="Calibri"/>
           <w:b/>
-          <w:sz w:val="22"/>
         </w:rPr>
         <w:t>Dosage:</w:t>
       </w:r>
       <w:r>
-        <w:rPr>
-          <w:rFonts w:ascii="Calibri" w:hAnsi="Calibri"/>
-          <w:sz w:val="22"/>
-        </w:rPr>
         <w:t xml:space="preserve"> start 100 mcg SC q2w (50 mcg if switching from other cytoreductive); increase by 50 mcg q2w to hematologic targets; max 500 mcg q2w; may extend to q4w after ≥1.5 years stable.</w:t>
         <w:br/>
       </w:r>
+      <w:r/>
       <w:r>
         <w:rPr>
-          <w:rFonts w:ascii="Calibri" w:hAnsi="Calibri"/>
-          <w:sz w:val="22"/>
-        </w:rPr>
-      </w:r>
-      <w:r>
-        <w:rPr>
-          <w:rFonts w:ascii="Calibri" w:hAnsi="Calibri"/>
           <w:b/>
-          <w:sz w:val="22"/>
         </w:rPr>
         <w:t>Contraindications:</w:t>
       </w:r>
       <w:r>
-        <w:rPr>
-          <w:rFonts w:ascii="Calibri" w:hAnsi="Calibri"/>
-          <w:sz w:val="22"/>
-        </w:rPr>
         <w:t xml:space="preserve"> include decompensated cirrhosis, ESRD GFR &lt;15, severe psychiatric disease, severe uncontrolled CV disease, autoimmune disease, immunosuppression after transplant, telbivudine, hypersensitivity.</w:t>
         <w:br/>
       </w:r>
+      <w:r/>
       <w:r>
         <w:rPr>
-          <w:rFonts w:ascii="Calibri" w:hAnsi="Calibri"/>
-          <w:sz w:val="22"/>
-        </w:rPr>
-      </w:r>
-      <w:r>
-        <w:rPr>
-          <w:rFonts w:ascii="Calibri" w:hAnsi="Calibri"/>
           <w:b/>
-          <w:sz w:val="22"/>
         </w:rPr>
         <w:t>Undesirable effects:</w:t>
       </w:r>
       <w:r>
-        <w:rPr>
-          <w:rFonts w:ascii="Calibri" w:hAnsi="Calibri"/>
-          <w:sz w:val="22"/>
-        </w:rPr>
         <w:t xml:space="preserve"> interferon-class effects (influenza-like symptoms, liver enzyme elevation, cytopenias, psychiatric, autoimmune, ischemic) — see full PI.</w:t>
         <w:br/>
       </w:r>
+      <w:r/>
       <w:r>
         <w:rPr>
-          <w:rFonts w:ascii="Calibri" w:hAnsi="Calibri"/>
-          <w:sz w:val="22"/>
-        </w:rPr>
-      </w:r>
-      <w:r>
-        <w:rPr>
-          <w:rFonts w:ascii="Calibri" w:hAnsi="Calibri"/>
           <w:b/>
-          <w:sz w:val="22"/>
         </w:rPr>
         <w:t>ADR reporting:</w:t>
       </w:r>
       <w:r>
-        <w:rPr>
-          <w:rFonts w:ascii="Calibri" w:hAnsi="Calibri"/>
-          <w:sz w:val="22"/>
-        </w:rPr>
         <w:t xml:space="preserve"> http://www.drugoffice.gov.hk/adr.html</w:t>
         <w:br/>
       </w:r>
+      <w:r/>
       <w:r>
         <w:rPr>
-          <w:rFonts w:ascii="Calibri" w:hAnsi="Calibri"/>
-          <w:sz w:val="22"/>
-        </w:rPr>
-      </w:r>
-      <w:r>
-        <w:rPr>
-          <w:rFonts w:ascii="Calibri" w:hAnsi="Calibri"/>
           <w:b/>
-          <w:sz w:val="22"/>
         </w:rPr>
         <w:t>Approval / PI date:</w:t>
       </w:r>
       <w:r>
-        <w:rPr>
-          <w:rFonts w:ascii="Calibri" w:hAnsi="Calibri"/>
-          <w:sz w:val="22"/>
-        </w:rPr>
         <w:t xml:space="preserve"> insert current HK registered PI date before print.</w:t>
         <w:br/>
       </w:r>
+      <w:r/>
       <w:r>
         <w:rPr>
-          <w:rFonts w:ascii="Calibri" w:hAnsi="Calibri"/>
-          <w:sz w:val="22"/>
-        </w:rPr>
-      </w:r>
-      <w:r>
-        <w:rPr>
-          <w:rFonts w:ascii="Calibri" w:hAnsi="Calibri"/>
           <w:i/>
-          <w:sz w:val="22"/>
         </w:rPr>
         <w:t>This training module is not the PI. Always refer to the current Hong Kong package insert.</w:t>
       </w:r>
-      <w:r>
-        <w:rPr>
-          <w:rFonts w:ascii="Calibri" w:hAnsi="Calibri"/>
-          <w:sz w:val="22"/>
-        </w:rPr>
-      </w:r>
+      <w:r/>
     </w:p>
     <w:p>
       <w:pPr>
@@ -8850,12 +7299,7 @@
           <w:bottom w:val="single" w:sz="6" w:space="1" w:color="auto"/>
         </w:pBdr>
       </w:pPr>
-      <w:r>
-        <w:rPr>
-          <w:rFonts w:ascii="Calibri" w:hAnsi="Calibri"/>
-          <w:sz w:val="22"/>
-        </w:rPr>
-      </w:r>
+      <w:r/>
     </w:p>
     <w:p>
       <w:pPr>
@@ -8867,40 +7311,20 @@
       <w:r/>
     </w:p>
     <w:p>
+      <w:r/>
+      <w:r>
+        <w:t xml:space="preserve">A certified, lexicon-aligned physician narrative (CHR + EFS vs HU, disease-modification goals, honest titration) is the same evidence spine as the HA dossier. Misuse of NCCN “preferred” or HU scare statistics in the private market creates a </w:t>
+      </w:r>
       <w:r>
         <w:rPr>
-          <w:rFonts w:ascii="Calibri" w:hAnsi="Calibri"/>
-          <w:sz w:val="22"/>
-        </w:rPr>
-      </w:r>
-      <w:r>
-        <w:rPr>
-          <w:rFonts w:ascii="Calibri" w:hAnsi="Calibri"/>
-          <w:sz w:val="22"/>
-        </w:rPr>
-        <w:t xml:space="preserve">A certified, lexicon-aligned physician narrative (CHR + EFS vs HU, disease-modification goals, honest titration) is the same evidence spine as the HA dossier. Misuse of NCCN “preferred” or HU scare statistics in the private market creates a </w:t>
-      </w:r>
-      <w:r>
-        <w:rPr>
-          <w:rFonts w:ascii="Calibri" w:hAnsi="Calibri"/>
           <w:b/>
-          <w:sz w:val="22"/>
         </w:rPr>
         <w:t>compliance and credibility risk</w:t>
       </w:r>
       <w:r>
-        <w:rPr>
-          <w:rFonts w:ascii="Calibri" w:hAnsi="Calibri"/>
-          <w:sz w:val="22"/>
-        </w:rPr>
         <w:t xml:space="preserve"> that can follow the brand into formulary Q&amp;A. Keep private-market talk-tracks identical in substance to what Medical will defend at HA.</w:t>
       </w:r>
-      <w:r>
-        <w:rPr>
-          <w:rFonts w:ascii="Calibri" w:hAnsi="Calibri"/>
-          <w:sz w:val="22"/>
-        </w:rPr>
-      </w:r>
+      <w:r/>
     </w:p>
     <w:p>
       <w:pPr>
@@ -8908,12 +7332,7 @@
           <w:bottom w:val="single" w:sz="6" w:space="1" w:color="auto"/>
         </w:pBdr>
       </w:pPr>
-      <w:r>
-        <w:rPr>
-          <w:rFonts w:ascii="Calibri" w:hAnsi="Calibri"/>
-          <w:sz w:val="22"/>
-        </w:rPr>
-      </w:r>
+      <w:r/>
     </w:p>
     <w:p>
       <w:pPr>
@@ -8925,40 +7344,20 @@
       <w:r/>
     </w:p>
     <w:p>
+      <w:r/>
+      <w:r>
+        <w:t xml:space="preserve">Quote only live programs: Base Case (buy 5 get 1) and Private Sector (buy 2 get 1, private, first year, </w:t>
+      </w:r>
       <w:r>
         <w:rPr>
-          <w:rFonts w:ascii="Calibri" w:hAnsi="Calibri"/>
-          <w:sz w:val="22"/>
-        </w:rPr>
-      </w:r>
-      <w:r>
-        <w:rPr>
-          <w:rFonts w:ascii="Calibri" w:hAnsi="Calibri"/>
-          <w:sz w:val="22"/>
-        </w:rPr>
-        <w:t xml:space="preserve">Quote only live programs: Base Case (buy 5 get 1) and Private Sector (buy 2 get 1, private, first year, </w:t>
-      </w:r>
-      <w:r>
-        <w:rPr>
-          <w:rFonts w:ascii="Calibri" w:hAnsi="Calibri"/>
           <w:b/>
-          <w:sz w:val="22"/>
         </w:rPr>
         <w:t>ends 2026</w:t>
       </w:r>
       <w:r>
-        <w:rPr>
-          <w:rFonts w:ascii="Calibri" w:hAnsi="Calibri"/>
-          <w:sz w:val="22"/>
-        </w:rPr>
         <w:t>). Re-confirm with market access before each HCP conversation as the 2026 expiry approaches.</w:t>
       </w:r>
-      <w:r>
-        <w:rPr>
-          <w:rFonts w:ascii="Calibri" w:hAnsi="Calibri"/>
-          <w:sz w:val="22"/>
-        </w:rPr>
-      </w:r>
+      <w:r/>
     </w:p>
     <w:p>
       <w:pPr>
@@ -8966,12 +7365,7 @@
           <w:bottom w:val="single" w:sz="6" w:space="1" w:color="auto"/>
         </w:pBdr>
       </w:pPr>
-      <w:r>
-        <w:rPr>
-          <w:rFonts w:ascii="Calibri" w:hAnsi="Calibri"/>
-          <w:sz w:val="22"/>
-        </w:rPr>
-      </w:r>
+      <w:r/>
     </w:p>
     <w:p>
       <w:pPr>
@@ -8989,25 +7383,11 @@
         <w:spacing w:line="240" w:lineRule="auto"/>
         <w:ind w:left="720"/>
       </w:pPr>
-      <w:r>
-        <w:rPr>
-          <w:rFonts w:ascii="Calibri" w:hAnsi="Calibri"/>
-          <w:sz w:val="22"/>
-        </w:rPr>
-      </w:r>
-      <w:r>
-        <w:rPr>
-          <w:rFonts w:ascii="Calibri" w:hAnsi="Calibri"/>
-          <w:sz w:val="22"/>
-        </w:rPr>
+      <w:r/>
+      <w:r>
         <w:t>~500 PV patients in HK (planning figure in role memory).</w:t>
       </w:r>
-      <w:r>
-        <w:rPr>
-          <w:rFonts w:ascii="Calibri" w:hAnsi="Calibri"/>
-          <w:sz w:val="22"/>
-        </w:rPr>
-      </w:r>
+      <w:r/>
     </w:p>
     <w:p>
       <w:pPr>
@@ -9015,39 +7395,20 @@
         <w:spacing w:line="240" w:lineRule="auto"/>
         <w:ind w:left="720"/>
       </w:pPr>
-      <w:r>
-        <w:rPr>
-          <w:rFonts w:ascii="Calibri" w:hAnsi="Calibri"/>
-          <w:sz w:val="22"/>
-        </w:rPr>
-      </w:r>
-      <w:r>
-        <w:rPr>
-          <w:rFonts w:ascii="Calibri" w:hAnsi="Calibri"/>
-          <w:sz w:val="22"/>
-        </w:rPr>
+      <w:r/>
+      <w:r>
         <w:t xml:space="preserve">Pieces A and B are the attached approved-style artworks; Piece B reference code </w:t>
       </w:r>
       <w:r>
         <w:rPr>
           <w:rFonts w:ascii="Courier" w:hAnsi="Courier"/>
-          <w:sz w:val="22"/>
         </w:rPr>
         <w:t>PEC-BES-HK020126</w:t>
       </w:r>
       <w:r>
-        <w:rPr>
-          <w:rFonts w:ascii="Calibri" w:hAnsi="Calibri"/>
-          <w:sz w:val="22"/>
-        </w:rPr>
         <w:t>.</w:t>
       </w:r>
-      <w:r>
-        <w:rPr>
-          <w:rFonts w:ascii="Calibri" w:hAnsi="Calibri"/>
-          <w:sz w:val="22"/>
-        </w:rPr>
-      </w:r>
+      <w:r/>
     </w:p>
     <w:p>
       <w:pPr>
@@ -9055,25 +7416,11 @@
         <w:spacing w:line="240" w:lineRule="auto"/>
         <w:ind w:left="720"/>
       </w:pPr>
-      <w:r>
-        <w:rPr>
-          <w:rFonts w:ascii="Calibri" w:hAnsi="Calibri"/>
-          <w:sz w:val="22"/>
-        </w:rPr>
-      </w:r>
-      <w:r>
-        <w:rPr>
-          <w:rFonts w:ascii="Calibri" w:hAnsi="Calibri"/>
-          <w:sz w:val="22"/>
-        </w:rPr>
+      <w:r/>
+      <w:r>
         <w:t>Global lexicon still permits named PROUD-PV / CONTINUATION-PV CHR and EFS claims vs HU/BAT.</w:t>
       </w:r>
-      <w:r>
-        <w:rPr>
-          <w:rFonts w:ascii="Calibri" w:hAnsi="Calibri"/>
-          <w:sz w:val="22"/>
-        </w:rPr>
-      </w:r>
+      <w:r/>
     </w:p>
     <w:p>
       <w:pPr>
@@ -9081,46 +7428,21 @@
         <w:spacing w:line="240" w:lineRule="auto"/>
         <w:ind w:left="720"/>
       </w:pPr>
+      <w:r/>
+      <w:r>
+        <w:t xml:space="preserve">NCCN language on Piece B has already been artwork-approved for HK scientific use; this module does </w:t>
+      </w:r>
       <w:r>
         <w:rPr>
-          <w:rFonts w:ascii="Calibri" w:hAnsi="Calibri"/>
-          <w:sz w:val="22"/>
-        </w:rPr>
-      </w:r>
-      <w:r>
-        <w:rPr>
-          <w:rFonts w:ascii="Calibri" w:hAnsi="Calibri"/>
-          <w:sz w:val="22"/>
-        </w:rPr>
-        <w:t xml:space="preserve">NCCN language on Piece B has already been artwork-approved for HK scientific use; this module does </w:t>
-      </w:r>
-      <w:r>
-        <w:rPr>
-          <w:rFonts w:ascii="Calibri" w:hAnsi="Calibri"/>
           <w:b/>
-          <w:sz w:val="22"/>
         </w:rPr>
         <w:t>not</w:t>
       </w:r>
       <w:r>
-        <w:rPr>
-          <w:rFonts w:ascii="Calibri" w:hAnsi="Calibri"/>
-          <w:sz w:val="22"/>
-        </w:rPr>
         <w:t xml:space="preserve"> newly adopt NCCN as a local claim.</w:t>
       </w:r>
-      <w:r>
-        <w:rPr>
-          <w:rFonts w:ascii="Calibri" w:hAnsi="Calibri"/>
-          <w:sz w:val="22"/>
-        </w:rPr>
-      </w:r>
-      <w:r>
-        <w:rPr>
-          <w:rFonts w:ascii="Calibri" w:hAnsi="Calibri"/>
-          <w:sz w:val="22"/>
-        </w:rPr>
-      </w:r>
+      <w:r/>
+      <w:r/>
     </w:p>
     <w:p>
       <w:pPr>
@@ -9138,33 +7460,17 @@
         <w:spacing w:line="240" w:lineRule="auto"/>
         <w:ind w:left="720"/>
       </w:pPr>
+      <w:r/>
       <w:r>
         <w:rPr>
-          <w:rFonts w:ascii="Calibri" w:hAnsi="Calibri"/>
-          <w:sz w:val="22"/>
-        </w:rPr>
-      </w:r>
-      <w:r>
-        <w:rPr>
-          <w:rFonts w:ascii="Calibri" w:hAnsi="Calibri"/>
           <w:b/>
-          <w:sz w:val="22"/>
         </w:rPr>
         <w:t>Compliance:</w:t>
       </w:r>
       <w:r>
-        <w:rPr>
-          <w:rFonts w:ascii="Calibri" w:hAnsi="Calibri"/>
-          <w:sz w:val="22"/>
-        </w:rPr>
         <w:t xml:space="preserve"> NCCN “preferred,” HU 10-year mortality/MF percentages, and the CHR line graph can all over-claim if the field paraphrases them. Mitigant: primary 54.5% + EFS p=0.04 as the only comparative headlines; posters as visual support with footnotes.</w:t>
       </w:r>
-      <w:r>
-        <w:rPr>
-          <w:rFonts w:ascii="Calibri" w:hAnsi="Calibri"/>
-          <w:sz w:val="22"/>
-        </w:rPr>
-      </w:r>
+      <w:r/>
     </w:p>
     <w:p>
       <w:pPr>
@@ -9172,63 +7478,35 @@
         <w:spacing w:line="240" w:lineRule="auto"/>
         <w:ind w:left="720"/>
       </w:pPr>
+      <w:r/>
       <w:r>
         <w:rPr>
-          <w:rFonts w:ascii="Calibri" w:hAnsi="Calibri"/>
-          <w:sz w:val="22"/>
-        </w:rPr>
-      </w:r>
-      <w:r>
-        <w:rPr>
-          <w:rFonts w:ascii="Calibri" w:hAnsi="Calibri"/>
           <w:b/>
-          <w:sz w:val="22"/>
         </w:rPr>
         <w:t>Cherry-pick accusation:</w:t>
       </w:r>
       <w:r>
+        <w:t xml:space="preserve"> Showing only month 72 without </w:t>
+      </w:r>
+      <w:r>
         <w:rPr>
-          <w:rFonts w:ascii="Calibri" w:hAnsi="Calibri"/>
-          <w:sz w:val="22"/>
-        </w:rPr>
-        <w:t xml:space="preserve"> Showing only month 72 without </w:t>
-      </w:r>
-      <w:r>
-        <w:rPr>
-          <w:rFonts w:ascii="Calibri" w:hAnsi="Calibri"/>
           <w:b/>
-          <w:sz w:val="22"/>
         </w:rPr>
         <w:t>43% vs 46%</w:t>
       </w:r>
       <w:r>
+        <w:t xml:space="preserve"> at month 12. Mitigant: year-1 slide </w:t>
+      </w:r>
+      <w:r>
         <w:rPr>
-          <w:rFonts w:ascii="Calibri" w:hAnsi="Calibri"/>
-          <w:sz w:val="22"/>
-        </w:rPr>
-        <w:t xml:space="preserve"> at month 12. Mitigant: year-1 slide </w:t>
-      </w:r>
-      <w:r>
-        <w:rPr>
-          <w:rFonts w:ascii="Calibri" w:hAnsi="Calibri"/>
           <w:b/>
-          <w:sz w:val="22"/>
         </w:rPr>
         <w:t>before</w:t>
       </w:r>
       <w:r>
-        <w:rPr>
-          <w:rFonts w:ascii="Calibri" w:hAnsi="Calibri"/>
-          <w:sz w:val="22"/>
-        </w:rPr>
         <w:t xml:space="preserve"> the win.</w:t>
       </w:r>
-      <w:r>
-        <w:rPr>
-          <w:rFonts w:ascii="Calibri" w:hAnsi="Calibri"/>
-          <w:sz w:val="22"/>
-        </w:rPr>
-      </w:r>
+      <w:r/>
     </w:p>
     <w:p>
       <w:pPr>
@@ -9236,33 +7514,17 @@
         <w:spacing w:line="240" w:lineRule="auto"/>
         <w:ind w:left="720"/>
       </w:pPr>
+      <w:r/>
       <w:r>
         <w:rPr>
-          <w:rFonts w:ascii="Calibri" w:hAnsi="Calibri"/>
-          <w:sz w:val="22"/>
-        </w:rPr>
-      </w:r>
-      <w:r>
-        <w:rPr>
-          <w:rFonts w:ascii="Calibri" w:hAnsi="Calibri"/>
           <w:b/>
-          <w:sz w:val="22"/>
         </w:rPr>
         <w:t>Off-label drift:</w:t>
       </w:r>
       <w:r>
-        <w:rPr>
-          <w:rFonts w:ascii="Calibri" w:hAnsi="Calibri"/>
-          <w:sz w:val="22"/>
-        </w:rPr>
         <w:t xml:space="preserve"> Piece A’s ET/PMF columns invite “do you have data in ET?” Mitigant: 80/20 PV time split; reactive-only script.</w:t>
       </w:r>
-      <w:r>
-        <w:rPr>
-          <w:rFonts w:ascii="Calibri" w:hAnsi="Calibri"/>
-          <w:sz w:val="22"/>
-        </w:rPr>
-      </w:r>
+      <w:r/>
     </w:p>
     <w:p>
       <w:pPr>
@@ -9270,69 +7532,36 @@
         <w:spacing w:line="240" w:lineRule="auto"/>
         <w:ind w:left="720"/>
       </w:pPr>
+      <w:r/>
       <w:r>
         <w:rPr>
-          <w:rFonts w:ascii="Calibri" w:hAnsi="Calibri"/>
-          <w:sz w:val="22"/>
-        </w:rPr>
-      </w:r>
-      <w:r>
-        <w:rPr>
-          <w:rFonts w:ascii="Calibri" w:hAnsi="Calibri"/>
           <w:b/>
-          <w:sz w:val="22"/>
         </w:rPr>
         <w:t>Dose mix-up:</w:t>
       </w:r>
       <w:r>
+        <w:t xml:space="preserve"> Low-PV </w:t>
+      </w:r>
+      <w:r>
         <w:rPr>
-          <w:rFonts w:ascii="Calibri" w:hAnsi="Calibri"/>
-          <w:sz w:val="22"/>
-        </w:rPr>
-        <w:t xml:space="preserve"> Low-PV </w:t>
-      </w:r>
-      <w:r>
-        <w:rPr>
-          <w:rFonts w:ascii="Calibri" w:hAnsi="Calibri"/>
           <w:b/>
-          <w:sz w:val="22"/>
         </w:rPr>
         <w:t>fixed 100 µg</w:t>
       </w:r>
       <w:r>
+        <w:t xml:space="preserve"> taught as if it were the HK PI titration. Mitigant: Medical gate + two-regimen banner; HIDAT 250–350–500 certified as </w:t>
+      </w:r>
+      <w:r>
         <w:rPr>
-          <w:rFonts w:ascii="Calibri" w:hAnsi="Calibri"/>
-          <w:sz w:val="22"/>
-        </w:rPr>
-        <w:t xml:space="preserve"> taught as if it were the HK PI titration. Mitigant: Medical gate + two-regimen banner; HIDAT 250–350–500 certified as </w:t>
-      </w:r>
-      <w:r>
-        <w:rPr>
-          <w:rFonts w:ascii="Calibri" w:hAnsi="Calibri"/>
           <w:b/>
-          <w:sz w:val="22"/>
         </w:rPr>
         <w:t>do-not-use</w:t>
       </w:r>
       <w:r>
-        <w:rPr>
-          <w:rFonts w:ascii="Calibri" w:hAnsi="Calibri"/>
-          <w:sz w:val="22"/>
-        </w:rPr>
         <w:t>.</w:t>
       </w:r>
-      <w:r>
-        <w:rPr>
-          <w:rFonts w:ascii="Calibri" w:hAnsi="Calibri"/>
-          <w:sz w:val="22"/>
-        </w:rPr>
-      </w:r>
-      <w:r>
-        <w:rPr>
-          <w:rFonts w:ascii="Calibri" w:hAnsi="Calibri"/>
-          <w:sz w:val="22"/>
-        </w:rPr>
-      </w:r>
+      <w:r/>
+      <w:r/>
     </w:p>
     <w:p>
       <w:pPr>
@@ -9706,12 +7935,7 @@
       </w:tr>
     </w:tbl>
     <w:p>
-      <w:r>
-        <w:rPr>
-          <w:rFonts w:ascii="Calibri" w:hAnsi="Calibri"/>
-          <w:sz w:val="22"/>
-        </w:rPr>
-      </w:r>
+      <w:r/>
     </w:p>
     <w:p>
       <w:pPr>
@@ -9729,39 +7953,20 @@
         <w:spacing w:line="240" w:lineRule="auto"/>
         <w:ind w:left="720"/>
       </w:pPr>
-      <w:r>
-        <w:rPr>
-          <w:rFonts w:ascii="Calibri" w:hAnsi="Calibri"/>
-          <w:sz w:val="22"/>
-        </w:rPr>
-      </w:r>
-      <w:r>
-        <w:rPr>
-          <w:rFonts w:ascii="Calibri" w:hAnsi="Calibri"/>
-          <w:sz w:val="22"/>
-        </w:rPr>
+      <w:r/>
+      <w:r>
         <w:t xml:space="preserve">Piece B artwork </w:t>
       </w:r>
       <w:r>
         <w:rPr>
           <w:rFonts w:ascii="Courier" w:hAnsi="Courier"/>
-          <w:sz w:val="22"/>
         </w:rPr>
         <w:t>PEC-BES-HK020126</w:t>
       </w:r>
       <w:r>
-        <w:rPr>
-          <w:rFonts w:ascii="Calibri" w:hAnsi="Calibri"/>
-          <w:sz w:val="22"/>
-        </w:rPr>
         <w:t xml:space="preserve"> (NCCN pathway, HU long-term rates, CHR/EFS visuals)</w:t>
       </w:r>
-      <w:r>
-        <w:rPr>
-          <w:rFonts w:ascii="Calibri" w:hAnsi="Calibri"/>
-          <w:sz w:val="22"/>
-        </w:rPr>
-      </w:r>
+      <w:r/>
     </w:p>
     <w:p>
       <w:pPr>
@@ -9769,40 +7974,20 @@
         <w:spacing w:line="240" w:lineRule="auto"/>
         <w:ind w:left="720"/>
       </w:pPr>
+      <w:r/>
+      <w:r>
+        <w:t xml:space="preserve">Gisslinger H, et al. </w:t>
+      </w:r>
       <w:r>
         <w:rPr>
-          <w:rFonts w:ascii="Calibri" w:hAnsi="Calibri"/>
-          <w:sz w:val="22"/>
-        </w:rPr>
-      </w:r>
-      <w:r>
-        <w:rPr>
-          <w:rFonts w:ascii="Calibri" w:hAnsi="Calibri"/>
-          <w:sz w:val="22"/>
-        </w:rPr>
-        <w:t xml:space="preserve">Gisslinger H, et al. </w:t>
-      </w:r>
-      <w:r>
-        <w:rPr>
-          <w:rFonts w:ascii="Calibri" w:hAnsi="Calibri"/>
           <w:i/>
-          <w:sz w:val="22"/>
         </w:rPr>
         <w:t>Leukemia</w:t>
       </w:r>
       <w:r>
-        <w:rPr>
-          <w:rFonts w:ascii="Calibri" w:hAnsi="Calibri"/>
-          <w:sz w:val="22"/>
-        </w:rPr>
         <w:t>. 2023. PROUD-PV / CONTINUATION-PV EFS and CHR (including LOCF sensitivity)</w:t>
       </w:r>
-      <w:r>
-        <w:rPr>
-          <w:rFonts w:ascii="Calibri" w:hAnsi="Calibri"/>
-          <w:sz w:val="22"/>
-        </w:rPr>
-      </w:r>
+      <w:r/>
     </w:p>
     <w:p>
       <w:pPr>
@@ -9810,40 +7995,20 @@
         <w:spacing w:line="240" w:lineRule="auto"/>
         <w:ind w:left="720"/>
       </w:pPr>
+      <w:r/>
+      <w:r>
+        <w:t xml:space="preserve">Kiladjian J-J, et al. </w:t>
+      </w:r>
       <w:r>
         <w:rPr>
-          <w:rFonts w:ascii="Calibri" w:hAnsi="Calibri"/>
-          <w:sz w:val="22"/>
-        </w:rPr>
-      </w:r>
-      <w:r>
-        <w:rPr>
-          <w:rFonts w:ascii="Calibri" w:hAnsi="Calibri"/>
-          <w:sz w:val="22"/>
-        </w:rPr>
-        <w:t xml:space="preserve">Kiladjian J-J, et al. </w:t>
-      </w:r>
-      <w:r>
-        <w:rPr>
-          <w:rFonts w:ascii="Calibri" w:hAnsi="Calibri"/>
           <w:i/>
-          <w:sz w:val="22"/>
         </w:rPr>
         <w:t>Lancet Haematol</w:t>
       </w:r>
       <w:r>
-        <w:rPr>
-          <w:rFonts w:ascii="Calibri" w:hAnsi="Calibri"/>
-          <w:sz w:val="22"/>
-        </w:rPr>
         <w:t>. (PROUD-PV 12-month CHR 43% vs 46%; safety)</w:t>
       </w:r>
-      <w:r>
-        <w:rPr>
-          <w:rFonts w:ascii="Calibri" w:hAnsi="Calibri"/>
-          <w:sz w:val="22"/>
-        </w:rPr>
-      </w:r>
+      <w:r/>
     </w:p>
     <w:p>
       <w:pPr>
@@ -9851,48 +8016,26 @@
         <w:spacing w:line="240" w:lineRule="auto"/>
         <w:ind w:left="720"/>
       </w:pPr>
+      <w:r/>
+      <w:r>
+        <w:t xml:space="preserve">Barbui T, et al. </w:t>
+      </w:r>
       <w:r>
         <w:rPr>
-          <w:rFonts w:ascii="Calibri" w:hAnsi="Calibri"/>
-          <w:sz w:val="22"/>
-        </w:rPr>
-      </w:r>
-      <w:r>
-        <w:rPr>
-          <w:rFonts w:ascii="Calibri" w:hAnsi="Calibri"/>
-          <w:sz w:val="22"/>
-        </w:rPr>
-        <w:t xml:space="preserve">Barbui T, et al. </w:t>
-      </w:r>
-      <w:r>
-        <w:rPr>
-          <w:rFonts w:ascii="Calibri" w:hAnsi="Calibri"/>
           <w:i/>
-          <w:sz w:val="22"/>
         </w:rPr>
         <w:t>NEJM Evidence</w:t>
       </w:r>
       <w:r>
+        <w:t xml:space="preserve">. 2023. Low-PV vs phlebotomy — </w:t>
+      </w:r>
+      <w:r>
         <w:rPr>
-          <w:rFonts w:ascii="Calibri" w:hAnsi="Calibri"/>
-          <w:sz w:val="22"/>
-        </w:rPr>
-        <w:t xml:space="preserve">. 2023. Low-PV vs phlebotomy — </w:t>
-      </w:r>
-      <w:r>
-        <w:rPr>
-          <w:rFonts w:ascii="Calibri" w:hAnsi="Calibri"/>
           <w:b/>
-          <w:sz w:val="22"/>
         </w:rPr>
         <w:t>gated</w:t>
       </w:r>
-      <w:r>
-        <w:rPr>
-          <w:rFonts w:ascii="Calibri" w:hAnsi="Calibri"/>
-          <w:sz w:val="22"/>
-        </w:rPr>
-      </w:r>
+      <w:r/>
     </w:p>
     <w:p>
       <w:pPr>
@@ -9900,33 +8043,17 @@
         <w:spacing w:line="240" w:lineRule="auto"/>
         <w:ind w:left="720"/>
       </w:pPr>
+      <w:r/>
+      <w:r>
+        <w:t xml:space="preserve">Edahiro Y, et al. 2022. Japan Ph2, PI-like 100 µg start; alopecia 55.2% — </w:t>
+      </w:r>
       <w:r>
         <w:rPr>
-          <w:rFonts w:ascii="Calibri" w:hAnsi="Calibri"/>
-          <w:sz w:val="22"/>
-        </w:rPr>
-      </w:r>
-      <w:r>
-        <w:rPr>
-          <w:rFonts w:ascii="Calibri" w:hAnsi="Calibri"/>
-          <w:sz w:val="22"/>
-        </w:rPr>
-        <w:t xml:space="preserve">Edahiro Y, et al. 2022. Japan Ph2, PI-like 100 µg start; alopecia 55.2% — </w:t>
-      </w:r>
-      <w:r>
-        <w:rPr>
-          <w:rFonts w:ascii="Calibri" w:hAnsi="Calibri"/>
           <w:b/>
-          <w:sz w:val="22"/>
         </w:rPr>
         <w:t>Medical gate</w:t>
       </w:r>
-      <w:r>
-        <w:rPr>
-          <w:rFonts w:ascii="Calibri" w:hAnsi="Calibri"/>
-          <w:sz w:val="22"/>
-        </w:rPr>
-      </w:r>
+      <w:r/>
     </w:p>
     <w:p>
       <w:pPr>
@@ -9934,25 +8061,11 @@
         <w:spacing w:line="240" w:lineRule="auto"/>
         <w:ind w:left="720"/>
       </w:pPr>
-      <w:r>
-        <w:rPr>
-          <w:rFonts w:ascii="Calibri" w:hAnsi="Calibri"/>
-          <w:sz w:val="22"/>
-        </w:rPr>
-      </w:r>
-      <w:r>
-        <w:rPr>
-          <w:rFonts w:ascii="Calibri" w:hAnsi="Calibri"/>
-          <w:sz w:val="22"/>
-        </w:rPr>
+      <w:r/>
+      <w:r>
         <w:t>AMWG 2023 (Gill, Kwong, HKU) — Asia overlay, not HA</w:t>
       </w:r>
-      <w:r>
-        <w:rPr>
-          <w:rFonts w:ascii="Calibri" w:hAnsi="Calibri"/>
-          <w:sz w:val="22"/>
-        </w:rPr>
-      </w:r>
+      <w:r/>
     </w:p>
     <w:p>
       <w:pPr>
@@ -9960,39 +8073,20 @@
         <w:spacing w:line="240" w:lineRule="auto"/>
         <w:ind w:left="720"/>
       </w:pPr>
-      <w:r>
-        <w:rPr>
-          <w:rFonts w:ascii="Calibri" w:hAnsi="Calibri"/>
-          <w:sz w:val="22"/>
-        </w:rPr>
-      </w:r>
-      <w:r>
-        <w:rPr>
-          <w:rFonts w:ascii="Calibri" w:hAnsi="Calibri"/>
-          <w:sz w:val="22"/>
-        </w:rPr>
+      <w:r/>
+      <w:r>
         <w:t xml:space="preserve">HK PI — Besremi (see </w:t>
       </w:r>
       <w:r>
         <w:rPr>
           <w:rFonts w:ascii="Courier" w:hAnsi="Courier"/>
-          <w:sz w:val="22"/>
         </w:rPr>
         <w:t>besremi-hk-pi-summary.md</w:t>
       </w:r>
       <w:r>
-        <w:rPr>
-          <w:rFonts w:ascii="Calibri" w:hAnsi="Calibri"/>
-          <w:sz w:val="22"/>
-        </w:rPr>
         <w:t>)</w:t>
       </w:r>
-      <w:r>
-        <w:rPr>
-          <w:rFonts w:ascii="Calibri" w:hAnsi="Calibri"/>
-          <w:sz w:val="22"/>
-        </w:rPr>
-      </w:r>
+      <w:r/>
     </w:p>
     <w:p>
       <w:pPr>
@@ -10000,25 +8094,11 @@
         <w:spacing w:line="240" w:lineRule="auto"/>
         <w:ind w:left="720"/>
       </w:pPr>
-      <w:r>
-        <w:rPr>
-          <w:rFonts w:ascii="Calibri" w:hAnsi="Calibri"/>
-          <w:sz w:val="22"/>
-        </w:rPr>
-      </w:r>
-      <w:r>
-        <w:rPr>
-          <w:rFonts w:ascii="Calibri" w:hAnsi="Calibri"/>
-          <w:sz w:val="22"/>
-        </w:rPr>
+      <w:r/>
+      <w:r>
         <w:t>NCCN Guidelines — Myeloproliferative Neoplasms (US; as depicted on Piece B)</w:t>
       </w:r>
-      <w:r>
-        <w:rPr>
-          <w:rFonts w:ascii="Calibri" w:hAnsi="Calibri"/>
-          <w:sz w:val="22"/>
-        </w:rPr>
-      </w:r>
+      <w:r/>
     </w:p>
     <w:p>
       <w:pPr>
@@ -10026,25 +8106,11 @@
         <w:spacing w:line="240" w:lineRule="auto"/>
         <w:ind w:left="720"/>
       </w:pPr>
-      <w:r>
-        <w:rPr>
-          <w:rFonts w:ascii="Calibri" w:hAnsi="Calibri"/>
-          <w:sz w:val="22"/>
-        </w:rPr>
-      </w:r>
-      <w:r>
-        <w:rPr>
-          <w:rFonts w:ascii="Calibri" w:hAnsi="Calibri"/>
-          <w:sz w:val="22"/>
-        </w:rPr>
+      <w:r/>
+      <w:r>
         <w:t>WHO 2016 PV diagnostic criteria (as depicted on Piece A)</w:t>
       </w:r>
-      <w:r>
-        <w:rPr>
-          <w:rFonts w:ascii="Calibri" w:hAnsi="Calibri"/>
-          <w:sz w:val="22"/>
-        </w:rPr>
-      </w:r>
+      <w:r/>
     </w:p>
     <w:p>
       <w:pPr>
@@ -10052,25 +8118,11 @@
         <w:spacing w:line="240" w:lineRule="auto"/>
         <w:ind w:left="720"/>
       </w:pPr>
-      <w:r>
-        <w:rPr>
-          <w:rFonts w:ascii="Calibri" w:hAnsi="Calibri"/>
-          <w:sz w:val="22"/>
-        </w:rPr>
-      </w:r>
-      <w:r>
-        <w:rPr>
-          <w:rFonts w:ascii="Calibri" w:hAnsi="Calibri"/>
-          <w:sz w:val="22"/>
-        </w:rPr>
+      <w:r/>
+      <w:r>
         <w:t>HKAPI Code of Practice 21st ed. §§3.5, 4, 5; UMAO Cap. 231</w:t>
       </w:r>
-      <w:r>
-        <w:rPr>
-          <w:rFonts w:ascii="Calibri" w:hAnsi="Calibri"/>
-          <w:sz w:val="22"/>
-        </w:rPr>
-      </w:r>
+      <w:r/>
     </w:p>
     <w:sectPr>
       <w:headerReference w:type="default" r:id="rId9"/>
@@ -10092,10 +8144,9 @@
     </w:pPr>
     <w:r>
       <w:rPr>
-        <w:color w:val="5A6577"/>
         <w:sz w:val="16"/>
       </w:rPr>
-      <w:t xml:space="preserve">PharmaEssentia Asia (Hong Kong) Limited  ·  PEC-BES-HK020126  ·  Mid sensitivity  ·  Page </w:t>
+      <w:t xml:space="preserve">PharmaEssentia Asia (Hong Kong) Limited  ·  Mid sensitivity  ·  Page </w:t>
     </w:r>
     <w:r>
       <w:fldChar w:fldCharType="begin"/>
@@ -10118,7 +8169,7 @@
         <w:color w:val="E07A2F"/>
         <w:sz w:val="18"/>
       </w:rPr>
-      <w:t>DRAFT — NOT FOR FIELD USE  |  BESREMi physician product training (HK) v2  |  26 Aug 2026 meeting</w:t>
+      <w:t>DRAFT — NOT FOR FIELD USE  |  BESREMi physician product training (HK) v2  |  26 Aug 2026</w:t>
     </w:r>
   </w:p>
 </w:hdr>

--- a/industry/pm-reference/physician-product-training.docx
+++ b/industry/pm-reference/physician-product-training.docx
@@ -7,7 +7,7 @@
         <w:pStyle w:val="Heading1"/>
       </w:pPr>
       <w:r>
-        <w:t>BESREMi physician product training (HK) — v2 (meeting-ready)</w:t>
+        <w:t>BESREMi physician product training (HK) — v3 (brochure-first)</w:t>
       </w:r>
       <w:r/>
       <w:r/>
@@ -54,7 +54,7 @@
         <w:t>Revision date:</w:t>
       </w:r>
       <w:r>
-        <w:t xml:space="preserve"> 2026-08-25 (v2)</w:t>
+        <w:t xml:space="preserve"> 2026-08-26 (v3 — brochure-first)</w:t>
         <w:br/>
       </w:r>
       <w:r/>
@@ -62,10 +62,10 @@
         <w:rPr>
           <w:b/>
         </w:rPr>
-        <w:t>Meeting:</w:t>
-      </w:r>
-      <w:r>
-        <w:t xml:space="preserve"> Wednesday 26 Aug 2026 — use </w:t>
+        <w:t>Meeting today:</w:t>
+      </w:r>
+      <w:r>
+        <w:t xml:space="preserve"> (1) Internal cert — </w:t>
       </w:r>
       <w:hyperlink r:id="rId11">
         <w:r>
@@ -77,18 +77,28 @@
         </w:r>
       </w:hyperlink>
       <w:r>
-        <w:t xml:space="preserve"> as the run-of-show.</w:t>
-        <w:br/>
-      </w:r>
-      <w:r/>
+        <w:t xml:space="preserve">. (2) </w:t>
+      </w:r>
       <w:r>
         <w:rPr>
           <w:b/>
         </w:rPr>
-        <w:t>What changed in v2:</w:t>
-      </w:r>
-      <w:r>
-        <w:t xml:space="preserve"> Closed library gaps — year-1 PROUD-PV honesty, trial safety, EFS ≠ OS, AMWG overlay, gated Low-PV, HIDAT/do-not-use certification. Still no ET/MF/pregnancy promo.</w:t>
+        <w:t>Prof. Liang 1:1</w:t>
+      </w:r>
+      <w:r>
+        <w:t xml:space="preserve"> — </w:t>
+      </w:r>
+      <w:hyperlink r:id="rId12">
+        <w:r>
+          <w:rPr>
+            <w:color w:val="0000EE"/>
+            <w:u w:val="single"/>
+          </w:rPr>
+          <w:t>hcp-meeting-script-liang-20260826.md</w:t>
+        </w:r>
+      </w:hyperlink>
+      <w:r>
+        <w:t>.</w:t>
         <w:br/>
       </w:r>
       <w:r/>
@@ -96,28 +106,28 @@
         <w:rPr>
           <w:b/>
         </w:rPr>
-        <w:t>What changed after the full brochure:</w:t>
-      </w:r>
-      <w:r>
-        <w:t xml:space="preserve"> Training now maps the leave-behind’s 5-year CHR graph, </w:t>
+        <w:t>What changed in v3:</w:t>
+      </w:r>
+      <w:r>
+        <w:t xml:space="preserve"> Training spine is the </w:t>
       </w:r>
       <w:r>
         <w:rPr>
           <w:b/>
         </w:rPr>
-        <w:t>84.3% ever-CHR</w:t>
-      </w:r>
-      <w:r>
-        <w:t xml:space="preserve">, JAK2 </w:t>
+        <w:t>physician brochure</w:t>
+      </w:r>
+      <w:r>
+        <w:t xml:space="preserve"> (CHR graph → 84.3% ever-CHR → JAK2 8% vs 44% → EFS KM → 36-month AE table → PI). PI 43.1% / 54.5% are </w:t>
       </w:r>
       <w:r>
         <w:rPr>
           <w:b/>
         </w:rPr>
-        <w:t>8% vs 44%</w:t>
-      </w:r>
-      <w:r>
-        <w:t>, 36-month AE table, and PI page so field does not contradict the handout.</w:t>
+        <w:t>said out loud as the translation</w:t>
+      </w:r>
+      <w:r>
+        <w:t>, not as a competing headline.</w:t>
       </w:r>
       <w:r/>
       <w:r/>
@@ -474,7 +484,7 @@
             <w:tcW w:type="dxa" w:w="4824"/>
           </w:tcPr>
           <w:p>
-            <w:hyperlink r:id="rId12">
+            <w:hyperlink r:id="rId13">
               <w:r>
                 <w:rPr>
                   <w:color w:val="0000EE"/>
@@ -486,7 +496,7 @@
             <w:r>
               <w:t xml:space="preserve"> (this file) · Word: </w:t>
             </w:r>
-            <w:hyperlink r:id="rId13">
+            <w:hyperlink r:id="rId14">
               <w:r>
                 <w:rPr>
                   <w:color w:val="0000EE"/>
@@ -545,7 +555,7 @@
             <w:tcW w:type="dxa" w:w="4824"/>
           </w:tcPr>
           <w:p>
-            <w:hyperlink r:id="rId14">
+            <w:hyperlink r:id="rId15">
               <w:r>
                 <w:rPr>
                   <w:color w:val="0000EE"/>
@@ -573,7 +583,7 @@
             <w:tcW w:type="dxa" w:w="4824"/>
           </w:tcPr>
           <w:p>
-            <w:hyperlink r:id="rId15">
+            <w:hyperlink r:id="rId16">
               <w:r>
                 <w:rPr>
                   <w:color w:val="0000EE"/>
@@ -604,7 +614,7 @@
             <w:tcW w:type="dxa" w:w="4824"/>
           </w:tcPr>
           <w:p>
-            <w:hyperlink r:id="rId16">
+            <w:hyperlink r:id="rId17">
               <w:r>
                 <w:rPr>
                   <w:color w:val="0000EE"/>
@@ -635,7 +645,7 @@
             <w:tcW w:type="dxa" w:w="4824"/>
           </w:tcPr>
           <w:p>
-            <w:hyperlink r:id="rId17">
+            <w:hyperlink r:id="rId18">
               <w:r>
                 <w:rPr>
                   <w:color w:val="0000EE"/>
@@ -654,7 +664,10 @@
           </w:tcPr>
           <w:p>
             <w:r>
-              <w:t>Canva 12-slide deck (v1 visual; use HTML for v2)</w:t>
+              <w:rPr>
+                <w:b/>
+              </w:rPr>
+              <w:t>Prof. Liang 1:1 script (26 Aug)</w:t>
             </w:r>
           </w:p>
         </w:tc>
@@ -663,27 +676,27 @@
             <w:tcW w:type="dxa" w:w="4824"/>
           </w:tcPr>
           <w:p>
-            <w:hyperlink r:id="rId18">
+            <w:hyperlink r:id="rId12">
               <w:r>
                 <w:rPr>
                   <w:color w:val="0000EE"/>
                   <w:u w:val="single"/>
                 </w:rPr>
-                <w:t>Open in Canva</w:t>
+                <w:t>hcp-meeting-script-liang-20260826.md</w:t>
               </w:r>
             </w:hyperlink>
             <w:r>
-              <w:t xml:space="preserve"> (design </w:t>
-            </w:r>
-            <w:r>
-              <w:rPr>
-                <w:rFonts w:ascii="Courier" w:hAnsi="Courier"/>
-              </w:rPr>
-              <w:t>DAHTRbuo6kQ</w:t>
-            </w:r>
-            <w:r>
-              <w:t xml:space="preserve"> )</w:t>
-            </w:r>
+              <w:t xml:space="preserve"> · Word: </w:t>
+            </w:r>
+            <w:hyperlink r:id="rId19">
+              <w:r>
+                <w:rPr>
+                  <w:color w:val="0000EE"/>
+                  <w:u w:val="single"/>
+                </w:rPr>
+                <w:t>hcp-meeting-script-liang-20260826.docx</w:t>
+              </w:r>
+            </w:hyperlink>
           </w:p>
         </w:tc>
       </w:tr>
@@ -739,77 +752,81 @@
         <w:t>Do</w:t>
       </w:r>
       <w:r>
-        <w:t xml:space="preserve"> run disease-first, then </w:t>
+        <w:t xml:space="preserve"> walk the </w:t>
       </w:r>
       <w:r>
         <w:rPr>
           <w:b/>
         </w:rPr>
-        <w:t>say the year-1 miss before the 6-year win</w:t>
-      </w:r>
-      <w:r>
-        <w:t xml:space="preserve">, then safety, then HK PI. If you are </w:t>
+        <w:t>physician brochure in page order</w:t>
+      </w:r>
+      <w:r>
+        <w:t xml:space="preserve"> with every physician who receives it: CHR graph → 84.3% footnote → JAK2 → EFS → safety table → PI. </w:t>
       </w:r>
       <w:r>
         <w:rPr>
           <w:b/>
         </w:rPr>
-        <w:t>handing the full physician brochure</w:t>
-      </w:r>
-      <w:r>
-        <w:t xml:space="preserve"> (EFFICACY / SAFETY / OTHER INFO tabs), walk those pages and use </w:t>
-      </w:r>
-      <w:hyperlink r:id="rId16">
+        <w:t>Do not</w:t>
+      </w:r>
+      <w:r>
+        <w:t xml:space="preserve"> lecture a senior haematologist on WHO 2016. </w:t>
+      </w:r>
+      <w:r>
+        <w:rPr>
+          <w:b/>
+        </w:rPr>
+        <w:t>Do not</w:t>
+      </w:r>
+      <w:r>
+        <w:t xml:space="preserve"> import HIDAT, Pegasys superiority, ET/MF, pregnancy, or the Novartis early-MF PDF.</w:t>
+      </w:r>
+      <w:r/>
+    </w:p>
+    <w:p>
+      <w:r/>
+      <w:r>
+        <w:rPr>
+          <w:b/>
+        </w:rPr>
+        <w:t>HCP 1:1 (including Prof. Liang today):</w:t>
+      </w:r>
+      <w:r>
+        <w:t xml:space="preserve"> use </w:t>
+      </w:r>
+      <w:hyperlink r:id="rId12">
         <w:r>
           <w:rPr>
             <w:color w:val="0000EE"/>
             <w:u w:val="single"/>
           </w:rPr>
-          <w:t>physician-product-training-brochure-map.md</w:t>
+          <w:t>hcp-meeting-script-liang-20260826.md</w:t>
         </w:r>
       </w:hyperlink>
       <w:r>
-        <w:t xml:space="preserve"> as the translation layer. </w:t>
-      </w:r>
+        <w:t xml:space="preserve"> — consult style, ~25 minutes. Internal 60-minute cert still uses the meeting brief.</w:t>
+      </w:r>
+      <w:r/>
+    </w:p>
+    <w:p>
+      <w:r/>
       <w:r>
         <w:rPr>
           <w:b/>
         </w:rPr>
-        <w:t>Do not</w:t>
-      </w:r>
-      <w:r>
-        <w:t xml:space="preserve"> import HIDAT, Pegasys superiority, ET/MF, pregnancy, or the Novartis early-MF PDF (</w:t>
-      </w:r>
-      <w:r>
-        <w:rPr>
-          <w:rFonts w:ascii="Courier" w:hAnsi="Courier"/>
-        </w:rPr>
-        <w:t>20230508162013_1_slideshow.pdf</w:t>
-      </w:r>
-      <w:r>
-        <w:t>).</w:t>
-      </w:r>
-      <w:r/>
-    </w:p>
-    <w:p>
-      <w:r/>
+        <w:t>Same trials, different analyses — say it on the page.</w:t>
+      </w:r>
+      <w:r>
+        <w:t xml:space="preserve"> Graph month-12 (~62% vs ~75%) is </w:t>
+      </w:r>
       <w:r>
         <w:rPr>
           <w:b/>
         </w:rPr>
-        <w:t>The brochure and this training are the same trials, different analyses.</w:t>
-      </w:r>
-      <w:r>
-        <w:t xml:space="preserve"> The leave-behind graph (~62% vs ~75% at month 12; ~73% at month 60) and </w:t>
-      </w:r>
-      <w:r>
-        <w:rPr>
-          <w:b/>
-        </w:rPr>
-        <w:t>84.3% (107/127) ever-CHR</w:t>
-      </w:r>
-      <w:r>
-        <w:t xml:space="preserve"> will contradict the PI primary (</w:t>
+        <w:t>not</w:t>
+      </w:r>
+      <w:r>
+        <w:t xml:space="preserve"> PI </w:t>
       </w:r>
       <w:r>
         <w:rPr>
@@ -818,22 +835,31 @@
         <w:t>43.1% vs 46%</w:t>
       </w:r>
       <w:r>
-        <w:t xml:space="preserve"> at 12 months; </w:t>
+        <w:t xml:space="preserve">. </w:t>
       </w:r>
       <w:r>
         <w:rPr>
           <w:b/>
         </w:rPr>
-        <w:t>54.5% vs 34.9%</w:t>
-      </w:r>
-      <w:r>
-        <w:t xml:space="preserve"> at 72 months) unless you </w:t>
+        <w:t>84.3%</w:t>
+      </w:r>
+      <w:r>
+        <w:t xml:space="preserve"> is </w:t>
       </w:r>
       <w:r>
         <w:rPr>
           <w:b/>
         </w:rPr>
-        <w:t>name the analysis out loud</w:t>
+        <w:t>ever-CHR</w:t>
+      </w:r>
+      <w:r>
+        <w:t xml:space="preserve">. Late primary is </w:t>
+      </w:r>
+      <w:r>
+        <w:rPr>
+          <w:b/>
+        </w:rPr>
+        <w:t>54.5% vs 34.9%, p=0.02</w:t>
       </w:r>
       <w:r>
         <w:t>.</w:t>
@@ -980,25 +1006,43 @@
       </w:pPr>
       <w:r/>
       <w:r>
-        <w:t xml:space="preserve">Quote year-1 PROUD-PV </w:t>
+        <w:t xml:space="preserve">Walk the </w:t>
       </w:r>
       <w:r>
         <w:rPr>
           <w:b/>
         </w:rPr>
-        <w:t>honestly</w:t>
-      </w:r>
-      <w:r>
-        <w:t xml:space="preserve"> (43% vs 46%, NS) </w:t>
+        <w:t>brochure CHR page</w:t>
+      </w:r>
+      <w:r>
+        <w:t xml:space="preserve">: graph (HU ahead at 1 year, crossover by 24 months), </w:t>
       </w:r>
       <w:r>
         <w:rPr>
           <w:b/>
         </w:rPr>
-        <w:t>then</w:t>
-      </w:r>
-      <w:r>
-        <w:t xml:space="preserve"> 72-month CHR and EFS from named studies.</w:t>
+        <w:t>84.3% = ever-CHR</w:t>
+      </w:r>
+      <w:r>
+        <w:t xml:space="preserve">, then PI </w:t>
+      </w:r>
+      <w:r>
+        <w:rPr>
+          <w:b/>
+        </w:rPr>
+        <w:t>43.1% vs 46%</w:t>
+      </w:r>
+      <w:r>
+        <w:t xml:space="preserve"> and </w:t>
+      </w:r>
+      <w:r>
+        <w:rPr>
+          <w:b/>
+        </w:rPr>
+        <w:t>54.5% vs 34.9% at 72 months</w:t>
+      </w:r>
+      <w:r>
+        <w:t>.</w:t>
       </w:r>
       <w:r/>
     </w:p>
@@ -1010,7 +1054,16 @@
       </w:pPr>
       <w:r/>
       <w:r>
-        <w:t>Counsel trial safety (grade ≥3 similar to HU; more IFN-class discontinuations) without attacking HU.</w:t>
+        <w:t xml:space="preserve">Teach JAK2 </w:t>
+      </w:r>
+      <w:r>
+        <w:rPr>
+          <w:b/>
+        </w:rPr>
+        <w:t>37% → 8% vs 38% → 44%</w:t>
+      </w:r>
+      <w:r>
+        <w:t xml:space="preserve"> as core when that page is handed over; no TFR.</w:t>
       </w:r>
       <w:r/>
     </w:p>
@@ -1022,7 +1075,16 @@
       </w:pPr>
       <w:r/>
       <w:r>
-        <w:t>Handle Pegasys / China ropeg / HIDAT / “it failed at one year” without IFN-to-IFN superiority or off-label dosing.</w:t>
+        <w:t xml:space="preserve">Counsel the </w:t>
+      </w:r>
+      <w:r>
+        <w:rPr>
+          <w:b/>
+        </w:rPr>
+        <w:t>36-month all-causality table</w:t>
+      </w:r>
+      <w:r>
+        <w:t xml:space="preserve"> (liver enzymes, not worse cytopenias) plus drug-related D/C ~11% vs 2–3%.</w:t>
       </w:r>
       <w:r/>
     </w:p>
@@ -1034,16 +1096,7 @@
       </w:pPr>
       <w:r/>
       <w:r>
-        <w:t xml:space="preserve">Start, titrate, and stop per HK PI (100/50 µg — </w:t>
-      </w:r>
-      <w:r>
-        <w:rPr>
-          <w:b/>
-        </w:rPr>
-        <w:t>not</w:t>
-      </w:r>
-      <w:r>
-        <w:t xml:space="preserve"> 250–350–500); report ADRs; describe PSP only as currently approved.</w:t>
+        <w:t>Handle Pegasys / HIDAT / “it failed at one year” / “84% respond” without IFN-to-IFN superiority or mixing analyses.</w:t>
       </w:r>
       <w:r/>
       <w:r/>
@@ -1208,6 +1261,437 @@
       <w:r>
         <w:t>Talk-track (use this order)</w:t>
       </w:r>
+      <w:r/>
+    </w:p>
+    <w:p>
+      <w:pPr>
+        <w:pStyle w:val="Heading3"/>
+      </w:pPr>
+      <w:r>
+        <w:t>0. Default HCP 1:1 — walk the brochure (12–20 min)</w:t>
+      </w:r>
+      <w:r/>
+    </w:p>
+    <w:p>
+      <w:r/>
+      <w:r>
+        <w:t xml:space="preserve">Skip Piece A diagnosis if the physician is a senior haematologist. Open the leave-behind. Speak </w:t>
+      </w:r>
+      <w:r>
+        <w:rPr>
+          <w:b/>
+        </w:rPr>
+        <w:t>on the page</w:t>
+      </w:r>
+      <w:r>
+        <w:t>.</w:t>
+      </w:r>
+      <w:r/>
+    </w:p>
+    <w:tbl>
+      <w:tblPr>
+        <w:tblStyle w:val="TableGrid"/>
+        <w:tblW w:type="auto" w:w="0"/>
+        <w:tblLook w:firstColumn="1" w:firstRow="1" w:lastColumn="0" w:lastRow="0" w:noHBand="0" w:noVBand="1" w:val="04A0"/>
+      </w:tblPr>
+      <w:tblGrid>
+        <w:gridCol w:w="4824"/>
+        <w:gridCol w:w="4824"/>
+      </w:tblGrid>
+      <w:tr>
+        <w:tc>
+          <w:tcPr>
+            <w:tcW w:type="dxa" w:w="4824"/>
+          </w:tcPr>
+          <w:p>
+            <w:r>
+              <w:rPr>
+                <w:b/>
+              </w:rPr>
+              <w:t>Page</w:t>
+            </w:r>
+          </w:p>
+        </w:tc>
+        <w:tc>
+          <w:tcPr>
+            <w:tcW w:type="dxa" w:w="4824"/>
+          </w:tcPr>
+          <w:p>
+            <w:r>
+              <w:rPr>
+                <w:b/>
+              </w:rPr>
+              <w:t>What you say (short)</w:t>
+            </w:r>
+          </w:p>
+        </w:tc>
+      </w:tr>
+      <w:tr>
+        <w:tc>
+          <w:tcPr>
+            <w:tcW w:type="dxa" w:w="4824"/>
+          </w:tcPr>
+          <w:p>
+            <w:r>
+              <w:t>Open</w:t>
+            </w:r>
+          </w:p>
+        </w:tc>
+        <w:tc>
+          <w:tcPr>
+            <w:tcW w:type="dxa" w:w="4824"/>
+          </w:tcPr>
+          <w:p>
+            <w:r>
+              <w:t xml:space="preserve">Adult PV </w:t>
+            </w:r>
+            <w:r>
+              <w:rPr>
+                <w:b/>
+              </w:rPr>
+              <w:t>without symptomatic splenomegaly</w:t>
+            </w:r>
+            <w:r>
+              <w:t xml:space="preserve"> . Ask how they cytoreduce today.</w:t>
+            </w:r>
+          </w:p>
+        </w:tc>
+      </w:tr>
+      <w:tr>
+        <w:tc>
+          <w:tcPr>
+            <w:tcW w:type="dxa" w:w="4824"/>
+          </w:tcPr>
+          <w:p>
+            <w:r>
+              <w:t>CHR graph</w:t>
+            </w:r>
+          </w:p>
+        </w:tc>
+        <w:tc>
+          <w:tcPr>
+            <w:tcW w:type="dxa" w:w="4824"/>
+          </w:tcPr>
+          <w:p>
+            <w:r>
+              <w:t xml:space="preserve">HU ~ </w:t>
+            </w:r>
+            <w:r>
+              <w:rPr>
+                <w:b/>
+              </w:rPr>
+              <w:t>75% vs 62%</w:t>
+            </w:r>
+            <w:r>
+              <w:t xml:space="preserve"> at 12 months; crossover by 24; ~ </w:t>
+            </w:r>
+            <w:r>
+              <w:rPr>
+                <w:b/>
+              </w:rPr>
+              <w:t>73% vs 53%</w:t>
+            </w:r>
+            <w:r>
+              <w:t xml:space="preserve"> at 60. HU is faster (PI 2.6 vs 3.7 months).</w:t>
+            </w:r>
+          </w:p>
+        </w:tc>
+      </w:tr>
+      <w:tr>
+        <w:tc>
+          <w:tcPr>
+            <w:tcW w:type="dxa" w:w="4824"/>
+          </w:tcPr>
+          <w:p>
+            <w:r>
+              <w:t>84.3% (107/127)</w:t>
+            </w:r>
+          </w:p>
+        </w:tc>
+        <w:tc>
+          <w:tcPr>
+            <w:tcW w:type="dxa" w:w="4824"/>
+          </w:tcPr>
+          <w:p>
+            <w:r>
+              <w:rPr>
+                <w:b/>
+              </w:rPr>
+              <w:t>Ever-CHR</w:t>
+            </w:r>
+            <w:r>
+              <w:t xml:space="preserve"> by 36 months — criteria met </w:t>
+            </w:r>
+            <w:r>
+              <w:rPr>
+                <w:b/>
+              </w:rPr>
+              <w:t>at any time</w:t>
+            </w:r>
+            <w:r>
+              <w:t xml:space="preserve"> . Not the snapshot.</w:t>
+            </w:r>
+          </w:p>
+        </w:tc>
+      </w:tr>
+      <w:tr>
+        <w:tc>
+          <w:tcPr>
+            <w:tcW w:type="dxa" w:w="4824"/>
+          </w:tcPr>
+          <w:p>
+            <w:r>
+              <w:t>Translation</w:t>
+            </w:r>
+          </w:p>
+        </w:tc>
+        <w:tc>
+          <w:tcPr>
+            <w:tcW w:type="dxa" w:w="4824"/>
+          </w:tcPr>
+          <w:p>
+            <w:r>
+              <w:t xml:space="preserve">PI 12-mo </w:t>
+            </w:r>
+            <w:r>
+              <w:rPr>
+                <w:b/>
+              </w:rPr>
+              <w:t>43.1% vs 46.0%, p=0.63</w:t>
+            </w:r>
+            <w:r>
+              <w:t xml:space="preserve"> (discontinued = fail). Late primary </w:t>
+            </w:r>
+            <w:r>
+              <w:rPr>
+                <w:b/>
+              </w:rPr>
+              <w:t>54.5% vs 34.9%, p=0.02</w:t>
+            </w:r>
+            <w:r>
+              <w:t xml:space="preserve"> . LOCF 72.6% vs 47.3% ≈ this graph.</w:t>
+            </w:r>
+          </w:p>
+        </w:tc>
+      </w:tr>
+      <w:tr>
+        <w:tc>
+          <w:tcPr>
+            <w:tcW w:type="dxa" w:w="4824"/>
+          </w:tcPr>
+          <w:p>
+            <w:r>
+              <w:t>3% (4/127) TE</w:t>
+            </w:r>
+          </w:p>
+        </w:tc>
+        <w:tc>
+          <w:tcPr>
+            <w:tcW w:type="dxa" w:w="4824"/>
+          </w:tcPr>
+          <w:p>
+            <w:r>
+              <w:t xml:space="preserve">36-month major TE on n=127. </w:t>
+            </w:r>
+            <w:r>
+              <w:rPr>
+                <w:b/>
+              </w:rPr>
+              <w:t>Not</w:t>
+            </w:r>
+            <w:r>
+              <w:t xml:space="preserve"> EFS 5/95.</w:t>
+            </w:r>
+          </w:p>
+        </w:tc>
+      </w:tr>
+      <w:tr>
+        <w:tc>
+          <w:tcPr>
+            <w:tcW w:type="dxa" w:w="4824"/>
+          </w:tcPr>
+          <w:p>
+            <w:r>
+              <w:t>JAK2</w:t>
+            </w:r>
+          </w:p>
+        </w:tc>
+        <w:tc>
+          <w:tcPr>
+            <w:tcW w:type="dxa" w:w="4824"/>
+          </w:tcPr>
+          <w:p>
+            <w:r>
+              <w:rPr>
+                <w:b/>
+              </w:rPr>
+              <w:t>37% → 8%</w:t>
+            </w:r>
+            <w:r>
+              <w:t xml:space="preserve"> vs </w:t>
+            </w:r>
+            <w:r>
+              <w:rPr>
+                <w:b/>
+              </w:rPr>
+              <w:t>38% → 44%</w:t>
+            </w:r>
+            <w:r>
+              <w:t xml:space="preserve"> at 60 months. No stopping rule, no TFR.</w:t>
+            </w:r>
+          </w:p>
+        </w:tc>
+      </w:tr>
+      <w:tr>
+        <w:tc>
+          <w:tcPr>
+            <w:tcW w:type="dxa" w:w="4824"/>
+          </w:tcPr>
+          <w:p>
+            <w:r>
+              <w:t>EFS KM</w:t>
+            </w:r>
+          </w:p>
+        </w:tc>
+        <w:tc>
+          <w:tcPr>
+            <w:tcW w:type="dxa" w:w="4824"/>
+          </w:tcPr>
+          <w:p>
+            <w:r>
+              <w:rPr>
+                <w:b/>
+              </w:rPr>
+              <w:t>5/95 vs 12/74, p=0.04</w:t>
+            </w:r>
+            <w:r>
+              <w:t xml:space="preserve"> . Progression, death, TE. </w:t>
+            </w:r>
+            <w:r>
+              <w:rPr>
+                <w:b/>
+              </w:rPr>
+              <w:t>EFS ≠ OS.</w:t>
+            </w:r>
+            <w:r>
+              <w:t xml:space="preserve"> No “prevents leukemia.”</w:t>
+            </w:r>
+          </w:p>
+        </w:tc>
+      </w:tr>
+      <w:tr>
+        <w:tc>
+          <w:tcPr>
+            <w:tcW w:type="dxa" w:w="4824"/>
+          </w:tcPr>
+          <w:p>
+            <w:r>
+              <w:t>Safety p.9</w:t>
+            </w:r>
+          </w:p>
+        </w:tc>
+        <w:tc>
+          <w:tcPr>
+            <w:tcW w:type="dxa" w:w="4824"/>
+          </w:tcPr>
+          <w:p>
+            <w:r>
+              <w:t xml:space="preserve">Counts not worse vs HU. </w:t>
+            </w:r>
+            <w:r>
+              <w:rPr>
+                <w:b/>
+              </w:rPr>
+              <w:t>GGT 16% vs 2%</w:t>
+            </w:r>
+            <w:r>
+              <w:t xml:space="preserve"> (G≥3 8% vs 2%). D/C ~11% vs 2–3% is a different cut.</w:t>
+            </w:r>
+          </w:p>
+        </w:tc>
+      </w:tr>
+      <w:tr>
+        <w:tc>
+          <w:tcPr>
+            <w:tcW w:type="dxa" w:w="4824"/>
+          </w:tcPr>
+          <w:p>
+            <w:r>
+              <w:t>PI</w:t>
+            </w:r>
+          </w:p>
+        </w:tc>
+        <w:tc>
+          <w:tcPr>
+            <w:tcW w:type="dxa" w:w="4824"/>
+          </w:tcPr>
+          <w:p>
+            <w:r>
+              <w:t xml:space="preserve">Start </w:t>
+            </w:r>
+            <w:r>
+              <w:rPr>
+                <w:b/>
+              </w:rPr>
+              <w:t>100/50 µg</w:t>
+            </w:r>
+            <w:r>
+              <w:t xml:space="preserve"> , +50 q2w, max 500, may q4w after 1.5 y. Thyroid CI. </w:t>
+            </w:r>
+            <w:r>
+              <w:rPr>
+                <w:b/>
+              </w:rPr>
+              <w:t>Not HIDAT.</w:t>
+            </w:r>
+          </w:p>
+        </w:tc>
+      </w:tr>
+      <w:tr>
+        <w:tc>
+          <w:tcPr>
+            <w:tcW w:type="dxa" w:w="4824"/>
+          </w:tcPr>
+          <w:p>
+            <w:r>
+              <w:t>Close</w:t>
+            </w:r>
+          </w:p>
+        </w:tc>
+        <w:tc>
+          <w:tcPr>
+            <w:tcW w:type="dxa" w:w="4824"/>
+          </w:tcPr>
+          <w:p>
+            <w:r>
+              <w:t>One suitable patient, or the barrier. PSP only if terms confirmed.</w:t>
+            </w:r>
+          </w:p>
+        </w:tc>
+      </w:tr>
+    </w:tbl>
+    <w:p>
+      <w:r/>
+    </w:p>
+    <w:p>
+      <w:r/>
+      <w:r>
+        <w:rPr>
+          <w:b/>
+        </w:rPr>
+        <w:t>Prof. Liang today:</w:t>
+      </w:r>
+      <w:r>
+        <w:t xml:space="preserve"> use the dedicated script — do not run the 60-minute certification deck.</w:t>
+      </w:r>
+      <w:r/>
+    </w:p>
+    <w:p>
+      <w:pPr>
+        <w:pBdr>
+          <w:bottom w:val="single" w:sz="6" w:space="1" w:color="auto"/>
+        </w:pBdr>
+      </w:pPr>
       <w:r/>
     </w:p>
     <w:p>
@@ -3589,7 +4073,7 @@
         <w:pStyle w:val="Heading3"/>
       </w:pPr>
       <w:r>
-        <w:t>8. Piece B — BESREMi complete hematologic response (6 min)</w:t>
+        <w:t>8. Brochure CHR page — walk what they will hold (6 min)</w:t>
       </w:r>
       <w:r/>
     </w:p>
@@ -3599,7 +4083,7 @@
         <w:rPr>
           <w:b/>
         </w:rPr>
-        <w:t>CHR definition (Piece B):</w:t>
+        <w:t>CHR definition (on the page):</w:t>
       </w:r>
       <w:r>
         <w:t xml:space="preserve"> no phlebotomy in the past 3 months; hematocrit &lt;45%; leukocytes &lt;10 × 10⁹/L; platelets &lt;400 × 10⁹/L.</w:t>
@@ -3612,43 +4096,172 @@
         <w:rPr>
           <w:b/>
         </w:rPr>
-        <w:t>Poster claim:</w:t>
-      </w:r>
-      <w:r>
-        <w:t xml:space="preserve"> greater CHR vs control (HU/BAT) at 24 months, </w:t>
-      </w:r>
+        <w:t>Speak in this order (brochure first, PI second):</w:t>
+      </w:r>
+      <w:r/>
+      <w:r/>
+    </w:p>
+    <w:p>
+      <w:pPr>
+        <w:pStyle w:val="ListNumber"/>
+        <w:spacing w:line="240" w:lineRule="auto"/>
+        <w:ind w:left="720"/>
+      </w:pPr>
+      <w:r/>
       <w:r>
         <w:rPr>
           <w:b/>
         </w:rPr>
-        <w:t>sustained through 60 months</w:t>
-      </w:r>
-      <w:r>
-        <w:t>.</w:t>
-      </w:r>
-      <w:r/>
-    </w:p>
-    <w:p>
-      <w:r/>
+        <w:t>Graph:</w:t>
+      </w:r>
+      <w:r>
+        <w:t xml:space="preserve"> HU is ahead at </w:t>
+      </w:r>
       <w:r>
         <w:rPr>
           <w:b/>
         </w:rPr>
-        <w:t xml:space="preserve">Numbers to use in HK (named study — Gisslinger et al., </w:t>
-      </w:r>
-      <w:r>
-        <w:rPr>
-          <w:b/>
-          <w:i/>
-        </w:rPr>
-        <w:t>Leukemia</w:t>
+        <w:t>12 months (~75% vs ~62%)</w:t>
+      </w:r>
+      <w:r>
+        <w:t xml:space="preserve">. Lines </w:t>
       </w:r>
       <w:r>
         <w:rPr>
           <w:b/>
         </w:rPr>
-        <w:t xml:space="preserve"> 2023; PROUD-PV / CONTINUATION-PV):</w:t>
-      </w:r>
+        <w:t>cross by 24 months</w:t>
+      </w:r>
+      <w:r>
+        <w:t xml:space="preserve">. At </w:t>
+      </w:r>
+      <w:r>
+        <w:rPr>
+          <w:b/>
+        </w:rPr>
+        <w:t>60 months ~73% vs ~53%</w:t>
+      </w:r>
+      <w:r>
+        <w:t>. Headline on the art: greater CHR vs control at 24 months, sustained at 60 months.</w:t>
+      </w:r>
+      <w:r/>
+    </w:p>
+    <w:p>
+      <w:pPr>
+        <w:pStyle w:val="ListNumber"/>
+        <w:spacing w:line="240" w:lineRule="auto"/>
+        <w:ind w:left="720"/>
+      </w:pPr>
+      <w:r/>
+      <w:r>
+        <w:rPr>
+          <w:b/>
+        </w:rPr>
+        <w:t>84.3% (107/127):</w:t>
+      </w:r>
+      <w:r>
+        <w:t xml:space="preserve"> </w:t>
+      </w:r>
+      <w:r>
+        <w:rPr>
+          <w:b/>
+        </w:rPr>
+        <w:t>ever-CHR</w:t>
+      </w:r>
+      <w:r>
+        <w:t xml:space="preserve"> by 36 months — criteria met </w:t>
+      </w:r>
+      <w:r>
+        <w:rPr>
+          <w:b/>
+        </w:rPr>
+        <w:t>at any time</w:t>
+      </w:r>
+      <w:r>
+        <w:t xml:space="preserve"> (footnote). Not “84% still in CHR.”</w:t>
+      </w:r>
+      <w:r/>
+    </w:p>
+    <w:p>
+      <w:pPr>
+        <w:pStyle w:val="ListNumber"/>
+        <w:spacing w:line="240" w:lineRule="auto"/>
+        <w:ind w:left="720"/>
+      </w:pPr>
+      <w:r/>
+      <w:r>
+        <w:rPr>
+          <w:b/>
+        </w:rPr>
+        <w:t>Major TE 3% (4/127)</w:t>
+      </w:r>
+      <w:r>
+        <w:t xml:space="preserve"> at 36 months — do </w:t>
+      </w:r>
+      <w:r>
+        <w:rPr>
+          <w:b/>
+        </w:rPr>
+        <w:t>not</w:t>
+      </w:r>
+      <w:r>
+        <w:t xml:space="preserve"> mix with EFS 5/95.</w:t>
+      </w:r>
+      <w:r/>
+    </w:p>
+    <w:p>
+      <w:pPr>
+        <w:pStyle w:val="ListNumber"/>
+        <w:spacing w:line="240" w:lineRule="auto"/>
+        <w:ind w:left="720"/>
+      </w:pPr>
+      <w:r/>
+      <w:r>
+        <w:rPr>
+          <w:b/>
+        </w:rPr>
+        <w:t>PI translation (must still say):</w:t>
+      </w:r>
+      <w:r>
+        <w:t xml:space="preserve"> 12-month primary </w:t>
+      </w:r>
+      <w:r>
+        <w:rPr>
+          <w:b/>
+        </w:rPr>
+        <w:t>43.1% vs 46.0%, p=0.63</w:t>
+      </w:r>
+      <w:r>
+        <w:t xml:space="preserve"> (ITT; discontinued = failure; non-inferiority not met). Late primary </w:t>
+      </w:r>
+      <w:r>
+        <w:rPr>
+          <w:b/>
+        </w:rPr>
+        <w:t>54.5% vs 34.9% at 72 months, p=0.02</w:t>
+      </w:r>
+      <w:r>
+        <w:t xml:space="preserve"> (Gisslinger 2023). LOCF </w:t>
+      </w:r>
+      <w:r>
+        <w:rPr>
+          <w:b/>
+        </w:rPr>
+        <w:t>72.6% vs 47.3%</w:t>
+      </w:r>
+      <w:r>
+        <w:t xml:space="preserve"> is the published analogue of the ~70% graph. Mean time in CHR </w:t>
+      </w:r>
+      <w:r>
+        <w:rPr>
+          <w:b/>
+        </w:rPr>
+        <w:t>60.9% vs 41.2%</w:t>
+      </w:r>
+      <w:r>
+        <w:t xml:space="preserve"> (p=0.04).</w:t>
+      </w:r>
+      <w:r/>
       <w:r/>
     </w:p>
     <w:tbl>
@@ -3658,15 +4271,16 @@
         <w:tblLook w:firstColumn="1" w:firstRow="1" w:lastColumn="0" w:lastRow="0" w:noHBand="0" w:noVBand="1" w:val="04A0"/>
       </w:tblPr>
       <w:tblGrid>
-        <w:gridCol w:w="2412"/>
-        <w:gridCol w:w="2412"/>
-        <w:gridCol w:w="2412"/>
-        <w:gridCol w:w="2412"/>
+        <w:gridCol w:w="1930"/>
+        <w:gridCol w:w="1930"/>
+        <w:gridCol w:w="1930"/>
+        <w:gridCol w:w="1930"/>
+        <w:gridCol w:w="1930"/>
       </w:tblGrid>
       <w:tr>
         <w:tc>
           <w:tcPr>
-            <w:tcW w:type="dxa" w:w="2412"/>
+            <w:tcW w:type="dxa" w:w="1930"/>
           </w:tcPr>
           <w:p>
             <w:r>
@@ -3679,7 +4293,7 @@
         </w:tc>
         <w:tc>
           <w:tcPr>
-            <w:tcW w:type="dxa" w:w="2412"/>
+            <w:tcW w:type="dxa" w:w="1930"/>
           </w:tcPr>
           <w:p>
             <w:r>
@@ -3692,7 +4306,7 @@
         </w:tc>
         <w:tc>
           <w:tcPr>
-            <w:tcW w:type="dxa" w:w="2412"/>
+            <w:tcW w:type="dxa" w:w="1930"/>
           </w:tcPr>
           <w:p>
             <w:r>
@@ -3705,7 +4319,7 @@
         </w:tc>
         <w:tc>
           <w:tcPr>
-            <w:tcW w:type="dxa" w:w="2412"/>
+            <w:tcW w:type="dxa" w:w="1930"/>
           </w:tcPr>
           <w:p>
             <w:r>
@@ -3713,6 +4327,19 @@
                 <w:b/>
               </w:rPr>
               <w:t>Stats</w:t>
+            </w:r>
+          </w:p>
+        </w:tc>
+        <w:tc>
+          <w:tcPr>
+            <w:tcW w:type="dxa" w:w="1930"/>
+          </w:tcPr>
+          <w:p>
+            <w:r>
+              <w:rPr>
+                <w:b/>
+              </w:rPr>
+              <w:t>Role</w:t>
             </w:r>
           </w:p>
         </w:tc>
@@ -3720,62 +4347,51 @@
       <w:tr>
         <w:tc>
           <w:tcPr>
-            <w:tcW w:type="dxa" w:w="2412"/>
+            <w:tcW w:type="dxa" w:w="1930"/>
           </w:tcPr>
           <w:p>
             <w:r>
-              <w:rPr>
-                <w:b/>
-              </w:rPr>
-              <w:t>CHR at 72 months (primary; discontinued = non-responders)</w:t>
+              <w:t>Brochure graph, ~M12</w:t>
             </w:r>
           </w:p>
         </w:tc>
         <w:tc>
           <w:tcPr>
-            <w:tcW w:type="dxa" w:w="2412"/>
+            <w:tcW w:type="dxa" w:w="1930"/>
           </w:tcPr>
           <w:p>
             <w:r>
-              <w:rPr>
-                <w:b/>
-              </w:rPr>
-              <w:t>54.5%</w:t>
-            </w:r>
-            <w:r>
-              <w:t xml:space="preserve"> (48/88)</w:t>
+              <w:t>~62%</w:t>
             </w:r>
           </w:p>
         </w:tc>
         <w:tc>
           <w:tcPr>
-            <w:tcW w:type="dxa" w:w="2412"/>
+            <w:tcW w:type="dxa" w:w="1930"/>
           </w:tcPr>
           <w:p>
             <w:r>
-              <w:rPr>
-                <w:b/>
-              </w:rPr>
-              <w:t>34.9%</w:t>
-            </w:r>
-            <w:r>
-              <w:t xml:space="preserve"> (22/63)</w:t>
+              <w:t>~75%</w:t>
             </w:r>
           </w:p>
         </w:tc>
         <w:tc>
           <w:tcPr>
-            <w:tcW w:type="dxa" w:w="2412"/>
+            <w:tcW w:type="dxa" w:w="1930"/>
           </w:tcPr>
           <w:p>
             <w:r>
-              <w:t xml:space="preserve">RR 1.55; 95% CI 1.07–2.26; </w:t>
-            </w:r>
-            <w:r>
-              <w:rPr>
-                <w:b/>
-              </w:rPr>
-              <w:t>p=0.02</w:t>
+              <w:t>Visual on leave-behind</w:t>
+            </w:r>
+          </w:p>
+        </w:tc>
+        <w:tc>
+          <w:tcPr>
+            <w:tcW w:type="dxa" w:w="1930"/>
+          </w:tcPr>
+          <w:p>
+            <w:r>
+              <w:t>HU faster at 1 year</w:t>
             </w:r>
           </w:p>
         </w:tc>
@@ -3783,41 +4399,51 @@
       <w:tr>
         <w:tc>
           <w:tcPr>
-            <w:tcW w:type="dxa" w:w="2412"/>
+            <w:tcW w:type="dxa" w:w="1930"/>
           </w:tcPr>
           <w:p>
             <w:r>
-              <w:t>LOCF sensitivity (explains the poster’s ~70% visual)</w:t>
+              <w:t>Brochure graph, ~M60</w:t>
             </w:r>
           </w:p>
         </w:tc>
         <w:tc>
           <w:tcPr>
-            <w:tcW w:type="dxa" w:w="2412"/>
+            <w:tcW w:type="dxa" w:w="1930"/>
           </w:tcPr>
           <w:p>
             <w:r>
-              <w:t>72.6% (69/95)</w:t>
+              <w:t>~73%</w:t>
             </w:r>
           </w:p>
         </w:tc>
         <w:tc>
           <w:tcPr>
-            <w:tcW w:type="dxa" w:w="2412"/>
+            <w:tcW w:type="dxa" w:w="1930"/>
           </w:tcPr>
           <w:p>
             <w:r>
-              <w:t>47.3% (35/74)</w:t>
+              <w:t>~53%</w:t>
             </w:r>
           </w:p>
         </w:tc>
         <w:tc>
           <w:tcPr>
-            <w:tcW w:type="dxa" w:w="2412"/>
+            <w:tcW w:type="dxa" w:w="1930"/>
           </w:tcPr>
           <w:p>
             <w:r>
-              <w:t>RR 1.54; 95% CI 1.18–2.00; p=0.001</w:t>
+              <w:t>Visual on leave-behind</w:t>
+            </w:r>
+          </w:p>
+        </w:tc>
+        <w:tc>
+          <w:tcPr>
+            <w:tcW w:type="dxa" w:w="1930"/>
+          </w:tcPr>
+          <w:p>
+            <w:r>
+              <w:t>Long-term curve</w:t>
             </w:r>
           </w:p>
         </w:tc>
@@ -3825,93 +4451,54 @@
       <w:tr>
         <w:tc>
           <w:tcPr>
-            <w:tcW w:type="dxa" w:w="2412"/>
+            <w:tcW w:type="dxa" w:w="1930"/>
           </w:tcPr>
           <w:p>
             <w:r>
-              <w:t>Mean time in CHR</w:t>
+              <w:t>Ever-CHR by 36 mo</w:t>
             </w:r>
           </w:p>
         </w:tc>
         <w:tc>
           <w:tcPr>
-            <w:tcW w:type="dxa" w:w="2412"/>
+            <w:tcW w:type="dxa" w:w="1930"/>
           </w:tcPr>
           <w:p>
             <w:r>
-              <w:t>60.9%</w:t>
+              <w:rPr>
+                <w:b/>
+              </w:rPr>
+              <w:t>84.3% (107/127)</w:t>
             </w:r>
           </w:p>
         </w:tc>
         <w:tc>
           <w:tcPr>
-            <w:tcW w:type="dxa" w:w="2412"/>
+            <w:tcW w:type="dxa" w:w="1930"/>
           </w:tcPr>
           <w:p>
             <w:r>
-              <w:t>41.2%</w:t>
+              <w:t>—</w:t>
             </w:r>
           </w:p>
         </w:tc>
         <w:tc>
           <w:tcPr>
-            <w:tcW w:type="dxa" w:w="2412"/>
+            <w:tcW w:type="dxa" w:w="1930"/>
           </w:tcPr>
           <w:p>
             <w:r>
-              <w:t>p=0.04</w:t>
-            </w:r>
-          </w:p>
-        </w:tc>
-      </w:tr>
-    </w:tbl>
-    <w:p>
-      <w:r/>
-    </w:p>
-    <w:p>
-      <w:r/>
-      <w:r>
-        <w:rPr>
-          <w:b/>
-        </w:rPr>
-        <w:t>Field rule — three CHR numbers, say which one is on the page:</w:t>
-      </w:r>
-      <w:r/>
-    </w:p>
-    <w:tbl>
-      <w:tblPr>
-        <w:tblStyle w:val="TableGrid"/>
-        <w:tblW w:type="auto" w:w="0"/>
-        <w:tblLook w:firstColumn="1" w:firstRow="1" w:lastColumn="0" w:lastRow="0" w:noHBand="0" w:noVBand="1" w:val="04A0"/>
-      </w:tblPr>
-      <w:tblGrid>
-        <w:gridCol w:w="4824"/>
-        <w:gridCol w:w="4824"/>
-      </w:tblGrid>
-      <w:tr>
-        <w:tc>
-          <w:tcPr>
-            <w:tcW w:type="dxa" w:w="4824"/>
-          </w:tcPr>
-          <w:p>
-            <w:r>
-              <w:rPr>
-                <w:b/>
-              </w:rPr>
-              <w:t>If they are looking at…</w:t>
+              <w:t>Footnote: at any time</w:t>
             </w:r>
           </w:p>
         </w:tc>
         <w:tc>
           <w:tcPr>
-            <w:tcW w:type="dxa" w:w="4824"/>
+            <w:tcW w:type="dxa" w:w="1930"/>
           </w:tcPr>
           <w:p>
             <w:r>
-              <w:rPr>
-                <w:b/>
-              </w:rPr>
-              <w:t>You say</w:t>
+              <w:t>Not a snapshot</w:t>
             </w:r>
           </w:p>
         </w:tc>
@@ -3919,39 +4506,60 @@
       <w:tr>
         <w:tc>
           <w:tcPr>
-            <w:tcW w:type="dxa" w:w="4824"/>
+            <w:tcW w:type="dxa" w:w="1930"/>
           </w:tcPr>
           <w:p>
             <w:r>
-              <w:t xml:space="preserve">Brochure </w:t>
-            </w:r>
-            <w:r>
-              <w:rPr>
-                <w:b/>
-              </w:rPr>
-              <w:t>5-year graph</w:t>
-            </w:r>
-            <w:r>
-              <w:t xml:space="preserve"> (~62% vs ~75% at M12; crossover by M24; ~73% vs ~53% at M60)</w:t>
+              <w:t>PI 12-mo primary</w:t>
             </w:r>
           </w:p>
         </w:tc>
         <w:tc>
           <w:tcPr>
-            <w:tcW w:type="dxa" w:w="4824"/>
+            <w:tcW w:type="dxa" w:w="1930"/>
           </w:tcPr>
           <w:p>
-            <w:r>
-              <w:t xml:space="preserve">“This is the long-term CHR </w:t>
-            </w:r>
             <w:r>
               <w:rPr>
                 <w:b/>
               </w:rPr>
-              <w:t>curve on this leave-behind</w:t>
-            </w:r>
-            <w:r>
-              <w:t xml:space="preserve"> . HU is ahead at 1 year; ropeg crosses and holds.”</w:t>
+              <w:t>43.1%</w:t>
+            </w:r>
+          </w:p>
+        </w:tc>
+        <w:tc>
+          <w:tcPr>
+            <w:tcW w:type="dxa" w:w="1930"/>
+          </w:tcPr>
+          <w:p>
+            <w:r>
+              <w:rPr>
+                <w:b/>
+              </w:rPr>
+              <w:t>46.0%</w:t>
+            </w:r>
+          </w:p>
+        </w:tc>
+        <w:tc>
+          <w:tcPr>
+            <w:tcW w:type="dxa" w:w="1930"/>
+          </w:tcPr>
+          <w:p>
+            <w:r>
+              <w:rPr>
+                <w:b/>
+              </w:rPr>
+              <w:t>p=0.63</w:t>
+            </w:r>
+          </w:p>
+        </w:tc>
+        <w:tc>
+          <w:tcPr>
+            <w:tcW w:type="dxa" w:w="1930"/>
+          </w:tcPr>
+          <w:p>
+            <w:r>
+              <w:t>Honesty</w:t>
             </w:r>
           </w:p>
         </w:tc>
@@ -3959,45 +4567,66 @@
       <w:tr>
         <w:tc>
           <w:tcPr>
-            <w:tcW w:type="dxa" w:w="4824"/>
+            <w:tcW w:type="dxa" w:w="1930"/>
           </w:tcPr>
           <w:p>
             <w:r>
-              <w:t xml:space="preserve">Brochure </w:t>
-            </w:r>
-            <w:r>
-              <w:rPr>
-                <w:b/>
-              </w:rPr>
-              <w:t>84.3% (107/127)</w:t>
+              <w:t>72-mo primary (D/C = fail)</w:t>
             </w:r>
           </w:p>
         </w:tc>
         <w:tc>
           <w:tcPr>
-            <w:tcW w:type="dxa" w:w="4824"/>
+            <w:tcW w:type="dxa" w:w="1930"/>
           </w:tcPr>
           <w:p>
-            <w:r>
-              <w:t xml:space="preserve">“ </w:t>
-            </w:r>
             <w:r>
               <w:rPr>
                 <w:b/>
               </w:rPr>
-              <w:t>Ever</w:t>
-            </w:r>
-            <w:r>
-              <w:t xml:space="preserve"> achieved CHR by 36 months — criteria met </w:t>
-            </w:r>
+              <w:t>54.5%</w:t>
+            </w:r>
+            <w:r>
+              <w:t xml:space="preserve"> (48/88)</w:t>
+            </w:r>
+          </w:p>
+        </w:tc>
+        <w:tc>
+          <w:tcPr>
+            <w:tcW w:type="dxa" w:w="1930"/>
+          </w:tcPr>
+          <w:p>
             <w:r>
               <w:rPr>
                 <w:b/>
               </w:rPr>
-              <w:t>at any time</w:t>
-            </w:r>
-            <w:r>
-              <w:t xml:space="preserve"> . Not the snapshot on the graph.”</w:t>
+              <w:t>34.9%</w:t>
+            </w:r>
+            <w:r>
+              <w:t xml:space="preserve"> (22/63)</w:t>
+            </w:r>
+          </w:p>
+        </w:tc>
+        <w:tc>
+          <w:tcPr>
+            <w:tcW w:type="dxa" w:w="1930"/>
+          </w:tcPr>
+          <w:p>
+            <w:r>
+              <w:rPr>
+                <w:b/>
+              </w:rPr>
+              <w:t>p=0.02</w:t>
+            </w:r>
+          </w:p>
+        </w:tc>
+        <w:tc>
+          <w:tcPr>
+            <w:tcW w:type="dxa" w:w="1930"/>
+          </w:tcPr>
+          <w:p>
+            <w:r>
+              <w:t>PI-aligned late number</w:t>
             </w:r>
           </w:p>
         </w:tc>
@@ -4005,58 +4634,51 @@
       <w:tr>
         <w:tc>
           <w:tcPr>
-            <w:tcW w:type="dxa" w:w="4824"/>
+            <w:tcW w:type="dxa" w:w="1930"/>
           </w:tcPr>
           <w:p>
             <w:r>
-              <w:t>HK PI / haematologist who remembers PROUD-PV</w:t>
+              <w:t>LOCF 72 mo</w:t>
             </w:r>
           </w:p>
         </w:tc>
         <w:tc>
           <w:tcPr>
-            <w:tcW w:type="dxa" w:w="4824"/>
+            <w:tcW w:type="dxa" w:w="1930"/>
           </w:tcPr>
           <w:p>
             <w:r>
-              <w:t xml:space="preserve">“12-month primary </w:t>
-            </w:r>
-            <w:r>
-              <w:rPr>
-                <w:b/>
-              </w:rPr>
-              <w:t>43.1% vs 46.0%, p=0.63</w:t>
-            </w:r>
-            <w:r>
-              <w:t xml:space="preserve"> — discontinued counted as failures; non-inferiority not met.”</w:t>
-            </w:r>
-          </w:p>
-        </w:tc>
-      </w:tr>
-      <w:tr>
-        <w:tc>
-          <w:tcPr>
-            <w:tcW w:type="dxa" w:w="4824"/>
-          </w:tcPr>
-          <w:p>
-            <w:r>
-              <w:t>“What is the PI-aligned late number?”</w:t>
+              <w:t>72.6% (69/95)</w:t>
             </w:r>
           </w:p>
         </w:tc>
         <w:tc>
           <w:tcPr>
-            <w:tcW w:type="dxa" w:w="4824"/>
+            <w:tcW w:type="dxa" w:w="1930"/>
           </w:tcPr>
           <w:p>
             <w:r>
-              <w:rPr>
-                <w:b/>
-              </w:rPr>
-              <w:t>54.5% vs 34.9% at 72 months, p=0.02</w:t>
-            </w:r>
-            <w:r>
-              <w:t xml:space="preserve"> (Gisslinger 2023 primary). LOCF 72.6% vs 47.3% is the published analogue of the ~70% graph.</w:t>
+              <w:t>47.3% (35/74)</w:t>
+            </w:r>
+          </w:p>
+        </w:tc>
+        <w:tc>
+          <w:tcPr>
+            <w:tcW w:type="dxa" w:w="1930"/>
+          </w:tcPr>
+          <w:p>
+            <w:r>
+              <w:t>p=0.001</w:t>
+            </w:r>
+          </w:p>
+        </w:tc>
+        <w:tc>
+          <w:tcPr>
+            <w:tcW w:type="dxa" w:w="1930"/>
+          </w:tcPr>
+          <w:p>
+            <w:r>
+              <w:t>Analogue of the graph</w:t>
             </w:r>
           </w:p>
         </w:tc>
@@ -4071,90 +4693,10 @@
         <w:rPr>
           <w:b/>
         </w:rPr>
-        <w:t>Do not</w:t>
-      </w:r>
-      <w:r>
-        <w:t xml:space="preserve"> collapse those four rows into “about 80% respond.” The brochure may print 84.3% </w:t>
-      </w:r>
-      <w:r>
-        <w:rPr>
-          <w:b/>
-        </w:rPr>
-        <w:t>with its footnote</w:t>
-      </w:r>
-      <w:r>
-        <w:t>; you must say the footnote.</w:t>
-      </w:r>
-      <w:r/>
-    </w:p>
-    <w:p>
-      <w:r/>
-      <w:r>
-        <w:rPr>
-          <w:b/>
-        </w:rPr>
-        <w:t>Brochure callout, do not mix with EFS:</w:t>
-      </w:r>
-      <w:r>
-        <w:t xml:space="preserve"> major thromboembolic events </w:t>
-      </w:r>
-      <w:r>
-        <w:rPr>
-          <w:b/>
-        </w:rPr>
-        <w:t>3% (4/127)</w:t>
-      </w:r>
-      <w:r>
-        <w:t xml:space="preserve"> at 36 months. That is </w:t>
-      </w:r>
-      <w:r>
-        <w:rPr>
-          <w:b/>
-        </w:rPr>
-        <w:t>not</w:t>
-      </w:r>
-      <w:r>
-        <w:t xml:space="preserve"> the EFS first-event count of 5/95.</w:t>
-      </w:r>
-      <w:r/>
-    </w:p>
-    <w:p>
-      <w:r/>
-      <w:r>
-        <w:rPr>
-          <w:b/>
-        </w:rPr>
         <w:t>Titration honesty (HK PI):</w:t>
       </w:r>
       <w:r>
-        <w:t xml:space="preserve"> mean titration ~3.7 months (ropeg) vs ~2.6 months (hydroxycarbamide). HU may be preferred when </w:t>
-      </w:r>
-      <w:r>
-        <w:rPr>
-          <w:b/>
-        </w:rPr>
-        <w:t>early</w:t>
-      </w:r>
-      <w:r>
-        <w:t xml:space="preserve"> count reduction is needed to prevent thrombosis/bleeding. This is a clinical nuance, not an anti-product line. It is also why the graph’s month-12 dots sit </w:t>
-      </w:r>
-      <w:r>
-        <w:rPr>
-          <w:b/>
-        </w:rPr>
-        <w:t>above</w:t>
-      </w:r>
-      <w:r>
-        <w:t xml:space="preserve"> HU and </w:t>
-      </w:r>
-      <w:r>
-        <w:rPr>
-          <w:b/>
-        </w:rPr>
-        <w:t>below</w:t>
-      </w:r>
-      <w:r>
-        <w:t xml:space="preserve"> the PI 43.1% story at the same calendar time — different analysis, same pharmacology.</w:t>
+        <w:t xml:space="preserve"> ~3.7 vs ~2.6 months. Same pharmacology as the graph’s month-12 HU lead.</w:t>
       </w:r>
       <w:r/>
     </w:p>
@@ -4171,7 +4713,7 @@
         <w:pStyle w:val="Heading3"/>
       </w:pPr>
       <w:r>
-        <w:t>8b. Brochure — JAK2 V617F allele burden (if this page is in the room)</w:t>
+        <w:t>8b. Brochure JAK2 page — core when handed over</w:t>
       </w:r>
       <w:r/>
     </w:p>
@@ -8169,7 +8711,7 @@
         <w:color w:val="E07A2F"/>
         <w:sz w:val="18"/>
       </w:rPr>
-      <w:t>DRAFT — NOT FOR FIELD USE  |  BESREMi physician product training (HK) v2  |  26 Aug 2026</w:t>
+      <w:t>DRAFT — NOT FOR FIELD USE  |  BESREMi physician training v3  |  brochure-first  |  26 Aug 2026</w:t>
     </w:r>
   </w:p>
 </w:hdr>
